--- a/compressed_docx.docx
+++ b/compressed_docx.docx
@@ -4,284 +4,209 @@
   <w:body>
     <w:p>
       <w:pPr>
-        <w:pStyle w:val="Normal"/>
-        <w:spacing w:lineRule="auto" w:line="360" w:before="0" w:after="0"/>
-        <w:ind w:hanging="0" w:left="863" w:right="863"/>
-        <w:jc w:val="center"/>
-        <w:rPr>
-          <w:rFonts w:ascii="Times New Roman" w:hAnsi="Times New Roman"/>
+        <w:pStyle w:val="Heading2"/>
+        <w:spacing w:before="246" w:after="0"/>
+        <w:ind w:hanging="0" w:left="0" w:right="863"/>
+        <w:jc w:val="both"/>
+        <w:rPr/>
+      </w:pPr>
+      <w:r>
+        <w:rPr>
           <w:b/>
           <w:bCs/>
-          <w:spacing w:val="-4"/>
-          <w:sz w:val="28"/>
-          <w:szCs w:val="28"/>
-          <w:lang w:val="uk-UA"/>
-        </w:rPr>
-      </w:pPr>
-      <w:r>
-        <w:rPr>
-          <w:rFonts w:ascii="Times New Roman" w:hAnsi="Times New Roman"/>
+          <w:sz w:val="28"/>
+          <w:szCs w:val="28"/>
+          <w:lang w:val="ru-RU"/>
+        </w:rPr>
+        <w:t>1.2 Опис предмено</w:t>
+      </w:r>
+      <w:r>
+        <w:rPr>
           <w:b/>
           <w:bCs/>
-          <w:spacing w:val="-4"/>
-          <w:sz w:val="28"/>
-          <w:szCs w:val="28"/>
-          <w:lang w:val="uk-UA"/>
-        </w:rPr>
-        <w:t>ВСТУП</w:t>
-      </w:r>
-    </w:p>
-    <w:p>
-      <w:pPr>
-        <w:pStyle w:val="Normal"/>
-        <w:spacing w:lineRule="auto" w:line="360" w:before="80" w:after="0"/>
-        <w:ind w:hanging="0" w:left="863" w:right="863"/>
-        <w:jc w:val="center"/>
-        <w:rPr>
-          <w:rFonts w:ascii="Times New Roman" w:hAnsi="Times New Roman"/>
-          <w:spacing w:val="-4"/>
-          <w:sz w:val="28"/>
-          <w:szCs w:val="28"/>
-        </w:rPr>
-      </w:pPr>
-      <w:r>
-        <w:rPr>
-          <w:rFonts w:ascii="Times New Roman" w:hAnsi="Times New Roman"/>
-          <w:spacing w:val="-4"/>
-          <w:sz w:val="28"/>
-          <w:szCs w:val="28"/>
-        </w:rPr>
+          <w:sz w:val="28"/>
+          <w:szCs w:val="28"/>
+          <w:lang w:val="uk-UA"/>
+        </w:rPr>
+        <w:t>ї області</w:t>
       </w:r>
     </w:p>
     <w:p>
       <w:pPr>
         <w:pStyle w:val="BodyText"/>
         <w:spacing w:lineRule="auto" w:line="360" w:before="0" w:after="0"/>
-        <w:jc w:val="both"/>
-        <w:rPr>
-          <w:rFonts w:ascii="Times New Roman" w:hAnsi="Times New Roman"/>
-          <w:sz w:val="28"/>
-          <w:szCs w:val="28"/>
-          <w:lang w:val="uk-UA"/>
-        </w:rPr>
-      </w:pPr>
-      <w:r>
-        <w:rPr>
-          <w:rFonts w:ascii="Times New Roman" w:hAnsi="Times New Roman"/>
-          <w:sz w:val="28"/>
-          <w:szCs w:val="28"/>
-          <w:lang w:val="uk-UA"/>
-        </w:rPr>
-        <w:tab/>
-        <w:t>У сучасному світі цифровізація торкається практично всіх сфер діяльності людини. Все більше компаній обирають онлайн-модель ведення бізнесу, що потребує надійних та масштабованих програмних рішень. Одним із таких рішень стала мікросервісна архітектура, яка дозволяє розділяти складні системи на окремі, незалежні компоненти. Це дає змогу пришвидшити розробку, тестування та впровадження нових функцій, а також забезпечує гнучкість при масштабуванні.</w:t>
+        <w:ind w:firstLine="567"/>
+        <w:jc w:val="both"/>
+        <w:rPr>
+          <w:lang w:val="uk-UA"/>
+        </w:rPr>
+      </w:pPr>
+      <w:r>
+        <w:rPr>
+          <w:lang w:val="uk-UA"/>
+        </w:rPr>
       </w:r>
     </w:p>
     <w:p>
       <w:pPr>
         <w:pStyle w:val="BodyText"/>
         <w:spacing w:lineRule="auto" w:line="360" w:before="0" w:after="0"/>
-        <w:jc w:val="both"/>
-        <w:rPr>
-          <w:rFonts w:ascii="Times New Roman" w:hAnsi="Times New Roman"/>
-          <w:sz w:val="28"/>
-          <w:szCs w:val="28"/>
-          <w:lang w:val="uk-UA"/>
-        </w:rPr>
-      </w:pPr>
-      <w:r>
-        <w:rPr>
-          <w:rFonts w:ascii="Times New Roman" w:hAnsi="Times New Roman"/>
-          <w:sz w:val="28"/>
-          <w:szCs w:val="28"/>
-          <w:lang w:val="uk-UA"/>
-        </w:rPr>
-        <w:tab/>
-        <w:t>Проте разом із перевагами мікросервісного підходу виникають і нові виклики. Серед них — складність комунікації між сервісами, необхідність узгодження транзакцій, а також забезпечення стійкості системи до відмов. Особливо актуальними ці виклики стають у критичних галузях, таких як обробка онлайн-замовлень, де збої можуть призвести до втрати клієнтів або фінансових збитків.</w:t>
+        <w:ind w:firstLine="567"/>
+        <w:jc w:val="both"/>
+        <w:rPr>
+          <w:rFonts w:ascii="Times New Roman" w:hAnsi="Times New Roman"/>
+          <w:b w:val="false"/>
+          <w:bCs w:val="false"/>
+          <w:sz w:val="28"/>
+          <w:szCs w:val="28"/>
+        </w:rPr>
+      </w:pPr>
+      <w:r>
+        <w:rPr>
+          <w:rFonts w:ascii="Times New Roman" w:hAnsi="Times New Roman"/>
+          <w:b w:val="false"/>
+          <w:bCs w:val="false"/>
+          <w:sz w:val="28"/>
+          <w:szCs w:val="28"/>
+        </w:rPr>
+        <w:t xml:space="preserve">Предметною областю системи є забезпечення надійності мікросервісних архітектур. У сучасних розподілених системах, особливо в сферах електронної комерції, фінансів та логістики, стабільність і узгодженість даних є критично важливими. Високий рівень масштабованості та незалежність сервісів у мікросервісній архітектурі роблять її зручною для розробки великих проєктів, </w:t>
       </w:r>
     </w:p>
     <w:p>
       <w:pPr>
         <w:pStyle w:val="BodyText"/>
         <w:spacing w:lineRule="auto" w:line="360" w:before="0" w:after="0"/>
-        <w:jc w:val="both"/>
-        <w:rPr>
-          <w:rFonts w:ascii="Times New Roman" w:hAnsi="Times New Roman"/>
-          <w:sz w:val="28"/>
-          <w:szCs w:val="28"/>
-          <w:lang w:val="uk-UA"/>
-        </w:rPr>
-      </w:pPr>
-      <w:r>
-        <w:rPr>
-          <w:rFonts w:ascii="Times New Roman" w:hAnsi="Times New Roman"/>
-          <w:sz w:val="28"/>
-          <w:szCs w:val="28"/>
-          <w:lang w:val="uk-UA"/>
-        </w:rPr>
-        <w:tab/>
-        <w:t>У таких умовах постає потреба у впровадженні надійних механізмів обробки подій, автоматичному реагуванні на помилки та забезпеченні спостережуваності за всіма компонентами системи.</w:t>
+        <w:ind w:hanging="0"/>
+        <w:jc w:val="both"/>
+        <w:rPr>
+          <w:rFonts w:ascii="Times New Roman" w:hAnsi="Times New Roman"/>
+          <w:b w:val="false"/>
+          <w:bCs w:val="false"/>
+          <w:sz w:val="28"/>
+          <w:szCs w:val="28"/>
+        </w:rPr>
+      </w:pPr>
+      <w:r>
+        <w:rPr>
+          <w:rFonts w:ascii="Times New Roman" w:hAnsi="Times New Roman"/>
+          <w:b w:val="false"/>
+          <w:bCs w:val="false"/>
+          <w:sz w:val="28"/>
+          <w:szCs w:val="28"/>
+        </w:rPr>
+        <w:t>але разом із тим створюють додаткові виклики у сфері транзакцій, комунікації</w:t>
       </w:r>
     </w:p>
     <w:p>
       <w:pPr>
         <w:pStyle w:val="BodyText"/>
         <w:spacing w:lineRule="auto" w:line="360" w:before="0" w:after="0"/>
-        <w:jc w:val="both"/>
-        <w:rPr>
-          <w:rFonts w:ascii="Times New Roman" w:hAnsi="Times New Roman"/>
-          <w:sz w:val="28"/>
-          <w:szCs w:val="28"/>
-          <w:lang w:val="uk-UA"/>
-        </w:rPr>
-      </w:pPr>
-      <w:r>
-        <w:rPr>
-          <w:rFonts w:ascii="Times New Roman" w:hAnsi="Times New Roman"/>
-          <w:sz w:val="28"/>
-          <w:szCs w:val="28"/>
-          <w:lang w:val="uk-UA"/>
-        </w:rPr>
-        <w:tab/>
-        <w:t>Метою кваліфікаційної роботи є зменшення ризику втрати даних і збоїв при обробці онлайн-замовлень шляхом впровадження механізмів надійності у мікросервісну систему</w:t>
+        <w:ind w:hanging="0"/>
+        <w:jc w:val="both"/>
+        <w:rPr>
+          <w:rFonts w:ascii="Times New Roman" w:hAnsi="Times New Roman"/>
+          <w:b w:val="false"/>
+          <w:bCs w:val="false"/>
+          <w:sz w:val="28"/>
+          <w:szCs w:val="28"/>
+        </w:rPr>
+      </w:pPr>
+      <w:r>
+        <w:rPr>
+          <w:rFonts w:ascii="Times New Roman" w:hAnsi="Times New Roman"/>
+          <w:b w:val="false"/>
+          <w:bCs w:val="false"/>
+          <w:sz w:val="28"/>
+          <w:szCs w:val="28"/>
+        </w:rPr>
+        <w:t>та моніторингу.</w:t>
       </w:r>
     </w:p>
     <w:p>
       <w:pPr>
         <w:pStyle w:val="BodyText"/>
         <w:spacing w:lineRule="auto" w:line="360" w:before="0" w:after="0"/>
-        <w:jc w:val="both"/>
-        <w:rPr>
-          <w:rFonts w:ascii="Times New Roman" w:hAnsi="Times New Roman"/>
-          <w:sz w:val="28"/>
-          <w:szCs w:val="28"/>
-          <w:lang w:val="uk-UA"/>
-        </w:rPr>
-      </w:pPr>
-      <w:r>
-        <w:rPr>
-          <w:rFonts w:ascii="Times New Roman" w:hAnsi="Times New Roman"/>
-          <w:sz w:val="28"/>
-          <w:szCs w:val="28"/>
-          <w:lang w:val="uk-UA"/>
-        </w:rPr>
+        <w:ind w:hanging="0"/>
+        <w:jc w:val="both"/>
+        <w:rPr>
+          <w:rFonts w:ascii="Times New Roman" w:hAnsi="Times New Roman"/>
+          <w:b w:val="false"/>
+          <w:bCs w:val="false"/>
+          <w:sz w:val="28"/>
+          <w:szCs w:val="28"/>
+        </w:rPr>
+      </w:pPr>
+      <w:r>
+        <w:rPr>
+          <w:rFonts w:ascii="Times New Roman" w:hAnsi="Times New Roman"/>
+          <w:b w:val="false"/>
+          <w:bCs w:val="false"/>
+          <w:sz w:val="28"/>
+          <w:szCs w:val="28"/>
+        </w:rPr>
+        <w:tab/>
+        <w:t>У таких системах можуть виникати ситуації, коли:</w:t>
+        <w:br/>
+        <w:tab/>
+        <w:t>а) транзакція виконується лише частково, через що стан даних у різних сервісах стає некоректним;</w:t>
       </w:r>
     </w:p>
     <w:p>
       <w:pPr>
         <w:pStyle w:val="BodyText"/>
         <w:spacing w:lineRule="auto" w:line="360" w:before="0" w:after="0"/>
-        <w:jc w:val="both"/>
-        <w:rPr>
-          <w:rFonts w:ascii="Times New Roman" w:hAnsi="Times New Roman"/>
-          <w:sz w:val="28"/>
-          <w:szCs w:val="28"/>
-          <w:lang w:val="uk-UA"/>
-        </w:rPr>
-      </w:pPr>
-      <w:r>
-        <w:rPr>
-          <w:rFonts w:ascii="Times New Roman" w:hAnsi="Times New Roman"/>
-          <w:sz w:val="28"/>
-          <w:szCs w:val="28"/>
-          <w:lang w:val="uk-UA"/>
-        </w:rPr>
-        <w:tab/>
-        <w:t>Об’єктом роботи є побудов</w:t>
-      </w:r>
-      <w:r>
-        <w:rPr>
-          <w:rFonts w:ascii="Times New Roman" w:hAnsi="Times New Roman"/>
-          <w:sz w:val="28"/>
-          <w:szCs w:val="28"/>
-          <w:lang w:val="ru-RU"/>
-        </w:rPr>
-        <w:t>а</w:t>
-      </w:r>
-      <w:r>
-        <w:rPr>
-          <w:rFonts w:ascii="Times New Roman" w:hAnsi="Times New Roman"/>
-          <w:sz w:val="28"/>
-          <w:szCs w:val="28"/>
-          <w:lang w:val="uk-UA"/>
-        </w:rPr>
-        <w:t xml:space="preserve"> мікросервісної системи, </w:t>
-      </w:r>
-      <w:r>
-        <w:rPr>
-          <w:rFonts w:ascii="Times New Roman" w:hAnsi="Times New Roman"/>
-          <w:sz w:val="28"/>
-          <w:szCs w:val="28"/>
-          <w:lang w:val="ru-RU"/>
-        </w:rPr>
-        <w:t>для обробки</w:t>
-      </w:r>
-      <w:r>
-        <w:rPr>
-          <w:rFonts w:ascii="Times New Roman" w:hAnsi="Times New Roman"/>
-          <w:sz w:val="28"/>
-          <w:szCs w:val="28"/>
-          <w:lang w:val="uk-UA"/>
-        </w:rPr>
-        <w:t xml:space="preserve"> онлайн-замовлен</w:t>
-      </w:r>
-      <w:r>
-        <w:rPr>
-          <w:rFonts w:ascii="Times New Roman" w:hAnsi="Times New Roman"/>
-          <w:sz w:val="28"/>
-          <w:szCs w:val="28"/>
-          <w:lang w:val="ru-RU"/>
-        </w:rPr>
-        <w:t>ь</w:t>
-      </w:r>
-      <w:r>
-        <w:rPr>
-          <w:rFonts w:ascii="Times New Roman" w:hAnsi="Times New Roman"/>
-          <w:sz w:val="28"/>
-          <w:szCs w:val="28"/>
-          <w:lang w:val="uk-UA"/>
-        </w:rPr>
-        <w:t xml:space="preserve">, </w:t>
-      </w:r>
-      <w:r>
-        <w:rPr>
-          <w:rFonts w:ascii="Times New Roman" w:hAnsi="Times New Roman"/>
-          <w:sz w:val="28"/>
-          <w:szCs w:val="28"/>
-          <w:lang w:val="ru-RU"/>
-        </w:rPr>
-        <w:t xml:space="preserve">що </w:t>
-      </w:r>
-      <w:r>
-        <w:rPr>
-          <w:rFonts w:ascii="Times New Roman" w:hAnsi="Times New Roman"/>
-          <w:sz w:val="28"/>
-          <w:szCs w:val="28"/>
-          <w:lang w:val="uk-UA"/>
-        </w:rPr>
-        <w:t>забезпечує стійкість до збоїв та дозволяє відстежувати всі етапи життєвого циклу замовлення у розподіленому середовищі.</w:t>
+        <w:ind w:hanging="0"/>
+        <w:jc w:val="both"/>
+        <w:rPr>
+          <w:rFonts w:ascii="Times New Roman" w:hAnsi="Times New Roman"/>
+          <w:b w:val="false"/>
+          <w:bCs w:val="false"/>
+          <w:sz w:val="28"/>
+          <w:szCs w:val="28"/>
+        </w:rPr>
+      </w:pPr>
+      <w:r>
+        <w:rPr>
+          <w:rFonts w:ascii="Times New Roman" w:hAnsi="Times New Roman"/>
+          <w:b w:val="false"/>
+          <w:bCs w:val="false"/>
+          <w:sz w:val="28"/>
+          <w:szCs w:val="28"/>
+        </w:rPr>
+        <w:tab/>
+        <w:t>б) повідомлення між сервісами губляться або дублюються;</w:t>
+        <w:br/>
+        <w:tab/>
+        <w:t>в) при збої одного сервісу немає механізму швидкого відновлення його роботи;</w:t>
+        <w:br/>
+        <w:tab/>
+        <w:t>г) діагностика проблем ускладнюється через великий обсяг логів і відсутність централізованої системи трасування.</w:t>
       </w:r>
     </w:p>
     <w:p>
       <w:pPr>
         <w:pStyle w:val="BodyText"/>
         <w:spacing w:lineRule="auto" w:line="360" w:before="0" w:after="0"/>
-        <w:jc w:val="both"/>
-        <w:rPr>
-          <w:rFonts w:ascii="Times New Roman" w:hAnsi="Times New Roman"/>
-          <w:sz w:val="28"/>
-          <w:szCs w:val="28"/>
-          <w:lang w:val="uk-UA"/>
-        </w:rPr>
-      </w:pPr>
-      <w:r>
-        <w:rPr>
-          <w:rFonts w:ascii="Times New Roman" w:hAnsi="Times New Roman"/>
-          <w:sz w:val="28"/>
-          <w:szCs w:val="28"/>
-          <w:lang w:val="uk-UA"/>
-        </w:rPr>
-        <w:tab/>
-        <w:t>Предметом роботи є програмна реалізація засобів забезпечення надійності мікросервісної взаємодії, зокрема реалізація механізмів Dead Letter Queue (DLQ), спостережуваності за допомогою OpenTelemetry, а також управління транзакціями з використанням Saga-патерну.</w:t>
+        <w:ind w:hanging="0"/>
+        <w:jc w:val="both"/>
+        <w:rPr>
+          <w:rFonts w:ascii="Times New Roman" w:hAnsi="Times New Roman"/>
+          <w:b w:val="false"/>
+          <w:bCs w:val="false"/>
+          <w:sz w:val="28"/>
+          <w:szCs w:val="28"/>
+        </w:rPr>
+      </w:pPr>
+      <w:r>
+        <w:rPr>
+          <w:rFonts w:ascii="Times New Roman" w:hAnsi="Times New Roman"/>
+          <w:b w:val="false"/>
+          <w:bCs w:val="false"/>
+          <w:sz w:val="28"/>
+          <w:szCs w:val="28"/>
+        </w:rPr>
+        <w:tab/>
+        <w:t>Щоб вирішити ці виклики, потрібне комплексне рішення, яке забезпечить не лише узгодженість операцій, а й гарантію доставки повідомлень та ефективний моніторинг системи.</w:t>
       </w:r>
     </w:p>
     <w:p>
@@ -304,7 +229,6 @@
           <w:lang w:val="uk-UA"/>
         </w:rPr>
         <w:tab/>
-        <w:t>Завдання кваліфікаційної роботи:</w:t>
       </w:r>
     </w:p>
     <w:p>
@@ -322,1049 +246,284 @@
       <w:r>
         <w:rPr>
           <w:rFonts w:ascii="Times New Roman" w:hAnsi="Times New Roman"/>
-          <w:sz w:val="28"/>
-          <w:szCs w:val="28"/>
-          <w:lang w:val="uk-UA"/>
-        </w:rPr>
-        <w:tab/>
-        <w:t>− проаналізувати існуючі підходи до забезпечення надійності в мікросервісних архітектурах;</w:t>
-      </w:r>
-    </w:p>
-    <w:p>
-      <w:pPr>
-        <w:pStyle w:val="BodyText"/>
-        <w:spacing w:lineRule="auto" w:line="360" w:before="0" w:after="0"/>
-        <w:jc w:val="both"/>
-        <w:rPr>
-          <w:rFonts w:ascii="Times New Roman" w:hAnsi="Times New Roman"/>
-          <w:sz w:val="28"/>
-          <w:szCs w:val="28"/>
-          <w:lang w:val="uk-UA"/>
-        </w:rPr>
-      </w:pPr>
-      <w:r>
-        <w:rPr>
-          <w:rFonts w:ascii="Times New Roman" w:hAnsi="Times New Roman"/>
-          <w:sz w:val="28"/>
-          <w:szCs w:val="28"/>
-          <w:lang w:val="uk-UA"/>
-        </w:rPr>
-        <w:tab/>
-        <w:t>− визначити вимоги до функціональності системи електронної комерції;</w:t>
-      </w:r>
-    </w:p>
-    <w:p>
-      <w:pPr>
-        <w:pStyle w:val="BodyText"/>
-        <w:spacing w:lineRule="auto" w:line="360" w:before="0" w:after="0"/>
-        <w:jc w:val="left"/>
-        <w:rPr>
-          <w:rFonts w:ascii="Times New Roman" w:hAnsi="Times New Roman"/>
-          <w:sz w:val="28"/>
-          <w:szCs w:val="28"/>
-          <w:lang w:val="uk-UA"/>
-        </w:rPr>
-      </w:pPr>
-      <w:r>
-        <w:rPr>
-          <w:rFonts w:ascii="Times New Roman" w:hAnsi="Times New Roman"/>
-          <w:sz w:val="28"/>
-          <w:szCs w:val="28"/>
-          <w:lang w:val="uk-UA"/>
-        </w:rPr>
-        <w:tab/>
-        <w:t>− спроєктувати архітектуру системи з розподілом на незалежні сервіси;</w:t>
-        <w:br/>
-        <w:tab/>
-        <w:t>− реалізувати взаємодію між сервісами</w:t>
-        <w:br/>
-        <w:tab/>
-        <w:t>− впровадити механізм обробки помилок</w:t>
-        <w:br/>
-        <w:t xml:space="preserve"> </w:t>
-        <w:tab/>
-        <w:t>− забезпечити трасування і моніторинг запитів</w:t>
-        <w:br/>
-        <w:tab/>
-        <w:t>− протестувати працездатність сервісів</w:t>
-      </w:r>
-    </w:p>
-    <w:p>
-      <w:pPr>
-        <w:pStyle w:val="BodyText"/>
-        <w:spacing w:lineRule="auto" w:line="360" w:before="0" w:after="0"/>
-        <w:jc w:val="both"/>
-        <w:rPr/>
-      </w:pPr>
-      <w:r>
-        <w:rPr/>
-      </w:r>
-    </w:p>
-    <w:p>
-      <w:pPr>
-        <w:pStyle w:val="Heading1"/>
-        <w:numPr>
-          <w:ilvl w:val="0"/>
-          <w:numId w:val="2"/>
-        </w:numPr>
-        <w:ind w:hanging="0" w:left="0"/>
-        <w:jc w:val="center"/>
-        <w:rPr>
-          <w:rFonts w:ascii="Times New Roman" w:hAnsi="Times New Roman"/>
-          <w:sz w:val="28"/>
-          <w:szCs w:val="28"/>
-        </w:rPr>
-      </w:pPr>
-      <w:r>
-        <w:rPr>
-          <w:sz w:val="28"/>
-          <w:szCs w:val="28"/>
-        </w:rPr>
-      </w:r>
-    </w:p>
-    <w:p>
-      <w:pPr>
-        <w:pStyle w:val="Heading1"/>
-        <w:numPr>
-          <w:ilvl w:val="0"/>
-          <w:numId w:val="2"/>
-        </w:numPr>
-        <w:ind w:hanging="0" w:left="0"/>
-        <w:jc w:val="center"/>
-        <w:rPr>
-          <w:rFonts w:ascii="Times New Roman" w:hAnsi="Times New Roman"/>
-          <w:sz w:val="28"/>
-          <w:szCs w:val="28"/>
-        </w:rPr>
-      </w:pPr>
-      <w:r>
-        <w:rPr>
-          <w:sz w:val="28"/>
-          <w:szCs w:val="28"/>
-        </w:rPr>
-      </w:r>
-    </w:p>
-    <w:p>
-      <w:pPr>
-        <w:pStyle w:val="Heading1"/>
-        <w:numPr>
-          <w:ilvl w:val="0"/>
-          <w:numId w:val="2"/>
-        </w:numPr>
-        <w:ind w:hanging="0" w:left="0"/>
-        <w:jc w:val="center"/>
-        <w:rPr>
-          <w:rFonts w:ascii="Times New Roman" w:hAnsi="Times New Roman"/>
-          <w:sz w:val="28"/>
-          <w:szCs w:val="28"/>
-        </w:rPr>
-      </w:pPr>
-      <w:r>
-        <w:rPr>
-          <w:sz w:val="28"/>
-          <w:szCs w:val="28"/>
-        </w:rPr>
-      </w:r>
-    </w:p>
-    <w:p>
-      <w:pPr>
-        <w:pStyle w:val="Heading1"/>
-        <w:numPr>
-          <w:ilvl w:val="0"/>
-          <w:numId w:val="2"/>
-        </w:numPr>
-        <w:ind w:hanging="0" w:left="0"/>
-        <w:jc w:val="center"/>
-        <w:rPr>
-          <w:rFonts w:ascii="Times New Roman" w:hAnsi="Times New Roman"/>
-          <w:sz w:val="28"/>
-          <w:szCs w:val="28"/>
-        </w:rPr>
-      </w:pPr>
-      <w:r>
-        <w:rPr>
-          <w:sz w:val="28"/>
-          <w:szCs w:val="28"/>
-        </w:rPr>
-      </w:r>
-    </w:p>
-    <w:p>
-      <w:pPr>
-        <w:pStyle w:val="Heading1"/>
-        <w:numPr>
-          <w:ilvl w:val="0"/>
-          <w:numId w:val="2"/>
-        </w:numPr>
-        <w:ind w:hanging="0" w:left="0"/>
-        <w:jc w:val="center"/>
-        <w:rPr>
-          <w:rFonts w:ascii="Times New Roman" w:hAnsi="Times New Roman"/>
-          <w:sz w:val="28"/>
-          <w:szCs w:val="28"/>
-        </w:rPr>
-      </w:pPr>
-      <w:r>
-        <w:rPr>
-          <w:sz w:val="28"/>
-          <w:szCs w:val="28"/>
-        </w:rPr>
-      </w:r>
-    </w:p>
-    <w:p>
-      <w:pPr>
-        <w:pStyle w:val="Heading1"/>
-        <w:numPr>
-          <w:ilvl w:val="0"/>
-          <w:numId w:val="2"/>
-        </w:numPr>
-        <w:ind w:hanging="0" w:left="0"/>
-        <w:jc w:val="center"/>
-        <w:rPr>
-          <w:rFonts w:ascii="Times New Roman" w:hAnsi="Times New Roman"/>
-          <w:sz w:val="28"/>
-          <w:szCs w:val="28"/>
-        </w:rPr>
-      </w:pPr>
-      <w:r>
-        <w:rPr>
-          <w:sz w:val="28"/>
-          <w:szCs w:val="28"/>
-        </w:rPr>
-      </w:r>
-    </w:p>
-    <w:p>
-      <w:pPr>
-        <w:pStyle w:val="Heading1"/>
-        <w:numPr>
-          <w:ilvl w:val="0"/>
-          <w:numId w:val="2"/>
-        </w:numPr>
-        <w:ind w:hanging="0" w:left="0"/>
-        <w:jc w:val="center"/>
-        <w:rPr>
-          <w:rFonts w:ascii="Times New Roman" w:hAnsi="Times New Roman"/>
-          <w:sz w:val="28"/>
-          <w:szCs w:val="28"/>
-        </w:rPr>
-      </w:pPr>
-      <w:r>
-        <w:rPr>
-          <w:sz w:val="28"/>
-          <w:szCs w:val="28"/>
-        </w:rPr>
-      </w:r>
-    </w:p>
-    <w:p>
-      <w:pPr>
-        <w:pStyle w:val="Heading1"/>
-        <w:numPr>
-          <w:ilvl w:val="0"/>
-          <w:numId w:val="2"/>
-        </w:numPr>
-        <w:ind w:hanging="0" w:left="0"/>
-        <w:jc w:val="center"/>
-        <w:rPr>
-          <w:rFonts w:ascii="Times New Roman" w:hAnsi="Times New Roman"/>
-          <w:sz w:val="28"/>
-          <w:szCs w:val="28"/>
-        </w:rPr>
-      </w:pPr>
-      <w:r>
-        <w:rPr>
-          <w:sz w:val="28"/>
-          <w:szCs w:val="28"/>
-        </w:rPr>
-      </w:r>
-    </w:p>
-    <w:p>
-      <w:pPr>
-        <w:pStyle w:val="Heading1"/>
-        <w:numPr>
-          <w:ilvl w:val="0"/>
-          <w:numId w:val="2"/>
-        </w:numPr>
-        <w:ind w:hanging="0" w:left="0"/>
-        <w:jc w:val="center"/>
-        <w:rPr>
-          <w:rFonts w:ascii="Times New Roman" w:hAnsi="Times New Roman"/>
-          <w:sz w:val="28"/>
-          <w:szCs w:val="28"/>
-        </w:rPr>
-      </w:pPr>
-      <w:r>
-        <w:rPr>
-          <w:sz w:val="28"/>
-          <w:szCs w:val="28"/>
-        </w:rPr>
-      </w:r>
-    </w:p>
-    <w:p>
-      <w:pPr>
-        <w:pStyle w:val="Heading1"/>
-        <w:numPr>
-          <w:ilvl w:val="0"/>
-          <w:numId w:val="2"/>
-        </w:numPr>
-        <w:ind w:hanging="0" w:left="0"/>
-        <w:jc w:val="center"/>
-        <w:rPr>
-          <w:rFonts w:ascii="Times New Roman" w:hAnsi="Times New Roman"/>
-          <w:sz w:val="28"/>
-          <w:szCs w:val="28"/>
-        </w:rPr>
-      </w:pPr>
-      <w:r>
-        <w:rPr>
-          <w:sz w:val="28"/>
-          <w:szCs w:val="28"/>
-        </w:rPr>
-      </w:r>
-    </w:p>
-    <w:p>
-      <w:pPr>
-        <w:pStyle w:val="Heading1"/>
-        <w:numPr>
-          <w:ilvl w:val="0"/>
-          <w:numId w:val="2"/>
-        </w:numPr>
-        <w:ind w:hanging="0" w:left="0"/>
-        <w:jc w:val="center"/>
-        <w:rPr>
-          <w:rFonts w:ascii="Times New Roman" w:hAnsi="Times New Roman"/>
-          <w:sz w:val="28"/>
-          <w:szCs w:val="28"/>
-        </w:rPr>
-      </w:pPr>
-      <w:r>
-        <w:rPr>
-          <w:sz w:val="28"/>
-          <w:szCs w:val="28"/>
-        </w:rPr>
-      </w:r>
-    </w:p>
-    <w:p>
-      <w:pPr>
-        <w:pStyle w:val="Heading1"/>
-        <w:numPr>
-          <w:ilvl w:val="0"/>
-          <w:numId w:val="2"/>
-        </w:numPr>
-        <w:ind w:hanging="0" w:left="0"/>
-        <w:jc w:val="center"/>
-        <w:rPr>
-          <w:rFonts w:ascii="Times New Roman" w:hAnsi="Times New Roman"/>
-          <w:sz w:val="28"/>
-          <w:szCs w:val="28"/>
-        </w:rPr>
-      </w:pPr>
-      <w:r>
-        <w:rPr>
-          <w:sz w:val="28"/>
-          <w:szCs w:val="28"/>
-        </w:rPr>
-      </w:r>
-    </w:p>
-    <w:p>
-      <w:pPr>
-        <w:pStyle w:val="Heading1"/>
-        <w:numPr>
-          <w:ilvl w:val="0"/>
-          <w:numId w:val="2"/>
-        </w:numPr>
-        <w:ind w:hanging="0" w:left="0"/>
-        <w:jc w:val="center"/>
-        <w:rPr>
-          <w:rFonts w:ascii="Times New Roman" w:hAnsi="Times New Roman"/>
-          <w:sz w:val="28"/>
-          <w:szCs w:val="28"/>
-        </w:rPr>
-      </w:pPr>
-      <w:r>
-        <w:rPr>
-          <w:sz w:val="28"/>
-          <w:szCs w:val="28"/>
-        </w:rPr>
-      </w:r>
-    </w:p>
-    <w:p>
-      <w:pPr>
-        <w:pStyle w:val="Heading1"/>
-        <w:numPr>
-          <w:ilvl w:val="0"/>
-          <w:numId w:val="2"/>
-        </w:numPr>
-        <w:ind w:hanging="0" w:left="0"/>
-        <w:jc w:val="center"/>
-        <w:rPr>
-          <w:rFonts w:ascii="Times New Roman" w:hAnsi="Times New Roman"/>
-          <w:sz w:val="28"/>
-          <w:szCs w:val="28"/>
-        </w:rPr>
-      </w:pPr>
-      <w:r>
-        <w:rPr>
-          <w:sz w:val="28"/>
-          <w:szCs w:val="28"/>
-        </w:rPr>
-      </w:r>
-    </w:p>
-    <w:p>
-      <w:pPr>
-        <w:pStyle w:val="Heading1"/>
-        <w:numPr>
-          <w:ilvl w:val="0"/>
-          <w:numId w:val="2"/>
-        </w:numPr>
-        <w:ind w:hanging="0" w:left="0"/>
-        <w:jc w:val="center"/>
-        <w:rPr>
-          <w:rFonts w:ascii="Times New Roman" w:hAnsi="Times New Roman"/>
-          <w:sz w:val="28"/>
-          <w:szCs w:val="28"/>
-        </w:rPr>
-      </w:pPr>
-      <w:r>
-        <w:rPr>
-          <w:sz w:val="28"/>
-          <w:szCs w:val="28"/>
-        </w:rPr>
-      </w:r>
-    </w:p>
-    <w:p>
-      <w:pPr>
-        <w:pStyle w:val="Heading1"/>
-        <w:numPr>
-          <w:ilvl w:val="0"/>
-          <w:numId w:val="2"/>
-        </w:numPr>
-        <w:ind w:hanging="0" w:left="0"/>
-        <w:jc w:val="center"/>
-        <w:rPr>
-          <w:rFonts w:ascii="Times New Roman" w:hAnsi="Times New Roman"/>
-          <w:sz w:val="28"/>
-          <w:szCs w:val="28"/>
-        </w:rPr>
-      </w:pPr>
-      <w:r>
-        <w:rPr>
-          <w:sz w:val="28"/>
-          <w:szCs w:val="28"/>
-        </w:rPr>
-      </w:r>
-    </w:p>
-    <w:p>
-      <w:pPr>
-        <w:pStyle w:val="Heading1"/>
-        <w:numPr>
-          <w:ilvl w:val="0"/>
-          <w:numId w:val="2"/>
-        </w:numPr>
-        <w:ind w:hanging="0" w:left="0"/>
-        <w:jc w:val="center"/>
-        <w:rPr>
-          <w:rFonts w:ascii="Times New Roman" w:hAnsi="Times New Roman"/>
-          <w:sz w:val="28"/>
-          <w:szCs w:val="28"/>
-        </w:rPr>
-      </w:pPr>
-      <w:r>
-        <w:rPr>
-          <w:sz w:val="28"/>
-          <w:szCs w:val="28"/>
-        </w:rPr>
-      </w:r>
-    </w:p>
-    <w:p>
-      <w:pPr>
-        <w:pStyle w:val="Heading1"/>
-        <w:numPr>
-          <w:ilvl w:val="0"/>
-          <w:numId w:val="2"/>
-        </w:numPr>
-        <w:ind w:hanging="0" w:left="0"/>
-        <w:jc w:val="center"/>
-        <w:rPr>
-          <w:rFonts w:ascii="Times New Roman" w:hAnsi="Times New Roman"/>
-          <w:sz w:val="28"/>
-          <w:szCs w:val="28"/>
-        </w:rPr>
-      </w:pPr>
-      <w:r>
-        <w:rPr>
-          <w:sz w:val="28"/>
-          <w:szCs w:val="28"/>
-        </w:rPr>
-      </w:r>
-    </w:p>
-    <w:p>
-      <w:pPr>
-        <w:pStyle w:val="Heading1"/>
-        <w:numPr>
-          <w:ilvl w:val="0"/>
-          <w:numId w:val="2"/>
-        </w:numPr>
-        <w:ind w:hanging="0" w:left="0"/>
-        <w:jc w:val="center"/>
-        <w:rPr>
-          <w:rFonts w:ascii="Times New Roman" w:hAnsi="Times New Roman"/>
-          <w:sz w:val="28"/>
-          <w:szCs w:val="28"/>
-        </w:rPr>
-      </w:pPr>
-      <w:r>
-        <w:rPr>
-          <w:sz w:val="28"/>
-          <w:szCs w:val="28"/>
-        </w:rPr>
-      </w:r>
-    </w:p>
-    <w:p>
-      <w:pPr>
-        <w:pStyle w:val="Heading1"/>
-        <w:numPr>
-          <w:ilvl w:val="0"/>
-          <w:numId w:val="2"/>
-        </w:numPr>
-        <w:ind w:hanging="0" w:left="0"/>
-        <w:jc w:val="center"/>
-        <w:rPr>
-          <w:rFonts w:ascii="Times New Roman" w:hAnsi="Times New Roman"/>
-          <w:sz w:val="28"/>
-          <w:szCs w:val="28"/>
-        </w:rPr>
-      </w:pPr>
-      <w:bookmarkStart w:id="0" w:name="__RefHeading___Toc18651_3810408569"/>
-      <w:bookmarkStart w:id="1" w:name="_heading=h.1fob9te"/>
-      <w:bookmarkEnd w:id="0"/>
-      <w:bookmarkEnd w:id="1"/>
-      <w:r>
-        <w:rPr>
-          <w:sz w:val="28"/>
-          <w:szCs w:val="28"/>
-        </w:rPr>
-        <w:t>1 СПЕЦИФІКАЦІЯ ВИМОГ ДО СИСТЕМИ</w:t>
-      </w:r>
-    </w:p>
-    <w:p>
-      <w:pPr>
-        <w:pStyle w:val="Heading1"/>
-        <w:ind w:hanging="0" w:left="0"/>
-        <w:jc w:val="center"/>
-        <w:rPr>
-          <w:rFonts w:ascii="Times New Roman" w:hAnsi="Times New Roman"/>
-          <w:sz w:val="28"/>
-          <w:szCs w:val="28"/>
-        </w:rPr>
-      </w:pPr>
-      <w:r>
-        <w:rPr>
-          <w:sz w:val="28"/>
-          <w:szCs w:val="28"/>
-        </w:rPr>
-      </w:r>
-    </w:p>
-    <w:p>
-      <w:pPr>
-        <w:pStyle w:val="Heading1"/>
-        <w:ind w:hanging="0" w:left="0"/>
-        <w:jc w:val="both"/>
-        <w:rPr/>
-      </w:pPr>
-      <w:r>
-        <w:rPr/>
-        <w:tab/>
-      </w:r>
-      <w:r>
-        <w:rPr>
-          <w:sz w:val="28"/>
-          <w:szCs w:val="28"/>
-        </w:rPr>
-        <w:t>1.1 Актуальність проблеми</w:t>
-      </w:r>
-    </w:p>
-    <w:p>
-      <w:pPr>
-        <w:pStyle w:val="BodyText"/>
-        <w:spacing w:lineRule="auto" w:line="360" w:before="0" w:after="0"/>
-        <w:ind w:firstLine="567"/>
-        <w:rPr>
-          <w:lang w:val="ru-RU"/>
-        </w:rPr>
-      </w:pPr>
-      <w:r>
-        <w:rPr>
-          <w:lang w:val="ru-RU"/>
-        </w:rPr>
-      </w:r>
-    </w:p>
-    <w:p>
-      <w:pPr>
-        <w:pStyle w:val="BodyText"/>
-        <w:spacing w:lineRule="auto" w:line="360" w:before="0" w:after="0"/>
-        <w:ind w:firstLine="567"/>
-        <w:jc w:val="both"/>
-        <w:rPr/>
-      </w:pPr>
-      <w:r>
-        <w:rPr>
-          <w:rFonts w:ascii="Times New Roman" w:hAnsi="Times New Roman"/>
-          <w:b w:val="false"/>
-          <w:bCs w:val="false"/>
-          <w:sz w:val="28"/>
-          <w:szCs w:val="28"/>
-          <w:lang w:val="ru-RU"/>
-        </w:rPr>
-        <w:t xml:space="preserve">Мікросервісна архітектура значно трансформувала підходи до розробки масштабованих програмних систем. За даними опитування CNCF за 2023 рік, понад 78% великих підприємств використовують мікросервіси для своїх критично важливих додатків. Ця архітектура забезпечує незалежне розгортання, оновлення та масштабування окремих компонентів, що значно підвищує гнучкість розробки та експлуатації. Проте, через складність взаємодії між сервісами, ризики відмов значно зростають. </w:t>
-      </w:r>
-      <w:r>
-        <w:rPr>
-          <w:rFonts w:ascii="Times New Roman" w:hAnsi="Times New Roman"/>
-          <w:b w:val="false"/>
-          <w:bCs w:val="false"/>
-          <w:sz w:val="28"/>
-          <w:szCs w:val="28"/>
-          <w:lang w:val="uk-UA"/>
-        </w:rPr>
-        <w:t>Згідно з дослідженням Gartner, компанії втрачають від $300,000 до $1,000,000 на годину через простої критичних систем.</w:t>
-      </w:r>
-    </w:p>
-    <w:p>
-      <w:pPr>
-        <w:pStyle w:val="BodyText"/>
-        <w:spacing w:lineRule="auto" w:line="360" w:before="0" w:after="0"/>
-        <w:ind w:firstLine="567"/>
-        <w:jc w:val="both"/>
-        <w:rPr>
-          <w:lang w:val="uk-UA"/>
-        </w:rPr>
-      </w:pPr>
-      <w:r>
-        <w:rPr>
-          <w:lang w:val="uk-UA"/>
-        </w:rPr>
-      </w:r>
-    </w:p>
-    <w:p>
-      <w:pPr>
-        <w:pStyle w:val="Heading2"/>
-        <w:ind w:hanging="0" w:left="0" w:right="863"/>
-        <w:jc w:val="both"/>
-        <w:rPr/>
-      </w:pPr>
-      <w:bookmarkStart w:id="2" w:name="__RefHeading___Toc18655_3810408569"/>
-      <w:bookmarkEnd w:id="2"/>
-      <w:r>
-        <w:rPr>
           <w:b/>
           <w:bCs/>
           <w:sz w:val="28"/>
           <w:szCs w:val="28"/>
+          <w:lang w:val="uk-UA"/>
+        </w:rPr>
+        <w:tab/>
+        <w:t>1.5 Варіанти використання</w:t>
+      </w:r>
+    </w:p>
+    <w:p>
+      <w:pPr>
+        <w:pStyle w:val="BodyText"/>
+        <w:spacing w:lineRule="auto" w:line="360" w:before="0" w:after="0"/>
+        <w:jc w:val="both"/>
+        <w:rPr>
+          <w:rFonts w:ascii="Times New Roman" w:hAnsi="Times New Roman"/>
+          <w:sz w:val="28"/>
+          <w:szCs w:val="28"/>
+          <w:lang w:val="uk-UA"/>
+        </w:rPr>
+      </w:pPr>
+      <w:r>
+        <w:rPr>
+          <w:rFonts w:ascii="Times New Roman" w:hAnsi="Times New Roman"/>
+          <w:sz w:val="28"/>
+          <w:szCs w:val="28"/>
+          <w:lang w:val="uk-UA"/>
+        </w:rPr>
+      </w:r>
+    </w:p>
+    <w:p>
+      <w:pPr>
+        <w:pStyle w:val="BodyText"/>
+        <w:spacing w:lineRule="auto" w:line="360" w:before="0" w:after="0"/>
+        <w:jc w:val="both"/>
+        <w:rPr>
+          <w:rFonts w:ascii="Times New Roman" w:hAnsi="Times New Roman"/>
+          <w:sz w:val="28"/>
+          <w:szCs w:val="28"/>
+          <w:lang w:val="uk-UA"/>
+        </w:rPr>
+      </w:pPr>
+      <w:r>
+        <w:rPr>
+          <w:rFonts w:ascii="Times New Roman" w:hAnsi="Times New Roman"/>
+          <w:sz w:val="28"/>
+          <w:szCs w:val="28"/>
+          <w:lang w:val="uk-UA"/>
+        </w:rPr>
+        <w:tab/>
+        <w:t>Моделювання варіантів використання — це процес опису функціональної поведінки системи з точки зору користувача, який дозволяє виявити основні сценарії взаємодії між користувачем і системою у вигляді варіантів використання (use cases). Такий підхід допомагає зрозуміти, які саме дії має виконувати система для досягнення цілей користувача.</w:t>
+      </w:r>
+    </w:p>
+    <w:p>
+      <w:pPr>
+        <w:pStyle w:val="BodyText"/>
+        <w:spacing w:lineRule="auto" w:line="360" w:before="0" w:after="0"/>
+        <w:jc w:val="both"/>
+        <w:rPr>
+          <w:rFonts w:ascii="Times New Roman" w:hAnsi="Times New Roman"/>
+          <w:sz w:val="28"/>
+          <w:szCs w:val="28"/>
+          <w:lang w:val="uk-UA"/>
+        </w:rPr>
+      </w:pPr>
+      <w:r>
+        <w:rPr>
+          <w:rFonts w:ascii="Times New Roman" w:hAnsi="Times New Roman"/>
+          <w:sz w:val="28"/>
+          <w:szCs w:val="28"/>
+          <w:lang w:val="uk-UA"/>
+        </w:rPr>
+        <w:tab/>
+      </w:r>
+      <w:r>
+        <w:rPr>
+          <w:rFonts w:ascii="Times New Roman" w:hAnsi="Times New Roman"/>
+          <w:sz w:val="28"/>
+          <w:szCs w:val="28"/>
           <w:lang w:val="ru-RU"/>
         </w:rPr>
-        <w:tab/>
-        <w:t>1.2 Опис предмено</w:t>
-      </w:r>
-      <w:r>
-        <w:rPr>
+        <w:t>Тому д</w:t>
+      </w:r>
+      <w:r>
+        <w:rPr>
+          <w:rFonts w:ascii="Times New Roman" w:hAnsi="Times New Roman"/>
+          <w:sz w:val="28"/>
+          <w:szCs w:val="28"/>
+          <w:lang w:val="uk-UA"/>
+        </w:rPr>
+        <w:t>ля моделювання взаємодії користувача із системою</w:t>
+      </w:r>
+      <w:r>
+        <w:rPr>
+          <w:rFonts w:ascii="Times New Roman" w:hAnsi="Times New Roman"/>
+          <w:sz w:val="28"/>
+          <w:szCs w:val="28"/>
+          <w:lang w:val="ru-RU"/>
+        </w:rPr>
+        <w:t xml:space="preserve"> було </w:t>
+      </w:r>
+      <w:r>
+        <w:rPr>
+          <w:rFonts w:ascii="Times New Roman" w:hAnsi="Times New Roman"/>
+          <w:sz w:val="28"/>
+          <w:szCs w:val="28"/>
+          <w:lang w:val="uk-UA"/>
+        </w:rPr>
+        <w:t>розроблено діаграму варіантів використання.</w:t>
+      </w:r>
+    </w:p>
+    <w:p>
+      <w:pPr>
+        <w:pStyle w:val="BodyText"/>
+        <w:spacing w:lineRule="auto" w:line="360" w:before="0" w:after="0"/>
+        <w:jc w:val="both"/>
+        <w:rPr>
+          <w:rFonts w:ascii="Times New Roman" w:hAnsi="Times New Roman"/>
+          <w:sz w:val="28"/>
+          <w:szCs w:val="28"/>
+          <w:lang w:val="uk-UA"/>
+        </w:rPr>
+      </w:pPr>
+      <w:r>
+        <w:rPr>
+          <w:rFonts w:ascii="Times New Roman" w:hAnsi="Times New Roman"/>
+          <w:sz w:val="28"/>
+          <w:szCs w:val="28"/>
+          <w:lang w:val="uk-UA"/>
+        </w:rPr>
+        <w:tab/>
+        <w:t xml:space="preserve">Основним актором є користувач, який взаємодіє із системою через </w:t>
+      </w:r>
+      <w:r>
+        <w:rPr>
+          <w:rFonts w:ascii="Times New Roman" w:hAnsi="Times New Roman"/>
+          <w:sz w:val="28"/>
+          <w:szCs w:val="28"/>
+          <w:lang w:val="pl-PL"/>
+        </w:rPr>
+        <w:t>API</w:t>
+      </w:r>
+      <w:r>
+        <w:rPr>
+          <w:rFonts w:ascii="Times New Roman" w:hAnsi="Times New Roman"/>
+          <w:sz w:val="28"/>
+          <w:szCs w:val="28"/>
+          <w:lang w:val="uk-UA"/>
+        </w:rPr>
+        <w:t>. Система, у свою чергу, забезпечує необхідні сервіси.</w:t>
+      </w:r>
+    </w:p>
+    <w:p>
+      <w:pPr>
+        <w:pStyle w:val="BodyText"/>
+        <w:spacing w:lineRule="auto" w:line="360" w:before="0" w:after="0"/>
+        <w:jc w:val="both"/>
+        <w:rPr>
+          <w:rFonts w:ascii="Times New Roman" w:hAnsi="Times New Roman"/>
+          <w:sz w:val="28"/>
+          <w:szCs w:val="28"/>
+          <w:lang w:val="ru-RU"/>
+        </w:rPr>
+      </w:pPr>
+      <w:r>
+        <w:rPr>
+          <w:rFonts w:ascii="Times New Roman" w:hAnsi="Times New Roman"/>
           <w:b/>
           <w:bCs/>
           <w:sz w:val="28"/>
           <w:szCs w:val="28"/>
-          <w:lang w:val="uk-UA"/>
-        </w:rPr>
-        <w:t>ї області</w:t>
+          <w:lang w:val="ru-RU"/>
+        </w:rPr>
+        <w:t>1.6 Сценарії варіантів використання</w:t>
       </w:r>
     </w:p>
     <w:p>
       <w:pPr>
         <w:pStyle w:val="BodyText"/>
         <w:spacing w:lineRule="auto" w:line="360" w:before="0" w:after="0"/>
-        <w:ind w:firstLine="567"/>
-        <w:jc w:val="both"/>
-        <w:rPr>
-          <w:lang w:val="uk-UA"/>
-        </w:rPr>
-      </w:pPr>
-      <w:r>
-        <w:rPr>
-          <w:lang w:val="uk-UA"/>
-        </w:rPr>
-      </w:r>
-    </w:p>
-    <w:p>
-      <w:pPr>
-        <w:pStyle w:val="BodyText"/>
-        <w:spacing w:lineRule="auto" w:line="360" w:before="0" w:after="0"/>
-        <w:ind w:firstLine="567"/>
-        <w:jc w:val="both"/>
-        <w:rPr>
-          <w:rFonts w:ascii="Times New Roman" w:hAnsi="Times New Roman"/>
-          <w:b w:val="false"/>
-          <w:bCs w:val="false"/>
-          <w:sz w:val="28"/>
-          <w:szCs w:val="28"/>
-        </w:rPr>
-      </w:pPr>
-      <w:r>
-        <w:rPr>
-          <w:rFonts w:ascii="Times New Roman" w:hAnsi="Times New Roman"/>
-          <w:b w:val="false"/>
-          <w:bCs w:val="false"/>
-          <w:sz w:val="28"/>
-          <w:szCs w:val="28"/>
-        </w:rPr>
-        <w:t xml:space="preserve">Предметною областю системи є забезпечення надійності мікросервісних архітектур. У сучасних розподілених системах, особливо в сферах електронної комерції, фінансів та логістики, стабільність і узгодженість даних є критично важливими. Високий рівень масштабованості та незалежність сервісів у мікросервісній архітектурі роблять її зручною для розробки великих проєктів, </w:t>
-      </w:r>
-    </w:p>
-    <w:p>
-      <w:pPr>
-        <w:pStyle w:val="BodyText"/>
-        <w:spacing w:lineRule="auto" w:line="360" w:before="0" w:after="0"/>
-        <w:ind w:hanging="0"/>
-        <w:jc w:val="both"/>
-        <w:rPr>
-          <w:rFonts w:ascii="Times New Roman" w:hAnsi="Times New Roman"/>
-          <w:b w:val="false"/>
-          <w:bCs w:val="false"/>
-          <w:sz w:val="28"/>
-          <w:szCs w:val="28"/>
-        </w:rPr>
-      </w:pPr>
-      <w:r>
-        <w:rPr>
-          <w:rFonts w:ascii="Times New Roman" w:hAnsi="Times New Roman"/>
-          <w:b w:val="false"/>
-          <w:bCs w:val="false"/>
-          <w:sz w:val="28"/>
-          <w:szCs w:val="28"/>
-        </w:rPr>
-        <w:t>але разом із тим створюють додаткові виклики у сфері транзакцій, комунікації</w:t>
-      </w:r>
-    </w:p>
-    <w:p>
-      <w:pPr>
-        <w:pStyle w:val="BodyText"/>
-        <w:spacing w:lineRule="auto" w:line="360" w:before="0" w:after="0"/>
-        <w:ind w:hanging="0"/>
-        <w:jc w:val="both"/>
-        <w:rPr>
-          <w:rFonts w:ascii="Times New Roman" w:hAnsi="Times New Roman"/>
-          <w:b w:val="false"/>
-          <w:bCs w:val="false"/>
-          <w:sz w:val="28"/>
-          <w:szCs w:val="28"/>
-        </w:rPr>
-      </w:pPr>
-      <w:r>
-        <w:rPr>
-          <w:rFonts w:ascii="Times New Roman" w:hAnsi="Times New Roman"/>
-          <w:b w:val="false"/>
-          <w:bCs w:val="false"/>
-          <w:sz w:val="28"/>
-          <w:szCs w:val="28"/>
-        </w:rPr>
-        <w:t>та моніторингу.</w:t>
-      </w:r>
-    </w:p>
-    <w:p>
-      <w:pPr>
-        <w:pStyle w:val="BodyText"/>
-        <w:spacing w:lineRule="auto" w:line="360" w:before="0" w:after="0"/>
-        <w:ind w:hanging="0"/>
-        <w:jc w:val="both"/>
-        <w:rPr>
-          <w:rFonts w:ascii="Times New Roman" w:hAnsi="Times New Roman"/>
-          <w:b w:val="false"/>
-          <w:bCs w:val="false"/>
-          <w:sz w:val="28"/>
-          <w:szCs w:val="28"/>
-        </w:rPr>
-      </w:pPr>
-      <w:r>
-        <w:rPr>
-          <w:rFonts w:ascii="Times New Roman" w:hAnsi="Times New Roman"/>
-          <w:b w:val="false"/>
-          <w:bCs w:val="false"/>
-          <w:sz w:val="28"/>
-          <w:szCs w:val="28"/>
-        </w:rPr>
-        <w:tab/>
-        <w:t>У таких системах можуть виникати ситуації, коли:</w:t>
-        <w:br/>
-        <w:tab/>
-        <w:t>а) транзакція виконується лише частково, через що стан даних у різних сервісах стає некоректним;</w:t>
-      </w:r>
-    </w:p>
-    <w:p>
-      <w:pPr>
-        <w:pStyle w:val="BodyText"/>
-        <w:spacing w:lineRule="auto" w:line="360" w:before="0" w:after="0"/>
-        <w:ind w:hanging="0"/>
-        <w:jc w:val="both"/>
-        <w:rPr>
-          <w:rFonts w:ascii="Times New Roman" w:hAnsi="Times New Roman"/>
-          <w:b w:val="false"/>
-          <w:bCs w:val="false"/>
-          <w:sz w:val="28"/>
-          <w:szCs w:val="28"/>
-        </w:rPr>
-      </w:pPr>
-      <w:r>
-        <w:rPr>
-          <w:rFonts w:ascii="Times New Roman" w:hAnsi="Times New Roman"/>
-          <w:b w:val="false"/>
-          <w:bCs w:val="false"/>
-          <w:sz w:val="28"/>
-          <w:szCs w:val="28"/>
-        </w:rPr>
-        <w:tab/>
-        <w:t>б) повідомлення між сервісами губляться або дублюються;</w:t>
-        <w:br/>
-        <w:tab/>
-        <w:t>в) при збої одного сервісу немає механізму швидкого відновлення його роботи;</w:t>
-        <w:br/>
-        <w:tab/>
-        <w:t>г) діагностика проблем ускладнюється через великий обсяг логів і відсутність централізованої системи трасування.</w:t>
-      </w:r>
-    </w:p>
-    <w:p>
-      <w:pPr>
-        <w:pStyle w:val="BodyText"/>
-        <w:spacing w:lineRule="auto" w:line="360" w:before="0" w:after="0"/>
-        <w:ind w:hanging="0"/>
-        <w:jc w:val="both"/>
-        <w:rPr>
-          <w:rFonts w:ascii="Times New Roman" w:hAnsi="Times New Roman"/>
-          <w:b w:val="false"/>
-          <w:bCs w:val="false"/>
-          <w:sz w:val="28"/>
-          <w:szCs w:val="28"/>
-        </w:rPr>
-      </w:pPr>
-      <w:r>
-        <w:rPr>
-          <w:rFonts w:ascii="Times New Roman" w:hAnsi="Times New Roman"/>
-          <w:b w:val="false"/>
-          <w:bCs w:val="false"/>
-          <w:sz w:val="28"/>
-          <w:szCs w:val="28"/>
-        </w:rPr>
-        <w:tab/>
-        <w:t>Щоб вирішити ці виклики, потрібне комплексне рішення, яке забезпечить не лише узгодженість операцій, а й гарантію доставки повідомлень та ефективний моніторинг системи.</w:t>
-      </w:r>
-    </w:p>
-    <w:p>
-      <w:pPr>
-        <w:pStyle w:val="BodyText"/>
-        <w:spacing w:lineRule="auto" w:line="360" w:before="0" w:after="0"/>
-        <w:jc w:val="both"/>
-        <w:rPr>
-          <w:rFonts w:ascii="Times New Roman" w:hAnsi="Times New Roman"/>
-          <w:sz w:val="28"/>
-          <w:szCs w:val="28"/>
-          <w:lang w:val="uk-UA"/>
-        </w:rPr>
-      </w:pPr>
-      <w:r>
-        <w:rPr>
-          <w:rFonts w:ascii="Times New Roman" w:hAnsi="Times New Roman"/>
-          <w:sz w:val="28"/>
-          <w:szCs w:val="28"/>
-          <w:lang w:val="uk-UA"/>
-        </w:rPr>
-        <w:tab/>
-      </w:r>
-    </w:p>
-    <w:p>
-      <w:pPr>
-        <w:pStyle w:val="BodyText"/>
-        <w:spacing w:lineRule="auto" w:line="360" w:before="0" w:after="0"/>
-        <w:jc w:val="both"/>
-        <w:rPr>
-          <w:rFonts w:ascii="Times New Roman" w:hAnsi="Times New Roman"/>
-          <w:sz w:val="28"/>
-          <w:szCs w:val="28"/>
-          <w:lang w:val="uk-UA"/>
-        </w:rPr>
-      </w:pPr>
-      <w:r>
-        <w:rPr>
-          <w:rFonts w:ascii="Times New Roman" w:hAnsi="Times New Roman"/>
+        <w:jc w:val="both"/>
+        <w:rPr>
           <w:b/>
           <w:bCs/>
-          <w:sz w:val="28"/>
-          <w:szCs w:val="28"/>
-          <w:lang w:val="uk-UA"/>
-        </w:rPr>
-        <w:tab/>
-        <w:t>1.5 Варіанти використання</w:t>
-      </w:r>
-    </w:p>
-    <w:p>
-      <w:pPr>
-        <w:pStyle w:val="BodyText"/>
-        <w:spacing w:lineRule="auto" w:line="360" w:before="0" w:after="0"/>
-        <w:jc w:val="both"/>
-        <w:rPr>
-          <w:rFonts w:ascii="Times New Roman" w:hAnsi="Times New Roman"/>
-          <w:sz w:val="28"/>
-          <w:szCs w:val="28"/>
-          <w:lang w:val="uk-UA"/>
-        </w:rPr>
-      </w:pPr>
-      <w:r>
-        <w:rPr>
-          <w:rFonts w:ascii="Times New Roman" w:hAnsi="Times New Roman"/>
-          <w:sz w:val="28"/>
-          <w:szCs w:val="28"/>
-          <w:lang w:val="uk-UA"/>
-        </w:rPr>
-      </w:r>
-    </w:p>
-    <w:p>
-      <w:pPr>
-        <w:pStyle w:val="BodyText"/>
-        <w:spacing w:lineRule="auto" w:line="360" w:before="0" w:after="0"/>
-        <w:jc w:val="both"/>
-        <w:rPr>
-          <w:rFonts w:ascii="Times New Roman" w:hAnsi="Times New Roman"/>
-          <w:sz w:val="28"/>
-          <w:szCs w:val="28"/>
-          <w:lang w:val="uk-UA"/>
-        </w:rPr>
-      </w:pPr>
-      <w:r>
-        <w:rPr>
-          <w:rFonts w:ascii="Times New Roman" w:hAnsi="Times New Roman"/>
-          <w:sz w:val="28"/>
-          <w:szCs w:val="28"/>
-          <w:lang w:val="uk-UA"/>
-        </w:rPr>
-        <w:tab/>
-        <w:t>Моделювання варіантів використання — це процес опису функціональної поведінки системи з точки зору користувача, який дозволяє виявити основні сценарії взаємодії між користувачем і системою у вигляді варіантів використання (use cases). Такий підхід допомагає зрозуміти, які саме дії має виконувати система для досягнення цілей користувача.</w:t>
-      </w:r>
-    </w:p>
-    <w:p>
-      <w:pPr>
-        <w:pStyle w:val="BodyText"/>
-        <w:spacing w:lineRule="auto" w:line="360" w:before="0" w:after="0"/>
-        <w:jc w:val="both"/>
-        <w:rPr>
-          <w:rFonts w:ascii="Times New Roman" w:hAnsi="Times New Roman"/>
-          <w:sz w:val="28"/>
-          <w:szCs w:val="28"/>
-          <w:lang w:val="uk-UA"/>
-        </w:rPr>
-      </w:pPr>
-      <w:r>
-        <w:rPr>
-          <w:rFonts w:ascii="Times New Roman" w:hAnsi="Times New Roman"/>
-          <w:sz w:val="28"/>
-          <w:szCs w:val="28"/>
-          <w:lang w:val="uk-UA"/>
-        </w:rPr>
-        <w:tab/>
-      </w:r>
-      <w:r>
-        <w:rPr>
-          <w:rFonts w:ascii="Times New Roman" w:hAnsi="Times New Roman"/>
-          <w:sz w:val="28"/>
-          <w:szCs w:val="28"/>
-          <w:lang w:val="ru-RU"/>
-        </w:rPr>
-        <w:t>Тому д</w:t>
-      </w:r>
-      <w:r>
-        <w:rPr>
-          <w:rFonts w:ascii="Times New Roman" w:hAnsi="Times New Roman"/>
-          <w:sz w:val="28"/>
-          <w:szCs w:val="28"/>
-          <w:lang w:val="uk-UA"/>
-        </w:rPr>
-        <w:t>ля моделювання взаємодії користувача із системою</w:t>
-      </w:r>
-      <w:r>
-        <w:rPr>
-          <w:rFonts w:ascii="Times New Roman" w:hAnsi="Times New Roman"/>
-          <w:sz w:val="28"/>
-          <w:szCs w:val="28"/>
-          <w:lang w:val="ru-RU"/>
-        </w:rPr>
-        <w:t xml:space="preserve"> було </w:t>
-      </w:r>
-      <w:r>
-        <w:rPr>
-          <w:rFonts w:ascii="Times New Roman" w:hAnsi="Times New Roman"/>
-          <w:sz w:val="28"/>
-          <w:szCs w:val="28"/>
-          <w:lang w:val="uk-UA"/>
-        </w:rPr>
-        <w:t>розроблено діаграму варіантів використання.</w:t>
-      </w:r>
-    </w:p>
-    <w:p>
-      <w:pPr>
-        <w:pStyle w:val="BodyText"/>
-        <w:spacing w:lineRule="auto" w:line="360" w:before="0" w:after="0"/>
-        <w:jc w:val="both"/>
-        <w:rPr>
-          <w:rFonts w:ascii="Times New Roman" w:hAnsi="Times New Roman"/>
-          <w:sz w:val="28"/>
-          <w:szCs w:val="28"/>
-          <w:lang w:val="uk-UA"/>
-        </w:rPr>
-      </w:pPr>
-      <w:r>
-        <w:rPr>
-          <w:rFonts w:ascii="Times New Roman" w:hAnsi="Times New Roman"/>
-          <w:sz w:val="28"/>
-          <w:szCs w:val="28"/>
-          <w:lang w:val="uk-UA"/>
-        </w:rPr>
-        <w:tab/>
-        <w:t xml:space="preserve">Основним актором є користувач, який взаємодіє із системою через </w:t>
-      </w:r>
-      <w:r>
-        <w:rPr>
-          <w:rFonts w:ascii="Times New Roman" w:hAnsi="Times New Roman"/>
-          <w:sz w:val="28"/>
-          <w:szCs w:val="28"/>
-          <w:lang w:val="pl-PL"/>
-        </w:rPr>
-        <w:t>API</w:t>
-      </w:r>
-      <w:r>
-        <w:rPr>
-          <w:rFonts w:ascii="Times New Roman" w:hAnsi="Times New Roman"/>
-          <w:sz w:val="28"/>
-          <w:szCs w:val="28"/>
-          <w:lang w:val="uk-UA"/>
-        </w:rPr>
-        <w:t>. Система, у свою чергу, забезпечує необхідні сервіси.</w:t>
-      </w:r>
-    </w:p>
-    <w:p>
-      <w:pPr>
-        <w:pStyle w:val="BodyText"/>
-        <w:spacing w:lineRule="auto" w:line="360" w:before="0" w:after="0"/>
-        <w:jc w:val="both"/>
-        <w:rPr>
-          <w:rFonts w:ascii="Times New Roman" w:hAnsi="Times New Roman"/>
-          <w:sz w:val="28"/>
-          <w:szCs w:val="28"/>
-          <w:lang w:val="ru-RU"/>
-        </w:rPr>
-      </w:pPr>
-      <w:r>
-        <w:rPr>
-          <w:rFonts w:ascii="Times New Roman" w:hAnsi="Times New Roman"/>
+        </w:rPr>
+      </w:pPr>
+      <w:r>
+        <w:rPr>
           <w:b/>
           <w:bCs/>
+        </w:rPr>
+      </w:r>
+    </w:p>
+    <w:p>
+      <w:pPr>
+        <w:pStyle w:val="BodyText"/>
+        <w:spacing w:lineRule="auto" w:line="360" w:before="0" w:after="0"/>
+        <w:jc w:val="both"/>
+        <w:rPr>
+          <w:rFonts w:ascii="Times New Roman" w:hAnsi="Times New Roman"/>
+          <w:sz w:val="28"/>
+          <w:szCs w:val="28"/>
+          <w:lang w:val="pl-PL"/>
+        </w:rPr>
+      </w:pPr>
+      <w:r>
+        <w:rPr>
+          <w:rFonts w:ascii="Times New Roman" w:hAnsi="Times New Roman"/>
+          <w:b w:val="false"/>
+          <w:bCs w:val="false"/>
+          <w:sz w:val="28"/>
+          <w:szCs w:val="28"/>
+          <w:lang w:val="pl-PL"/>
+        </w:rPr>
+        <w:tab/>
+        <w:t>Варіант використання: «Оформлення замовлення»</w:t>
+      </w:r>
+    </w:p>
+    <w:p>
+      <w:pPr>
+        <w:pStyle w:val="BodyText"/>
+        <w:spacing w:lineRule="auto" w:line="360" w:before="0" w:after="0"/>
+        <w:jc w:val="both"/>
+        <w:rPr>
+          <w:rFonts w:ascii="Times New Roman" w:hAnsi="Times New Roman"/>
+          <w:sz w:val="28"/>
+          <w:szCs w:val="28"/>
+          <w:lang w:val="pl-PL"/>
+        </w:rPr>
+      </w:pPr>
+      <w:r>
+        <w:rPr>
+          <w:rFonts w:ascii="Times New Roman" w:hAnsi="Times New Roman"/>
+          <w:b w:val="false"/>
+          <w:bCs w:val="false"/>
+          <w:sz w:val="28"/>
+          <w:szCs w:val="28"/>
+          <w:lang w:val="pl-PL"/>
+        </w:rPr>
+        <w:tab/>
+        <w:t>Актори: Користувач</w:t>
+      </w:r>
+    </w:p>
+    <w:p>
+      <w:pPr>
+        <w:pStyle w:val="BodyText"/>
+        <w:spacing w:lineRule="auto" w:line="360" w:before="0" w:after="0"/>
+        <w:jc w:val="both"/>
+        <w:rPr>
+          <w:rFonts w:ascii="Times New Roman" w:hAnsi="Times New Roman"/>
           <w:sz w:val="28"/>
           <w:szCs w:val="28"/>
           <w:lang w:val="ru-RU"/>
         </w:rPr>
-        <w:t>1.6 Сценарії варіантів використання</w:t>
+      </w:pPr>
+      <w:r>
+        <w:rPr>
+          <w:rFonts w:ascii="Times New Roman" w:hAnsi="Times New Roman"/>
+          <w:b w:val="false"/>
+          <w:bCs w:val="false"/>
+          <w:sz w:val="28"/>
+          <w:szCs w:val="28"/>
+          <w:lang w:val="ru-RU"/>
+        </w:rPr>
+        <w:tab/>
+        <w:t>Область д</w:t>
+      </w:r>
+      <w:r>
+        <w:rPr>
+          <w:rFonts w:ascii="Times New Roman" w:hAnsi="Times New Roman"/>
+          <w:b w:val="false"/>
+          <w:bCs w:val="false"/>
+          <w:sz w:val="28"/>
+          <w:szCs w:val="28"/>
+          <w:lang w:val="uk-UA"/>
+        </w:rPr>
+        <w:t>ії: Система</w:t>
       </w:r>
     </w:p>
     <w:p>
@@ -1373,15 +532,23 @@
         <w:spacing w:lineRule="auto" w:line="360" w:before="0" w:after="0"/>
         <w:jc w:val="both"/>
         <w:rPr>
-          <w:b/>
-          <w:bCs/>
-        </w:rPr>
-      </w:pPr>
-      <w:r>
-        <w:rPr>
-          <w:b/>
-          <w:bCs/>
-        </w:rPr>
+          <w:rFonts w:ascii="Times New Roman" w:hAnsi="Times New Roman"/>
+          <w:sz w:val="28"/>
+          <w:szCs w:val="28"/>
+          <w:lang w:val="pl-PL"/>
+        </w:rPr>
+      </w:pPr>
+      <w:r>
+        <w:rPr>
+          <w:rFonts w:ascii="Times New Roman" w:hAnsi="Times New Roman"/>
+          <w:b w:val="false"/>
+          <w:bCs w:val="false"/>
+          <w:sz w:val="28"/>
+          <w:szCs w:val="28"/>
+          <w:lang w:val="pl-PL"/>
+        </w:rPr>
+        <w:tab/>
+        <w:t>Передумова: Користувач здійснив вибір товару та бажає його придбати.</w:t>
       </w:r>
     </w:p>
     <w:p>
@@ -1405,8 +572,7 @@
           <w:szCs w:val="28"/>
           <w:lang w:val="pl-PL"/>
         </w:rPr>
-        <w:tab/>
-        <w:t>Варіант використання: «Оформлення замовлення»</w:t>
+        <w:t>Тригер: Користувач натискає кнопку «Оформити замовлення».</w:t>
       </w:r>
     </w:p>
     <w:p>
@@ -1415,6 +581,23 @@
         <w:spacing w:lineRule="auto" w:line="360" w:before="0" w:after="0"/>
         <w:jc w:val="both"/>
         <w:rPr>
+          <w:b w:val="false"/>
+          <w:bCs w:val="false"/>
+        </w:rPr>
+      </w:pPr>
+      <w:r>
+        <w:rPr>
+          <w:b w:val="false"/>
+          <w:bCs w:val="false"/>
+        </w:rPr>
+      </w:r>
+    </w:p>
+    <w:p>
+      <w:pPr>
+        <w:pStyle w:val="BodyText"/>
+        <w:spacing w:lineRule="auto" w:line="360" w:before="0" w:after="0"/>
+        <w:jc w:val="both"/>
+        <w:rPr>
           <w:rFonts w:ascii="Times New Roman" w:hAnsi="Times New Roman"/>
           <w:sz w:val="28"/>
           <w:szCs w:val="28"/>
@@ -1431,7 +614,7 @@
           <w:lang w:val="pl-PL"/>
         </w:rPr>
         <w:tab/>
-        <w:t>Актори: Користувач</w:t>
+        <w:t>Основний сценарій:</w:t>
       </w:r>
     </w:p>
     <w:p>
@@ -1439,13 +622,260 @@
         <w:pStyle w:val="BodyText"/>
         <w:spacing w:lineRule="auto" w:line="360" w:before="0" w:after="0"/>
         <w:jc w:val="both"/>
-        <w:rPr>
-          <w:rFonts w:ascii="Times New Roman" w:hAnsi="Times New Roman"/>
+        <w:rPr/>
+      </w:pPr>
+      <w:r>
+        <w:rPr>
+          <w:rFonts w:ascii="Times New Roman" w:hAnsi="Times New Roman"/>
+          <w:b w:val="false"/>
+          <w:bCs w:val="false"/>
+          <w:sz w:val="28"/>
+          <w:szCs w:val="28"/>
+          <w:lang w:val="uk-UA"/>
+        </w:rPr>
+        <w:tab/>
+        <w:t>1) Користувач обирає товар, вказує бажану кількість товару та підтверджує оформлення замовлення.</w:t>
+      </w:r>
+    </w:p>
+    <w:p>
+      <w:pPr>
+        <w:pStyle w:val="BodyText"/>
+        <w:spacing w:lineRule="auto" w:line="360" w:before="0" w:after="0"/>
+        <w:jc w:val="both"/>
+        <w:rPr>
+          <w:rFonts w:ascii="Times New Roman" w:hAnsi="Times New Roman"/>
+          <w:sz w:val="28"/>
+          <w:szCs w:val="28"/>
+          <w:lang w:val="pl-PL"/>
+        </w:rPr>
+      </w:pPr>
+      <w:r>
+        <w:rPr>
+          <w:rFonts w:ascii="Times New Roman" w:hAnsi="Times New Roman"/>
+          <w:b w:val="false"/>
+          <w:bCs w:val="false"/>
+          <w:sz w:val="28"/>
+          <w:szCs w:val="28"/>
+          <w:lang w:val="pl-PL"/>
+        </w:rPr>
+        <w:tab/>
+      </w:r>
+      <w:r>
+        <w:rPr>
+          <w:rFonts w:ascii="Times New Roman" w:hAnsi="Times New Roman"/>
+          <w:b w:val="false"/>
+          <w:bCs w:val="false"/>
+          <w:sz w:val="28"/>
+          <w:szCs w:val="28"/>
+          <w:lang w:val="uk-UA"/>
+        </w:rPr>
+        <w:t xml:space="preserve">2) </w:t>
+      </w:r>
+      <w:r>
+        <w:rPr>
+          <w:rFonts w:ascii="Times New Roman" w:hAnsi="Times New Roman"/>
+          <w:b w:val="false"/>
+          <w:bCs w:val="false"/>
+          <w:sz w:val="28"/>
+          <w:szCs w:val="28"/>
+          <w:lang w:val="pl-PL"/>
+        </w:rPr>
+        <w:t>Система</w:t>
+      </w:r>
+      <w:r>
+        <w:rPr>
+          <w:rFonts w:ascii="Times New Roman" w:hAnsi="Times New Roman"/>
+          <w:b w:val="false"/>
+          <w:bCs w:val="false"/>
+          <w:sz w:val="28"/>
+          <w:szCs w:val="28"/>
+          <w:lang w:val="uk-UA"/>
+        </w:rPr>
+        <w:t xml:space="preserve"> підтверджує </w:t>
+      </w:r>
+      <w:r>
+        <w:rPr>
+          <w:rFonts w:ascii="Times New Roman" w:hAnsi="Times New Roman"/>
+          <w:b w:val="false"/>
+          <w:bCs w:val="false"/>
+          <w:sz w:val="28"/>
+          <w:szCs w:val="28"/>
+          <w:lang w:val="pl-PL"/>
+        </w:rPr>
+        <w:t>наявність товарів у сховищі.</w:t>
+      </w:r>
+    </w:p>
+    <w:p>
+      <w:pPr>
+        <w:pStyle w:val="BodyText"/>
+        <w:spacing w:lineRule="auto" w:line="360" w:before="0" w:after="0"/>
+        <w:jc w:val="both"/>
+        <w:rPr>
+          <w:rFonts w:ascii="Times New Roman" w:hAnsi="Times New Roman"/>
+          <w:sz w:val="28"/>
+          <w:szCs w:val="28"/>
+          <w:lang w:val="pl-PL"/>
+        </w:rPr>
+      </w:pPr>
+      <w:r>
+        <w:rPr>
+          <w:rFonts w:ascii="Times New Roman" w:hAnsi="Times New Roman"/>
+          <w:b w:val="false"/>
+          <w:bCs w:val="false"/>
+          <w:sz w:val="28"/>
+          <w:szCs w:val="28"/>
+          <w:lang w:val="pl-PL"/>
+        </w:rPr>
+        <w:tab/>
+      </w:r>
+      <w:r>
+        <w:rPr>
+          <w:rFonts w:ascii="Times New Roman" w:hAnsi="Times New Roman"/>
+          <w:b w:val="false"/>
+          <w:bCs w:val="false"/>
+          <w:sz w:val="28"/>
+          <w:szCs w:val="28"/>
+          <w:lang w:val="uk-UA"/>
+        </w:rPr>
+        <w:t>3) С</w:t>
+      </w:r>
+      <w:r>
+        <w:rPr>
+          <w:rFonts w:ascii="Times New Roman" w:hAnsi="Times New Roman"/>
+          <w:b w:val="false"/>
+          <w:bCs w:val="false"/>
+          <w:sz w:val="28"/>
+          <w:szCs w:val="28"/>
+          <w:lang w:val="pl-PL"/>
+        </w:rPr>
+        <w:t xml:space="preserve">истема резервує </w:t>
+      </w:r>
+      <w:r>
+        <w:rPr>
+          <w:rFonts w:ascii="Times New Roman" w:hAnsi="Times New Roman"/>
+          <w:b w:val="false"/>
+          <w:bCs w:val="false"/>
+          <w:sz w:val="28"/>
+          <w:szCs w:val="28"/>
+          <w:lang w:val="uk-UA"/>
+        </w:rPr>
+        <w:t>товари в базі даних</w:t>
+      </w:r>
+      <w:r>
+        <w:rPr>
+          <w:rFonts w:ascii="Times New Roman" w:hAnsi="Times New Roman"/>
+          <w:b w:val="false"/>
+          <w:bCs w:val="false"/>
+          <w:sz w:val="28"/>
+          <w:szCs w:val="28"/>
+          <w:lang w:val="pl-PL"/>
+        </w:rPr>
+        <w:t>.</w:t>
+      </w:r>
+    </w:p>
+    <w:p>
+      <w:pPr>
+        <w:pStyle w:val="BodyText"/>
+        <w:spacing w:lineRule="auto" w:line="360" w:before="0" w:after="0"/>
+        <w:jc w:val="both"/>
+        <w:rPr>
+          <w:rFonts w:ascii="Times New Roman" w:hAnsi="Times New Roman"/>
+          <w:sz w:val="28"/>
+          <w:szCs w:val="28"/>
+          <w:lang w:val="pl-PL"/>
+        </w:rPr>
+      </w:pPr>
+      <w:r>
+        <w:rPr>
+          <w:rFonts w:ascii="Times New Roman" w:hAnsi="Times New Roman"/>
+          <w:b w:val="false"/>
+          <w:bCs w:val="false"/>
+          <w:sz w:val="28"/>
+          <w:szCs w:val="28"/>
+          <w:lang w:val="uk-UA"/>
+        </w:rPr>
+        <w:tab/>
+        <w:t xml:space="preserve">4) </w:t>
+      </w:r>
+      <w:r>
+        <w:rPr>
+          <w:rFonts w:ascii="Times New Roman" w:hAnsi="Times New Roman"/>
+          <w:b w:val="false"/>
+          <w:bCs w:val="false"/>
+          <w:sz w:val="28"/>
+          <w:szCs w:val="28"/>
+          <w:lang w:val="pl-PL"/>
+        </w:rPr>
+        <w:t>Система надсилає запит на оплату.</w:t>
+      </w:r>
+    </w:p>
+    <w:p>
+      <w:pPr>
+        <w:pStyle w:val="BodyText"/>
+        <w:spacing w:lineRule="auto" w:line="360" w:before="0" w:after="0"/>
+        <w:jc w:val="both"/>
+        <w:rPr>
+          <w:rFonts w:ascii="Times New Roman" w:hAnsi="Times New Roman"/>
+          <w:sz w:val="28"/>
+          <w:szCs w:val="28"/>
+          <w:lang w:val="pl-PL"/>
+        </w:rPr>
+      </w:pPr>
+      <w:r>
+        <w:rPr>
+          <w:rFonts w:ascii="Times New Roman" w:hAnsi="Times New Roman"/>
+          <w:b w:val="false"/>
+          <w:bCs w:val="false"/>
+          <w:sz w:val="28"/>
+          <w:szCs w:val="28"/>
+          <w:lang w:val="pl-PL"/>
+        </w:rPr>
+        <w:tab/>
+      </w:r>
+      <w:r>
+        <w:rPr>
+          <w:rFonts w:ascii="Times New Roman" w:hAnsi="Times New Roman"/>
+          <w:b w:val="false"/>
+          <w:bCs w:val="false"/>
+          <w:sz w:val="28"/>
+          <w:szCs w:val="28"/>
+          <w:lang w:val="uk-UA"/>
+        </w:rPr>
+        <w:t>5) С</w:t>
+      </w:r>
+      <w:r>
+        <w:rPr>
+          <w:rFonts w:ascii="Times New Roman" w:hAnsi="Times New Roman"/>
+          <w:b w:val="false"/>
+          <w:bCs w:val="false"/>
+          <w:sz w:val="28"/>
+          <w:szCs w:val="28"/>
+          <w:lang w:val="pl-PL"/>
+        </w:rPr>
+        <w:t xml:space="preserve">творюється </w:t>
+      </w:r>
+      <w:r>
+        <w:rPr>
+          <w:rFonts w:ascii="Times New Roman" w:hAnsi="Times New Roman"/>
+          <w:b w:val="false"/>
+          <w:bCs w:val="false"/>
           <w:sz w:val="28"/>
           <w:szCs w:val="28"/>
           <w:lang w:val="ru-RU"/>
         </w:rPr>
-      </w:pPr>
+        <w:t xml:space="preserve">запит на </w:t>
+      </w:r>
+      <w:r>
+        <w:rPr>
+          <w:rFonts w:ascii="Times New Roman" w:hAnsi="Times New Roman"/>
+          <w:b w:val="false"/>
+          <w:bCs w:val="false"/>
+          <w:sz w:val="28"/>
+          <w:szCs w:val="28"/>
+          <w:lang w:val="pl-PL"/>
+        </w:rPr>
+        <w:t>доставк</w:t>
+      </w:r>
       <w:r>
         <w:rPr>
           <w:rFonts w:ascii="Times New Roman" w:hAnsi="Times New Roman"/>
@@ -1455,19 +885,18 @@
           <w:szCs w:val="28"/>
           <w:lang w:val="ru-RU"/>
         </w:rPr>
-        <w:tab/>
-        <w:t>Область д</w:t>
-      </w:r>
-      <w:r>
-        <w:rPr>
-          <w:rFonts w:ascii="Times New Roman" w:hAnsi="Times New Roman"/>
-          <w:b w:val="false"/>
-          <w:bCs w:val="false"/>
-          <w:sz w:val="28"/>
-          <w:szCs w:val="28"/>
-          <w:lang w:val="uk-UA"/>
-        </w:rPr>
-        <w:t>ії: Система</w:t>
+        <w:t>у</w:t>
+      </w:r>
+      <w:r>
+        <w:rPr>
+          <w:rFonts w:ascii="Times New Roman" w:hAnsi="Times New Roman"/>
+          <w:b w:val="false"/>
+          <w:bCs w:val="false"/>
+          <w:sz w:val="28"/>
+          <w:szCs w:val="28"/>
+          <w:lang w:val="pl-PL"/>
+        </w:rPr>
+        <w:t>.</w:t>
       </w:r>
     </w:p>
     <w:p>
@@ -1492,7 +921,28 @@
           <w:lang w:val="pl-PL"/>
         </w:rPr>
         <w:tab/>
-        <w:t>Передумова: Користувач здійснив вибір товару та бажає його придбати.</w:t>
+      </w:r>
+      <w:r>
+        <w:rPr>
+          <w:rFonts w:ascii="Times New Roman" w:hAnsi="Times New Roman"/>
+          <w:b w:val="false"/>
+          <w:bCs w:val="false"/>
+          <w:sz w:val="28"/>
+          <w:szCs w:val="28"/>
+          <w:lang w:val="ru-RU"/>
+        </w:rPr>
+        <w:t xml:space="preserve">6) </w:t>
+      </w:r>
+      <w:r>
+        <w:rPr>
+          <w:rFonts w:ascii="Times New Roman" w:hAnsi="Times New Roman"/>
+          <w:b w:val="false"/>
+          <w:bCs w:val="false"/>
+          <w:sz w:val="28"/>
+          <w:szCs w:val="28"/>
+          <w:lang w:val="pl-PL"/>
+        </w:rPr>
+        <w:t>Користувач отримує підтвердження замовлення.</w:t>
       </w:r>
     </w:p>
     <w:p>
@@ -1516,7 +966,8 @@
           <w:szCs w:val="28"/>
           <w:lang w:val="pl-PL"/>
         </w:rPr>
-        <w:t>Тригер: Користувач натискає кнопку «Оформити замовлення».</w:t>
+        <w:tab/>
+        <w:t>Альтернативний сценарій:</w:t>
       </w:r>
     </w:p>
     <w:p>
@@ -1525,15 +976,23 @@
         <w:spacing w:lineRule="auto" w:line="360" w:before="0" w:after="0"/>
         <w:jc w:val="both"/>
         <w:rPr>
-          <w:b w:val="false"/>
-          <w:bCs w:val="false"/>
-        </w:rPr>
-      </w:pPr>
-      <w:r>
-        <w:rPr>
-          <w:b w:val="false"/>
-          <w:bCs w:val="false"/>
-        </w:rPr>
+          <w:rFonts w:ascii="Times New Roman" w:hAnsi="Times New Roman"/>
+          <w:sz w:val="28"/>
+          <w:szCs w:val="28"/>
+          <w:lang w:val="uk-UA"/>
+        </w:rPr>
+      </w:pPr>
+      <w:r>
+        <w:rPr>
+          <w:rFonts w:ascii="Times New Roman" w:hAnsi="Times New Roman"/>
+          <w:b w:val="false"/>
+          <w:bCs w:val="false"/>
+          <w:sz w:val="28"/>
+          <w:szCs w:val="28"/>
+          <w:lang w:val="uk-UA"/>
+        </w:rPr>
+        <w:tab/>
+        <w:t>1а. Такого товару не існує</w:t>
       </w:r>
     </w:p>
     <w:p>
@@ -1545,18 +1004,231 @@
           <w:rFonts w:ascii="Times New Roman" w:hAnsi="Times New Roman"/>
           <w:sz w:val="28"/>
           <w:szCs w:val="28"/>
+          <w:lang w:val="uk-UA"/>
+        </w:rPr>
+      </w:pPr>
+      <w:r>
+        <w:rPr>
+          <w:rFonts w:ascii="Times New Roman" w:hAnsi="Times New Roman"/>
+          <w:b w:val="false"/>
+          <w:bCs w:val="false"/>
+          <w:sz w:val="28"/>
+          <w:szCs w:val="28"/>
+          <w:lang w:val="uk-UA"/>
+        </w:rPr>
+        <w:tab/>
+        <w:tab/>
+        <w:t xml:space="preserve">1а1. </w:t>
+      </w:r>
+      <w:r>
+        <w:rPr>
+          <w:rFonts w:ascii="Times New Roman" w:hAnsi="Times New Roman"/>
+          <w:b w:val="false"/>
+          <w:bCs w:val="false"/>
+          <w:sz w:val="28"/>
+          <w:szCs w:val="28"/>
           <w:lang w:val="pl-PL"/>
         </w:rPr>
-      </w:pPr>
-      <w:r>
-        <w:rPr>
-          <w:rFonts w:ascii="Times New Roman" w:hAnsi="Times New Roman"/>
-          <w:b w:val="false"/>
-          <w:bCs w:val="false"/>
+        <w:t>Система повідомляє користувача про відсутність товару.</w:t>
+      </w:r>
+    </w:p>
+    <w:p>
+      <w:pPr>
+        <w:pStyle w:val="BodyText"/>
+        <w:spacing w:lineRule="auto" w:line="360" w:before="0" w:after="0"/>
+        <w:jc w:val="both"/>
+        <w:rPr>
+          <w:rFonts w:ascii="Times New Roman" w:hAnsi="Times New Roman"/>
           <w:sz w:val="28"/>
           <w:szCs w:val="28"/>
           <w:lang w:val="pl-PL"/>
         </w:rPr>
+      </w:pPr>
+      <w:r>
+        <w:rPr>
+          <w:rFonts w:ascii="Times New Roman" w:hAnsi="Times New Roman"/>
+          <w:b w:val="false"/>
+          <w:bCs w:val="false"/>
+          <w:sz w:val="28"/>
+          <w:szCs w:val="28"/>
+          <w:lang w:val="pl-PL"/>
+        </w:rPr>
+        <w:tab/>
+        <w:t>2а. Товару немає в наявності.</w:t>
+      </w:r>
+    </w:p>
+    <w:p>
+      <w:pPr>
+        <w:pStyle w:val="BodyText"/>
+        <w:spacing w:lineRule="auto" w:line="360" w:before="0" w:after="0"/>
+        <w:jc w:val="both"/>
+        <w:rPr>
+          <w:rFonts w:ascii="Times New Roman" w:hAnsi="Times New Roman"/>
+          <w:sz w:val="28"/>
+          <w:szCs w:val="28"/>
+          <w:lang w:val="pl-PL"/>
+        </w:rPr>
+      </w:pPr>
+      <w:r>
+        <w:rPr>
+          <w:rFonts w:ascii="Times New Roman" w:hAnsi="Times New Roman"/>
+          <w:b w:val="false"/>
+          <w:bCs w:val="false"/>
+          <w:sz w:val="28"/>
+          <w:szCs w:val="28"/>
+          <w:lang w:val="pl-PL"/>
+        </w:rPr>
+        <w:tab/>
+        <w:tab/>
+        <w:t>2а1. Система повідомляє користувача про відсутність товару.</w:t>
+      </w:r>
+    </w:p>
+    <w:p>
+      <w:pPr>
+        <w:pStyle w:val="BodyText"/>
+        <w:spacing w:lineRule="auto" w:line="360" w:before="0" w:after="0"/>
+        <w:jc w:val="both"/>
+        <w:rPr>
+          <w:rFonts w:ascii="Times New Roman" w:hAnsi="Times New Roman"/>
+          <w:sz w:val="28"/>
+          <w:szCs w:val="28"/>
+          <w:lang w:val="pl-PL"/>
+        </w:rPr>
+      </w:pPr>
+      <w:r>
+        <w:rPr>
+          <w:rFonts w:ascii="Times New Roman" w:hAnsi="Times New Roman"/>
+          <w:b w:val="false"/>
+          <w:bCs w:val="false"/>
+          <w:sz w:val="28"/>
+          <w:szCs w:val="28"/>
+          <w:lang w:val="pl-PL"/>
+        </w:rPr>
+        <w:tab/>
+        <w:t>4а. Оплата неуспішна.</w:t>
+      </w:r>
+    </w:p>
+    <w:p>
+      <w:pPr>
+        <w:pStyle w:val="BodyText"/>
+        <w:spacing w:lineRule="auto" w:line="360" w:before="0" w:after="0"/>
+        <w:jc w:val="both"/>
+        <w:rPr>
+          <w:rFonts w:ascii="Times New Roman" w:hAnsi="Times New Roman"/>
+          <w:sz w:val="28"/>
+          <w:szCs w:val="28"/>
+          <w:lang w:val="pl-PL"/>
+        </w:rPr>
+      </w:pPr>
+      <w:r>
+        <w:rPr>
+          <w:rFonts w:ascii="Times New Roman" w:hAnsi="Times New Roman"/>
+          <w:b w:val="false"/>
+          <w:bCs w:val="false"/>
+          <w:sz w:val="28"/>
+          <w:szCs w:val="28"/>
+          <w:lang w:val="pl-PL"/>
+        </w:rPr>
+        <w:tab/>
+        <w:tab/>
+        <w:t>4а1. Система скасовує резерв товару.</w:t>
+      </w:r>
+    </w:p>
+    <w:p>
+      <w:pPr>
+        <w:pStyle w:val="BodyText"/>
+        <w:spacing w:lineRule="auto" w:line="360" w:before="0" w:after="0"/>
+        <w:jc w:val="both"/>
+        <w:rPr>
+          <w:rFonts w:ascii="Times New Roman" w:hAnsi="Times New Roman"/>
+          <w:sz w:val="28"/>
+          <w:szCs w:val="28"/>
+          <w:lang w:val="pl-PL"/>
+        </w:rPr>
+      </w:pPr>
+      <w:r>
+        <w:rPr>
+          <w:rFonts w:ascii="Times New Roman" w:hAnsi="Times New Roman"/>
+          <w:b w:val="false"/>
+          <w:bCs w:val="false"/>
+          <w:sz w:val="28"/>
+          <w:szCs w:val="28"/>
+          <w:lang w:val="pl-PL"/>
+        </w:rPr>
+        <w:tab/>
+        <w:tab/>
+        <w:t xml:space="preserve">4а2. Система повідомляє користувача про помилку оплати. </w:t>
+      </w:r>
+    </w:p>
+    <w:p>
+      <w:pPr>
+        <w:pStyle w:val="BodyText"/>
+        <w:spacing w:lineRule="auto" w:line="360" w:before="0" w:after="0"/>
+        <w:jc w:val="both"/>
+        <w:rPr>
+          <w:rFonts w:ascii="Times New Roman" w:hAnsi="Times New Roman"/>
+          <w:sz w:val="28"/>
+          <w:szCs w:val="28"/>
+          <w:lang w:val="pl-PL"/>
+        </w:rPr>
+      </w:pPr>
+      <w:r>
+        <w:rPr>
+          <w:rFonts w:ascii="Times New Roman" w:hAnsi="Times New Roman"/>
+          <w:b w:val="false"/>
+          <w:bCs w:val="false"/>
+          <w:sz w:val="28"/>
+          <w:szCs w:val="28"/>
+          <w:lang w:val="pl-PL"/>
+        </w:rPr>
+        <w:tab/>
+        <w:t>Кінець ВВ.</w:t>
+      </w:r>
+    </w:p>
+    <w:p>
+      <w:pPr>
+        <w:pStyle w:val="BodyText"/>
+        <w:spacing w:lineRule="auto" w:line="360" w:before="0" w:after="0"/>
+        <w:jc w:val="both"/>
+        <w:rPr>
+          <w:rFonts w:ascii="Times New Roman" w:hAnsi="Times New Roman"/>
+          <w:sz w:val="28"/>
+          <w:szCs w:val="28"/>
+          <w:lang w:val="pl-PL"/>
+        </w:rPr>
+      </w:pPr>
+      <w:r>
+        <w:rPr>
+          <w:rFonts w:ascii="Times New Roman" w:hAnsi="Times New Roman"/>
+          <w:b w:val="false"/>
+          <w:bCs w:val="false"/>
+          <w:sz w:val="28"/>
+          <w:szCs w:val="28"/>
+          <w:lang w:val="pl-PL"/>
+        </w:rPr>
+        <w:tab/>
+        <w:t>Варіант використання: Відстеження статусу замовлення</w:t>
+      </w:r>
+    </w:p>
+    <w:p>
+      <w:pPr>
+        <w:pStyle w:val="BodyText"/>
+        <w:spacing w:lineRule="auto" w:line="360" w:before="0" w:after="0"/>
+        <w:jc w:val="both"/>
+        <w:rPr>
+          <w:rFonts w:ascii="Times New Roman" w:hAnsi="Times New Roman"/>
+          <w:sz w:val="28"/>
+          <w:szCs w:val="28"/>
+          <w:lang w:val="pl-PL"/>
+        </w:rPr>
+      </w:pPr>
+      <w:r>
+        <w:rPr>
+          <w:rFonts w:ascii="Times New Roman" w:hAnsi="Times New Roman"/>
+          <w:sz w:val="28"/>
+          <w:szCs w:val="28"/>
+          <w:lang w:val="pl-PL"/>
+        </w:rPr>
         <w:tab/>
         <w:t>Основний сценарій:</w:t>
       </w:r>
@@ -1566,19 +1238,48 @@
         <w:pStyle w:val="BodyText"/>
         <w:spacing w:lineRule="auto" w:line="360" w:before="0" w:after="0"/>
         <w:jc w:val="both"/>
-        <w:rPr/>
-      </w:pPr>
-      <w:r>
-        <w:rPr>
-          <w:rFonts w:ascii="Times New Roman" w:hAnsi="Times New Roman"/>
-          <w:b w:val="false"/>
-          <w:bCs w:val="false"/>
-          <w:sz w:val="28"/>
-          <w:szCs w:val="28"/>
-          <w:lang w:val="uk-UA"/>
-        </w:rPr>
-        <w:tab/>
-        <w:t>1) Користувач обирає товар, вказує бажану кількість товару та підтверджує оформлення замовлення.</w:t>
+        <w:rPr>
+          <w:rFonts w:ascii="Times New Roman" w:hAnsi="Times New Roman"/>
+          <w:sz w:val="28"/>
+          <w:szCs w:val="28"/>
+          <w:lang w:val="pl-PL"/>
+        </w:rPr>
+      </w:pPr>
+      <w:r>
+        <w:rPr>
+          <w:rFonts w:ascii="Times New Roman" w:hAnsi="Times New Roman"/>
+          <w:sz w:val="28"/>
+          <w:szCs w:val="28"/>
+          <w:lang w:val="pl-PL"/>
+        </w:rPr>
+        <w:tab/>
+      </w:r>
+      <w:r>
+        <w:rPr>
+          <w:rFonts w:ascii="Times New Roman" w:hAnsi="Times New Roman"/>
+          <w:sz w:val="28"/>
+          <w:szCs w:val="28"/>
+          <w:lang w:val="uk-UA"/>
+        </w:rPr>
+        <w:t xml:space="preserve">1) </w:t>
+      </w:r>
+      <w:r>
+        <w:rPr>
+          <w:rFonts w:ascii="Times New Roman" w:hAnsi="Times New Roman"/>
+          <w:sz w:val="28"/>
+          <w:szCs w:val="28"/>
+          <w:lang w:val="pl-PL"/>
+        </w:rPr>
+        <w:t xml:space="preserve">Користувач надсилає запит </w:t>
+      </w:r>
+      <w:r>
+        <w:rPr>
+          <w:rFonts w:ascii="Times New Roman" w:hAnsi="Times New Roman"/>
+          <w:sz w:val="28"/>
+          <w:szCs w:val="28"/>
+          <w:lang w:val="uk-UA"/>
+        </w:rPr>
+        <w:t>на відстуження замовлення</w:t>
       </w:r>
     </w:p>
     <w:p>
@@ -1596,8 +1297,6 @@
       <w:r>
         <w:rPr>
           <w:rFonts w:ascii="Times New Roman" w:hAnsi="Times New Roman"/>
-          <w:b w:val="false"/>
-          <w:bCs w:val="false"/>
           <w:sz w:val="28"/>
           <w:szCs w:val="28"/>
           <w:lang w:val="pl-PL"/>
@@ -1607,8 +1306,6 @@
       <w:r>
         <w:rPr>
           <w:rFonts w:ascii="Times New Roman" w:hAnsi="Times New Roman"/>
-          <w:b w:val="false"/>
-          <w:bCs w:val="false"/>
           <w:sz w:val="28"/>
           <w:szCs w:val="28"/>
           <w:lang w:val="uk-UA"/>
@@ -1618,35 +1315,51 @@
       <w:r>
         <w:rPr>
           <w:rFonts w:ascii="Times New Roman" w:hAnsi="Times New Roman"/>
-          <w:b w:val="false"/>
-          <w:bCs w:val="false"/>
           <w:sz w:val="28"/>
           <w:szCs w:val="28"/>
           <w:lang w:val="pl-PL"/>
         </w:rPr>
-        <w:t>Система</w:t>
-      </w:r>
-      <w:r>
-        <w:rPr>
-          <w:rFonts w:ascii="Times New Roman" w:hAnsi="Times New Roman"/>
-          <w:b w:val="false"/>
-          <w:bCs w:val="false"/>
-          <w:sz w:val="28"/>
-          <w:szCs w:val="28"/>
-          <w:lang w:val="uk-UA"/>
-        </w:rPr>
-        <w:t xml:space="preserve"> підтверджує </w:t>
-      </w:r>
-      <w:r>
-        <w:rPr>
-          <w:rFonts w:ascii="Times New Roman" w:hAnsi="Times New Roman"/>
-          <w:b w:val="false"/>
-          <w:bCs w:val="false"/>
+        <w:t>Система запитує у користувача унікальний ідентифікатор замовлення.</w:t>
+      </w:r>
+    </w:p>
+    <w:p>
+      <w:pPr>
+        <w:pStyle w:val="BodyText"/>
+        <w:spacing w:lineRule="auto" w:line="360" w:before="0" w:after="0"/>
+        <w:jc w:val="both"/>
+        <w:rPr>
+          <w:rFonts w:ascii="Times New Roman" w:hAnsi="Times New Roman"/>
           <w:sz w:val="28"/>
           <w:szCs w:val="28"/>
           <w:lang w:val="pl-PL"/>
         </w:rPr>
-        <w:t>наявність товарів у сховищі.</w:t>
+      </w:pPr>
+      <w:r>
+        <w:rPr>
+          <w:rFonts w:ascii="Times New Roman" w:hAnsi="Times New Roman"/>
+          <w:sz w:val="28"/>
+          <w:szCs w:val="28"/>
+          <w:lang w:val="pl-PL"/>
+        </w:rPr>
+        <w:tab/>
+      </w:r>
+      <w:r>
+        <w:rPr>
+          <w:rFonts w:ascii="Times New Roman" w:hAnsi="Times New Roman"/>
+          <w:sz w:val="28"/>
+          <w:szCs w:val="28"/>
+          <w:lang w:val="uk-UA"/>
+        </w:rPr>
+        <w:t xml:space="preserve">3) </w:t>
+      </w:r>
+      <w:r>
+        <w:rPr>
+          <w:rFonts w:ascii="Times New Roman" w:hAnsi="Times New Roman"/>
+          <w:sz w:val="28"/>
+          <w:szCs w:val="28"/>
+          <w:lang w:val="pl-PL"/>
+        </w:rPr>
+        <w:t>Користувач вводить ідентифікатор замовлення.</w:t>
       </w:r>
     </w:p>
     <w:p>
@@ -1664,8 +1377,6 @@
       <w:r>
         <w:rPr>
           <w:rFonts w:ascii="Times New Roman" w:hAnsi="Times New Roman"/>
-          <w:b w:val="false"/>
-          <w:bCs w:val="false"/>
           <w:sz w:val="28"/>
           <w:szCs w:val="28"/>
           <w:lang w:val="pl-PL"/>
@@ -1675,46 +1386,60 @@
       <w:r>
         <w:rPr>
           <w:rFonts w:ascii="Times New Roman" w:hAnsi="Times New Roman"/>
-          <w:b w:val="false"/>
-          <w:bCs w:val="false"/>
-          <w:sz w:val="28"/>
-          <w:szCs w:val="28"/>
-          <w:lang w:val="uk-UA"/>
-        </w:rPr>
-        <w:t>3) С</w:t>
-      </w:r>
-      <w:r>
-        <w:rPr>
-          <w:rFonts w:ascii="Times New Roman" w:hAnsi="Times New Roman"/>
-          <w:b w:val="false"/>
-          <w:bCs w:val="false"/>
+          <w:sz w:val="28"/>
+          <w:szCs w:val="28"/>
+          <w:lang w:val="uk-UA"/>
+        </w:rPr>
+        <w:t xml:space="preserve">4) </w:t>
+      </w:r>
+      <w:r>
+        <w:rPr>
+          <w:rFonts w:ascii="Times New Roman" w:hAnsi="Times New Roman"/>
           <w:sz w:val="28"/>
           <w:szCs w:val="28"/>
           <w:lang w:val="pl-PL"/>
         </w:rPr>
-        <w:t xml:space="preserve">истема резервує </w:t>
-      </w:r>
-      <w:r>
-        <w:rPr>
-          <w:rFonts w:ascii="Times New Roman" w:hAnsi="Times New Roman"/>
-          <w:b w:val="false"/>
-          <w:bCs w:val="false"/>
-          <w:sz w:val="28"/>
-          <w:szCs w:val="28"/>
-          <w:lang w:val="uk-UA"/>
-        </w:rPr>
-        <w:t>товари в базі даних</w:t>
-      </w:r>
-      <w:r>
-        <w:rPr>
-          <w:rFonts w:ascii="Times New Roman" w:hAnsi="Times New Roman"/>
-          <w:b w:val="false"/>
-          <w:bCs w:val="false"/>
+        <w:t>Система здійснює пошук замовлення у базі даних.</w:t>
+      </w:r>
+    </w:p>
+    <w:p>
+      <w:pPr>
+        <w:pStyle w:val="BodyText"/>
+        <w:spacing w:lineRule="auto" w:line="360" w:before="0" w:after="0"/>
+        <w:jc w:val="both"/>
+        <w:rPr>
+          <w:rFonts w:ascii="Times New Roman" w:hAnsi="Times New Roman"/>
           <w:sz w:val="28"/>
           <w:szCs w:val="28"/>
           <w:lang w:val="pl-PL"/>
         </w:rPr>
-        <w:t>.</w:t>
+      </w:pPr>
+      <w:r>
+        <w:rPr>
+          <w:rFonts w:ascii="Times New Roman" w:hAnsi="Times New Roman"/>
+          <w:sz w:val="28"/>
+          <w:szCs w:val="28"/>
+          <w:lang w:val="pl-PL"/>
+        </w:rPr>
+        <w:tab/>
+      </w:r>
+      <w:r>
+        <w:rPr>
+          <w:rFonts w:ascii="Times New Roman" w:hAnsi="Times New Roman"/>
+          <w:sz w:val="28"/>
+          <w:szCs w:val="28"/>
+          <w:lang w:val="uk-UA"/>
+        </w:rPr>
+        <w:t xml:space="preserve">5) </w:t>
+      </w:r>
+      <w:r>
+        <w:rPr>
+          <w:rFonts w:ascii="Times New Roman" w:hAnsi="Times New Roman"/>
+          <w:sz w:val="28"/>
+          <w:szCs w:val="28"/>
+          <w:lang w:val="pl-PL"/>
+        </w:rPr>
+        <w:t>Система повертає користувачеві інформацію про поточний статус замовлення (наприклад: «Замовлення оформлено», «Оплата виконана», «Очікує доставку», «Скасовано»).</w:t>
       </w:r>
     </w:p>
     <w:p>
@@ -1732,25 +1457,335 @@
       <w:r>
         <w:rPr>
           <w:rFonts w:ascii="Times New Roman" w:hAnsi="Times New Roman"/>
-          <w:b w:val="false"/>
-          <w:bCs w:val="false"/>
-          <w:sz w:val="28"/>
-          <w:szCs w:val="28"/>
-          <w:lang w:val="uk-UA"/>
-        </w:rPr>
-        <w:tab/>
+          <w:sz w:val="28"/>
+          <w:szCs w:val="28"/>
+          <w:lang w:val="pl-PL"/>
+        </w:rPr>
+        <w:tab/>
+        <w:t>Альтернативні сценарії:</w:t>
+      </w:r>
+    </w:p>
+    <w:p>
+      <w:pPr>
+        <w:pStyle w:val="BodyText"/>
+        <w:spacing w:lineRule="auto" w:line="360" w:before="0" w:after="0"/>
+        <w:jc w:val="both"/>
+        <w:rPr>
+          <w:rFonts w:ascii="Times New Roman" w:hAnsi="Times New Roman"/>
+          <w:sz w:val="28"/>
+          <w:szCs w:val="28"/>
+          <w:lang w:val="pl-PL"/>
+        </w:rPr>
+      </w:pPr>
+      <w:r>
+        <w:rPr>
+          <w:rFonts w:ascii="Times New Roman" w:hAnsi="Times New Roman"/>
+          <w:sz w:val="28"/>
+          <w:szCs w:val="28"/>
+          <w:lang w:val="pl-PL"/>
+        </w:rPr>
+        <w:tab/>
+        <w:t>2а. Користувач не вводить ідентифікатор замовлення.</w:t>
+      </w:r>
+    </w:p>
+    <w:p>
+      <w:pPr>
+        <w:pStyle w:val="BodyText"/>
+        <w:spacing w:lineRule="auto" w:line="360" w:before="0" w:after="0"/>
+        <w:jc w:val="both"/>
+        <w:rPr>
+          <w:rFonts w:ascii="Times New Roman" w:hAnsi="Times New Roman"/>
+          <w:sz w:val="28"/>
+          <w:szCs w:val="28"/>
+          <w:lang w:val="pl-PL"/>
+        </w:rPr>
+      </w:pPr>
+      <w:r>
+        <w:rPr>
+          <w:rFonts w:ascii="Times New Roman" w:hAnsi="Times New Roman"/>
+          <w:sz w:val="28"/>
+          <w:szCs w:val="28"/>
+          <w:lang w:val="pl-PL"/>
+        </w:rPr>
+        <w:tab/>
+        <w:tab/>
+        <w:t xml:space="preserve">2а1. Система повідомляє, що поле обов’язкове для заповнення. </w:t>
+      </w:r>
+    </w:p>
+    <w:p>
+      <w:pPr>
+        <w:pStyle w:val="BodyText"/>
+        <w:spacing w:lineRule="auto" w:line="360" w:before="0" w:after="0"/>
+        <w:jc w:val="both"/>
+        <w:rPr>
+          <w:rFonts w:ascii="Times New Roman" w:hAnsi="Times New Roman"/>
+          <w:sz w:val="28"/>
+          <w:szCs w:val="28"/>
+          <w:lang w:val="pl-PL"/>
+        </w:rPr>
+      </w:pPr>
+      <w:r>
+        <w:rPr>
+          <w:rFonts w:ascii="Times New Roman" w:hAnsi="Times New Roman"/>
+          <w:sz w:val="28"/>
+          <w:szCs w:val="28"/>
+          <w:lang w:val="pl-PL"/>
+        </w:rPr>
+        <w:tab/>
+        <w:t>4а. Система не знаходить замовлення з таким ідентифікатором.</w:t>
+      </w:r>
+    </w:p>
+    <w:p>
+      <w:pPr>
+        <w:pStyle w:val="BodyText"/>
+        <w:spacing w:lineRule="auto" w:line="360" w:before="0" w:after="0"/>
+        <w:jc w:val="both"/>
+        <w:rPr>
+          <w:rFonts w:ascii="Times New Roman" w:hAnsi="Times New Roman"/>
+          <w:sz w:val="28"/>
+          <w:szCs w:val="28"/>
+          <w:lang w:val="pl-PL"/>
+        </w:rPr>
+      </w:pPr>
+      <w:r>
+        <w:rPr>
+          <w:rFonts w:ascii="Times New Roman" w:hAnsi="Times New Roman"/>
+          <w:sz w:val="28"/>
+          <w:szCs w:val="28"/>
+          <w:lang w:val="pl-PL"/>
+        </w:rPr>
+        <w:tab/>
+        <w:tab/>
+        <w:t xml:space="preserve">4а1. Система повідомляє, що замовлення не існує або було видалено. </w:t>
+      </w:r>
+    </w:p>
+    <w:p>
+      <w:pPr>
+        <w:pStyle w:val="BodyText"/>
+        <w:spacing w:lineRule="auto" w:line="360" w:before="0" w:after="0"/>
+        <w:jc w:val="both"/>
+        <w:rPr>
+          <w:rFonts w:ascii="Times New Roman" w:hAnsi="Times New Roman"/>
+          <w:sz w:val="28"/>
+          <w:szCs w:val="28"/>
+          <w:lang w:val="pl-PL"/>
+        </w:rPr>
+      </w:pPr>
+      <w:r>
+        <w:rPr>
+          <w:rFonts w:ascii="Times New Roman" w:hAnsi="Times New Roman"/>
+          <w:sz w:val="28"/>
+          <w:szCs w:val="28"/>
+          <w:lang w:val="pl-PL"/>
+        </w:rPr>
+        <w:tab/>
+        <w:t>Кінець ВВ.</w:t>
+      </w:r>
+    </w:p>
+    <w:p>
+      <w:pPr>
+        <w:pStyle w:val="BodyText"/>
+        <w:spacing w:lineRule="auto" w:line="360" w:before="0" w:after="0"/>
+        <w:jc w:val="both"/>
+        <w:rPr>
+          <w:rFonts w:ascii="Times New Roman" w:hAnsi="Times New Roman"/>
+          <w:sz w:val="28"/>
+          <w:szCs w:val="28"/>
+          <w:lang w:val="pl-PL"/>
+        </w:rPr>
+      </w:pPr>
+      <w:r>
+        <w:rPr>
+          <w:rFonts w:ascii="Times New Roman" w:hAnsi="Times New Roman"/>
+          <w:sz w:val="28"/>
+          <w:szCs w:val="28"/>
+          <w:lang w:val="pl-PL"/>
+        </w:rPr>
+        <w:tab/>
+        <w:t>Сценарій 3: Скасування замовлення у разі помилки оплати</w:t>
+      </w:r>
+    </w:p>
+    <w:p>
+      <w:pPr>
+        <w:pStyle w:val="BodyText"/>
+        <w:spacing w:lineRule="auto" w:line="360" w:before="0" w:after="0"/>
+        <w:jc w:val="both"/>
+        <w:rPr>
+          <w:rFonts w:ascii="Times New Roman" w:hAnsi="Times New Roman"/>
+          <w:sz w:val="28"/>
+          <w:szCs w:val="28"/>
+          <w:lang w:val="pl-PL"/>
+        </w:rPr>
+      </w:pPr>
+      <w:r>
+        <w:rPr>
+          <w:rFonts w:ascii="Times New Roman" w:hAnsi="Times New Roman"/>
+          <w:sz w:val="28"/>
+          <w:szCs w:val="28"/>
+          <w:lang w:val="pl-PL"/>
+        </w:rPr>
+        <w:tab/>
+        <w:t>Основний сценарій:</w:t>
+      </w:r>
+    </w:p>
+    <w:p>
+      <w:pPr>
+        <w:pStyle w:val="BodyText"/>
+        <w:spacing w:lineRule="auto" w:line="360" w:before="0" w:after="0"/>
+        <w:jc w:val="both"/>
+        <w:rPr>
+          <w:rFonts w:ascii="Times New Roman" w:hAnsi="Times New Roman"/>
+          <w:sz w:val="28"/>
+          <w:szCs w:val="28"/>
+          <w:lang w:val="pl-PL"/>
+        </w:rPr>
+      </w:pPr>
+      <w:r>
+        <w:rPr>
+          <w:rFonts w:ascii="Times New Roman" w:hAnsi="Times New Roman"/>
+          <w:sz w:val="28"/>
+          <w:szCs w:val="28"/>
+          <w:lang w:val="pl-PL"/>
+        </w:rPr>
+        <w:tab/>
+      </w:r>
+      <w:r>
+        <w:rPr>
+          <w:rFonts w:ascii="Times New Roman" w:hAnsi="Times New Roman"/>
+          <w:sz w:val="28"/>
+          <w:szCs w:val="28"/>
+          <w:lang w:val="en-US"/>
+        </w:rPr>
+        <w:t xml:space="preserve">1) </w:t>
+      </w:r>
+      <w:r>
+        <w:rPr>
+          <w:rFonts w:ascii="Times New Roman" w:hAnsi="Times New Roman"/>
+          <w:sz w:val="28"/>
+          <w:szCs w:val="28"/>
+          <w:lang w:val="pl-PL"/>
+        </w:rPr>
+        <w:t>Користувач оформлює замовлення.</w:t>
+      </w:r>
+    </w:p>
+    <w:p>
+      <w:pPr>
+        <w:pStyle w:val="BodyText"/>
+        <w:spacing w:lineRule="auto" w:line="360" w:before="0" w:after="0"/>
+        <w:jc w:val="both"/>
+        <w:rPr>
+          <w:rFonts w:ascii="Times New Roman" w:hAnsi="Times New Roman"/>
+          <w:sz w:val="28"/>
+          <w:szCs w:val="28"/>
+          <w:lang w:val="pl-PL"/>
+        </w:rPr>
+      </w:pPr>
+      <w:r>
+        <w:rPr>
+          <w:rFonts w:ascii="Times New Roman" w:hAnsi="Times New Roman"/>
+          <w:sz w:val="28"/>
+          <w:szCs w:val="28"/>
+          <w:lang w:val="pl-PL"/>
+        </w:rPr>
+        <w:tab/>
+      </w:r>
+      <w:r>
+        <w:rPr>
+          <w:rFonts w:ascii="Times New Roman" w:hAnsi="Times New Roman"/>
+          <w:sz w:val="28"/>
+          <w:szCs w:val="28"/>
+          <w:lang w:val="en-US"/>
+        </w:rPr>
+        <w:t xml:space="preserve">2) </w:t>
+      </w:r>
+      <w:r>
+        <w:rPr>
+          <w:rFonts w:ascii="Times New Roman" w:hAnsi="Times New Roman"/>
+          <w:sz w:val="28"/>
+          <w:szCs w:val="28"/>
+          <w:lang w:val="pl-PL"/>
+        </w:rPr>
+        <w:t>Система перевіряє наявність товару та резервує його.</w:t>
+      </w:r>
+    </w:p>
+    <w:p>
+      <w:pPr>
+        <w:pStyle w:val="BodyText"/>
+        <w:spacing w:lineRule="auto" w:line="360" w:before="0" w:after="0"/>
+        <w:jc w:val="both"/>
+        <w:rPr>
+          <w:rFonts w:ascii="Times New Roman" w:hAnsi="Times New Roman"/>
+          <w:sz w:val="28"/>
+          <w:szCs w:val="28"/>
+          <w:lang w:val="pl-PL"/>
+        </w:rPr>
+      </w:pPr>
+      <w:r>
+        <w:rPr>
+          <w:rFonts w:ascii="Times New Roman" w:hAnsi="Times New Roman"/>
+          <w:sz w:val="28"/>
+          <w:szCs w:val="28"/>
+          <w:lang w:val="pl-PL"/>
+        </w:rPr>
+        <w:tab/>
+      </w:r>
+      <w:r>
+        <w:rPr>
+          <w:rFonts w:ascii="Times New Roman" w:hAnsi="Times New Roman"/>
+          <w:sz w:val="28"/>
+          <w:szCs w:val="28"/>
+          <w:lang w:val="en-US"/>
+        </w:rPr>
+        <w:t xml:space="preserve">3) </w:t>
+      </w:r>
+      <w:r>
+        <w:rPr>
+          <w:rFonts w:ascii="Times New Roman" w:hAnsi="Times New Roman"/>
+          <w:sz w:val="28"/>
+          <w:szCs w:val="28"/>
+          <w:lang w:val="pl-PL"/>
+        </w:rPr>
+        <w:t>Система надсилає запит на оплату.</w:t>
+      </w:r>
+    </w:p>
+    <w:p>
+      <w:pPr>
+        <w:pStyle w:val="BodyText"/>
+        <w:spacing w:lineRule="auto" w:line="360" w:before="0" w:after="0"/>
+        <w:jc w:val="both"/>
+        <w:rPr>
+          <w:rFonts w:ascii="Times New Roman" w:hAnsi="Times New Roman"/>
+          <w:sz w:val="28"/>
+          <w:szCs w:val="28"/>
+          <w:lang w:val="pl-PL"/>
+        </w:rPr>
+      </w:pPr>
+      <w:r>
+        <w:rPr>
+          <w:rFonts w:ascii="Times New Roman" w:hAnsi="Times New Roman"/>
+          <w:sz w:val="28"/>
+          <w:szCs w:val="28"/>
+          <w:lang w:val="pl-PL"/>
+        </w:rPr>
+        <w:tab/>
+      </w:r>
+      <w:r>
+        <w:rPr>
+          <w:rFonts w:ascii="Times New Roman" w:hAnsi="Times New Roman"/>
+          <w:sz w:val="28"/>
+          <w:szCs w:val="28"/>
+          <w:lang w:val="en-US"/>
+        </w:rPr>
         <w:t xml:space="preserve">4) </w:t>
       </w:r>
       <w:r>
         <w:rPr>
           <w:rFonts w:ascii="Times New Roman" w:hAnsi="Times New Roman"/>
-          <w:b w:val="false"/>
-          <w:bCs w:val="false"/>
           <w:sz w:val="28"/>
           <w:szCs w:val="28"/>
           <w:lang w:val="pl-PL"/>
         </w:rPr>
-        <w:t>Система надсилає запит на оплату.</w:t>
+        <w:t>Платіжна система повідомляє про помилку під час обробки платежу.</w:t>
       </w:r>
     </w:p>
     <w:p>
@@ -1768,8 +1803,6 @@
       <w:r>
         <w:rPr>
           <w:rFonts w:ascii="Times New Roman" w:hAnsi="Times New Roman"/>
-          <w:b w:val="false"/>
-          <w:bCs w:val="false"/>
           <w:sz w:val="28"/>
           <w:szCs w:val="28"/>
           <w:lang w:val="pl-PL"/>
@@ -1779,68 +1812,60 @@
       <w:r>
         <w:rPr>
           <w:rFonts w:ascii="Times New Roman" w:hAnsi="Times New Roman"/>
-          <w:b w:val="false"/>
-          <w:bCs w:val="false"/>
-          <w:sz w:val="28"/>
-          <w:szCs w:val="28"/>
-          <w:lang w:val="uk-UA"/>
-        </w:rPr>
-        <w:t>5) С</w:t>
-      </w:r>
-      <w:r>
-        <w:rPr>
-          <w:rFonts w:ascii="Times New Roman" w:hAnsi="Times New Roman"/>
-          <w:b w:val="false"/>
-          <w:bCs w:val="false"/>
+          <w:sz w:val="28"/>
+          <w:szCs w:val="28"/>
+          <w:lang w:val="en-US"/>
+        </w:rPr>
+        <w:t xml:space="preserve">5) </w:t>
+      </w:r>
+      <w:r>
+        <w:rPr>
+          <w:rFonts w:ascii="Times New Roman" w:hAnsi="Times New Roman"/>
           <w:sz w:val="28"/>
           <w:szCs w:val="28"/>
           <w:lang w:val="pl-PL"/>
         </w:rPr>
-        <w:t xml:space="preserve">творюється </w:t>
-      </w:r>
-      <w:r>
-        <w:rPr>
-          <w:rFonts w:ascii="Times New Roman" w:hAnsi="Times New Roman"/>
-          <w:b w:val="false"/>
-          <w:bCs w:val="false"/>
-          <w:sz w:val="28"/>
-          <w:szCs w:val="28"/>
-          <w:lang w:val="ru-RU"/>
-        </w:rPr>
-        <w:t xml:space="preserve">запит на </w:t>
-      </w:r>
-      <w:r>
-        <w:rPr>
-          <w:rFonts w:ascii="Times New Roman" w:hAnsi="Times New Roman"/>
-          <w:b w:val="false"/>
-          <w:bCs w:val="false"/>
+        <w:t>Система скасовує замовлення.</w:t>
+      </w:r>
+    </w:p>
+    <w:p>
+      <w:pPr>
+        <w:pStyle w:val="BodyText"/>
+        <w:spacing w:lineRule="auto" w:line="360" w:before="0" w:after="0"/>
+        <w:jc w:val="both"/>
+        <w:rPr>
+          <w:rFonts w:ascii="Times New Roman" w:hAnsi="Times New Roman"/>
           <w:sz w:val="28"/>
           <w:szCs w:val="28"/>
           <w:lang w:val="pl-PL"/>
         </w:rPr>
-        <w:t>доставк</w:t>
-      </w:r>
-      <w:r>
-        <w:rPr>
-          <w:rFonts w:ascii="Times New Roman" w:hAnsi="Times New Roman"/>
-          <w:b w:val="false"/>
-          <w:bCs w:val="false"/>
-          <w:sz w:val="28"/>
-          <w:szCs w:val="28"/>
-          <w:lang w:val="ru-RU"/>
-        </w:rPr>
-        <w:t>у</w:t>
-      </w:r>
-      <w:r>
-        <w:rPr>
-          <w:rFonts w:ascii="Times New Roman" w:hAnsi="Times New Roman"/>
-          <w:b w:val="false"/>
-          <w:bCs w:val="false"/>
+      </w:pPr>
+      <w:r>
+        <w:rPr>
+          <w:rFonts w:ascii="Times New Roman" w:hAnsi="Times New Roman"/>
           <w:sz w:val="28"/>
           <w:szCs w:val="28"/>
           <w:lang w:val="pl-PL"/>
         </w:rPr>
-        <w:t>.</w:t>
+        <w:tab/>
+      </w:r>
+      <w:r>
+        <w:rPr>
+          <w:rFonts w:ascii="Times New Roman" w:hAnsi="Times New Roman"/>
+          <w:sz w:val="28"/>
+          <w:szCs w:val="28"/>
+          <w:lang w:val="en-US"/>
+        </w:rPr>
+        <w:t xml:space="preserve">6) </w:t>
+      </w:r>
+      <w:r>
+        <w:rPr>
+          <w:rFonts w:ascii="Times New Roman" w:hAnsi="Times New Roman"/>
+          <w:sz w:val="28"/>
+          <w:szCs w:val="28"/>
+          <w:lang w:val="pl-PL"/>
+        </w:rPr>
+        <w:t>Система надсилає команду до сховища для скасування резерву товару.</w:t>
       </w:r>
     </w:p>
     <w:p>
@@ -1858,8 +1883,6 @@
       <w:r>
         <w:rPr>
           <w:rFonts w:ascii="Times New Roman" w:hAnsi="Times New Roman"/>
-          <w:b w:val="false"/>
-          <w:bCs w:val="false"/>
           <w:sz w:val="28"/>
           <w:szCs w:val="28"/>
           <w:lang w:val="pl-PL"/>
@@ -1869,24 +1892,56 @@
       <w:r>
         <w:rPr>
           <w:rFonts w:ascii="Times New Roman" w:hAnsi="Times New Roman"/>
-          <w:b w:val="false"/>
-          <w:bCs w:val="false"/>
-          <w:sz w:val="28"/>
-          <w:szCs w:val="28"/>
-          <w:lang w:val="ru-RU"/>
-        </w:rPr>
-        <w:t xml:space="preserve">6) </w:t>
-      </w:r>
-      <w:r>
-        <w:rPr>
-          <w:rFonts w:ascii="Times New Roman" w:hAnsi="Times New Roman"/>
-          <w:b w:val="false"/>
-          <w:bCs w:val="false"/>
+          <w:sz w:val="28"/>
+          <w:szCs w:val="28"/>
+          <w:lang w:val="en-US"/>
+        </w:rPr>
+        <w:t xml:space="preserve">7) </w:t>
+      </w:r>
+      <w:r>
+        <w:rPr>
+          <w:rFonts w:ascii="Times New Roman" w:hAnsi="Times New Roman"/>
+          <w:sz w:val="28"/>
+          <w:szCs w:val="28"/>
+          <w:lang w:val="uk-UA"/>
+        </w:rPr>
+        <w:t>К</w:t>
+      </w:r>
+      <w:r>
+        <w:rPr>
+          <w:rFonts w:ascii="Times New Roman" w:hAnsi="Times New Roman"/>
           <w:sz w:val="28"/>
           <w:szCs w:val="28"/>
           <w:lang w:val="pl-PL"/>
         </w:rPr>
-        <w:t>Користувач отримує підтвердження замовлення.</w:t>
+        <w:t>ористувач</w:t>
+      </w:r>
+      <w:r>
+        <w:rPr>
+          <w:rFonts w:ascii="Times New Roman" w:hAnsi="Times New Roman"/>
+          <w:sz w:val="28"/>
+          <w:szCs w:val="28"/>
+          <w:lang w:val="en-US"/>
+        </w:rPr>
+        <w:t xml:space="preserve"> отримує повідом</w:t>
+      </w:r>
+      <w:r>
+        <w:rPr>
+          <w:rFonts w:ascii="Times New Roman" w:hAnsi="Times New Roman"/>
+          <w:sz w:val="28"/>
+          <w:szCs w:val="28"/>
+          <w:lang w:val="uk-UA"/>
+        </w:rPr>
+        <w:t xml:space="preserve">лення </w:t>
+      </w:r>
+      <w:r>
+        <w:rPr>
+          <w:rFonts w:ascii="Times New Roman" w:hAnsi="Times New Roman"/>
+          <w:sz w:val="28"/>
+          <w:szCs w:val="28"/>
+          <w:lang w:val="pl-PL"/>
+        </w:rPr>
+        <w:t>про невдалу оплату та скасування замовлення.</w:t>
       </w:r>
     </w:p>
     <w:p>
@@ -1904,14 +1959,12 @@
       <w:r>
         <w:rPr>
           <w:rFonts w:ascii="Times New Roman" w:hAnsi="Times New Roman"/>
-          <w:b w:val="false"/>
-          <w:bCs w:val="false"/>
           <w:sz w:val="28"/>
           <w:szCs w:val="28"/>
           <w:lang w:val="pl-PL"/>
         </w:rPr>
         <w:tab/>
-        <w:t>Альтернативний сценарій:</w:t>
+        <w:t>Альтернативні сценарії:</w:t>
       </w:r>
     </w:p>
     <w:p>
@@ -1923,20 +1976,19 @@
           <w:rFonts w:ascii="Times New Roman" w:hAnsi="Times New Roman"/>
           <w:sz w:val="28"/>
           <w:szCs w:val="28"/>
-          <w:lang w:val="uk-UA"/>
-        </w:rPr>
-      </w:pPr>
-      <w:r>
-        <w:rPr>
-          <w:rFonts w:ascii="Times New Roman" w:hAnsi="Times New Roman"/>
-          <w:b w:val="false"/>
-          <w:bCs w:val="false"/>
-          <w:sz w:val="28"/>
-          <w:szCs w:val="28"/>
-          <w:lang w:val="uk-UA"/>
-        </w:rPr>
-        <w:tab/>
-        <w:t>1а. Такого товару не існує</w:t>
+          <w:lang w:val="pl-PL"/>
+        </w:rPr>
+      </w:pPr>
+      <w:r>
+        <w:rPr>
+          <w:rFonts w:ascii="Times New Roman" w:hAnsi="Times New Roman"/>
+          <w:sz w:val="28"/>
+          <w:szCs w:val="28"/>
+          <w:lang w:val="pl-PL"/>
+        </w:rPr>
+        <w:tab/>
+        <w:t>4а. Платіжна система не відповідає.</w:t>
+        <w:tab/>
       </w:r>
     </w:p>
     <w:p>
@@ -1948,32 +2000,19 @@
           <w:rFonts w:ascii="Times New Roman" w:hAnsi="Times New Roman"/>
           <w:sz w:val="28"/>
           <w:szCs w:val="28"/>
-          <w:lang w:val="uk-UA"/>
-        </w:rPr>
-      </w:pPr>
-      <w:r>
-        <w:rPr>
-          <w:rFonts w:ascii="Times New Roman" w:hAnsi="Times New Roman"/>
-          <w:b w:val="false"/>
-          <w:bCs w:val="false"/>
-          <w:sz w:val="28"/>
-          <w:szCs w:val="28"/>
-          <w:lang w:val="uk-UA"/>
-        </w:rPr>
-        <w:tab/>
-        <w:tab/>
-        <w:t xml:space="preserve">1а1. </w:t>
-      </w:r>
-      <w:r>
-        <w:rPr>
-          <w:rFonts w:ascii="Times New Roman" w:hAnsi="Times New Roman"/>
-          <w:b w:val="false"/>
-          <w:bCs w:val="false"/>
-          <w:sz w:val="28"/>
-          <w:szCs w:val="28"/>
           <w:lang w:val="pl-PL"/>
         </w:rPr>
-        <w:t>Система повідомляє користувача про відсутність товару.</w:t>
+      </w:pPr>
+      <w:r>
+        <w:rPr>
+          <w:rFonts w:ascii="Times New Roman" w:hAnsi="Times New Roman"/>
+          <w:sz w:val="28"/>
+          <w:szCs w:val="28"/>
+          <w:lang w:val="pl-PL"/>
+        </w:rPr>
+        <w:tab/>
+        <w:tab/>
+        <w:t>4а1. Система повторює запит на оплату (до 3 разів).</w:t>
       </w:r>
     </w:p>
     <w:p>
@@ -1991,14 +2030,13 @@
       <w:r>
         <w:rPr>
           <w:rFonts w:ascii="Times New Roman" w:hAnsi="Times New Roman"/>
-          <w:b w:val="false"/>
-          <w:bCs w:val="false"/>
           <w:sz w:val="28"/>
           <w:szCs w:val="28"/>
           <w:lang w:val="pl-PL"/>
         </w:rPr>
         <w:tab/>
-        <w:t>2а. Товару немає в наявності.</w:t>
+        <w:tab/>
+        <w:t xml:space="preserve">4а2. Після трьох невдалих спроб — замовлення скасовується. </w:t>
       </w:r>
     </w:p>
     <w:p>
@@ -2016,15 +2054,12 @@
       <w:r>
         <w:rPr>
           <w:rFonts w:ascii="Times New Roman" w:hAnsi="Times New Roman"/>
-          <w:b w:val="false"/>
-          <w:bCs w:val="false"/>
           <w:sz w:val="28"/>
           <w:szCs w:val="28"/>
           <w:lang w:val="pl-PL"/>
         </w:rPr>
         <w:tab/>
-        <w:tab/>
-        <w:t>2а1. Система повідомляє користувача про відсутність товару.</w:t>
+        <w:t>Кінець ВВ.</w:t>
       </w:r>
     </w:p>
     <w:p>
@@ -2033,1490 +2068,8 @@
         <w:spacing w:lineRule="auto" w:line="360" w:before="0" w:after="0"/>
         <w:jc w:val="both"/>
         <w:rPr>
-          <w:rFonts w:ascii="Times New Roman" w:hAnsi="Times New Roman"/>
-          <w:sz w:val="28"/>
-          <w:szCs w:val="28"/>
-          <w:lang w:val="pl-PL"/>
-        </w:rPr>
-      </w:pPr>
-      <w:r>
-        <w:rPr>
-          <w:rFonts w:ascii="Times New Roman" w:hAnsi="Times New Roman"/>
-          <w:b w:val="false"/>
-          <w:bCs w:val="false"/>
-          <w:sz w:val="28"/>
-          <w:szCs w:val="28"/>
-          <w:lang w:val="pl-PL"/>
-        </w:rPr>
-        <w:tab/>
-        <w:t>4а. Оплата неуспішна.</w:t>
-      </w:r>
-    </w:p>
-    <w:p>
-      <w:pPr>
-        <w:pStyle w:val="BodyText"/>
-        <w:spacing w:lineRule="auto" w:line="360" w:before="0" w:after="0"/>
-        <w:jc w:val="both"/>
-        <w:rPr>
-          <w:rFonts w:ascii="Times New Roman" w:hAnsi="Times New Roman"/>
-          <w:sz w:val="28"/>
-          <w:szCs w:val="28"/>
-          <w:lang w:val="pl-PL"/>
-        </w:rPr>
-      </w:pPr>
-      <w:r>
-        <w:rPr>
-          <w:rFonts w:ascii="Times New Roman" w:hAnsi="Times New Roman"/>
-          <w:b w:val="false"/>
-          <w:bCs w:val="false"/>
-          <w:sz w:val="28"/>
-          <w:szCs w:val="28"/>
-          <w:lang w:val="pl-PL"/>
-        </w:rPr>
-        <w:tab/>
-        <w:tab/>
-        <w:t>4а1. Система скасовує резерв товару.</w:t>
-      </w:r>
-    </w:p>
-    <w:p>
-      <w:pPr>
-        <w:pStyle w:val="BodyText"/>
-        <w:spacing w:lineRule="auto" w:line="360" w:before="0" w:after="0"/>
-        <w:jc w:val="both"/>
-        <w:rPr>
-          <w:rFonts w:ascii="Times New Roman" w:hAnsi="Times New Roman"/>
-          <w:sz w:val="28"/>
-          <w:szCs w:val="28"/>
-          <w:lang w:val="pl-PL"/>
-        </w:rPr>
-      </w:pPr>
-      <w:r>
-        <w:rPr>
-          <w:rFonts w:ascii="Times New Roman" w:hAnsi="Times New Roman"/>
-          <w:b w:val="false"/>
-          <w:bCs w:val="false"/>
-          <w:sz w:val="28"/>
-          <w:szCs w:val="28"/>
-          <w:lang w:val="pl-PL"/>
-        </w:rPr>
-        <w:tab/>
-        <w:tab/>
-        <w:t xml:space="preserve">4а2. Система повідомляє користувача про помилку оплати. </w:t>
-      </w:r>
-    </w:p>
-    <w:p>
-      <w:pPr>
-        <w:pStyle w:val="BodyText"/>
-        <w:spacing w:lineRule="auto" w:line="360" w:before="0" w:after="0"/>
-        <w:jc w:val="both"/>
-        <w:rPr>
-          <w:rFonts w:ascii="Times New Roman" w:hAnsi="Times New Roman"/>
-          <w:sz w:val="28"/>
-          <w:szCs w:val="28"/>
-          <w:lang w:val="pl-PL"/>
-        </w:rPr>
-      </w:pPr>
-      <w:r>
-        <w:rPr>
-          <w:rFonts w:ascii="Times New Roman" w:hAnsi="Times New Roman"/>
-          <w:b w:val="false"/>
-          <w:bCs w:val="false"/>
-          <w:sz w:val="28"/>
-          <w:szCs w:val="28"/>
-          <w:lang w:val="pl-PL"/>
-        </w:rPr>
-        <w:tab/>
-        <w:t>Кінець ВВ.</w:t>
-      </w:r>
-    </w:p>
-    <w:p>
-      <w:pPr>
-        <w:pStyle w:val="BodyText"/>
-        <w:spacing w:lineRule="auto" w:line="360" w:before="0" w:after="0"/>
-        <w:jc w:val="both"/>
-        <w:rPr>
-          <w:rFonts w:ascii="Times New Roman" w:hAnsi="Times New Roman"/>
-          <w:sz w:val="28"/>
-          <w:szCs w:val="28"/>
-          <w:lang w:val="pl-PL"/>
-        </w:rPr>
-      </w:pPr>
-      <w:r>
-        <w:rPr>
-          <w:rFonts w:ascii="Times New Roman" w:hAnsi="Times New Roman"/>
-          <w:b w:val="false"/>
-          <w:bCs w:val="false"/>
-          <w:sz w:val="28"/>
-          <w:szCs w:val="28"/>
-          <w:lang w:val="pl-PL"/>
-        </w:rPr>
-        <w:tab/>
-        <w:t>Варіант використання: Відстеження статусу замовлення</w:t>
-      </w:r>
-    </w:p>
-    <w:p>
-      <w:pPr>
-        <w:pStyle w:val="BodyText"/>
-        <w:spacing w:lineRule="auto" w:line="360" w:before="0" w:after="0"/>
-        <w:jc w:val="both"/>
-        <w:rPr>
-          <w:rFonts w:ascii="Times New Roman" w:hAnsi="Times New Roman"/>
-          <w:sz w:val="28"/>
-          <w:szCs w:val="28"/>
-          <w:lang w:val="pl-PL"/>
-        </w:rPr>
-      </w:pPr>
-      <w:r>
-        <w:rPr>
-          <w:rFonts w:ascii="Times New Roman" w:hAnsi="Times New Roman"/>
-          <w:sz w:val="28"/>
-          <w:szCs w:val="28"/>
-          <w:lang w:val="pl-PL"/>
-        </w:rPr>
-        <w:tab/>
-        <w:t>Основний сценарій:</w:t>
-      </w:r>
-    </w:p>
-    <w:p>
-      <w:pPr>
-        <w:pStyle w:val="BodyText"/>
-        <w:spacing w:lineRule="auto" w:line="360" w:before="0" w:after="0"/>
-        <w:jc w:val="both"/>
-        <w:rPr>
-          <w:rFonts w:ascii="Times New Roman" w:hAnsi="Times New Roman"/>
-          <w:sz w:val="28"/>
-          <w:szCs w:val="28"/>
-          <w:lang w:val="pl-PL"/>
-        </w:rPr>
-      </w:pPr>
-      <w:r>
-        <w:rPr>
-          <w:rFonts w:ascii="Times New Roman" w:hAnsi="Times New Roman"/>
-          <w:sz w:val="28"/>
-          <w:szCs w:val="28"/>
-          <w:lang w:val="pl-PL"/>
-        </w:rPr>
-        <w:tab/>
-      </w:r>
-      <w:r>
-        <w:rPr>
-          <w:rFonts w:ascii="Times New Roman" w:hAnsi="Times New Roman"/>
-          <w:sz w:val="28"/>
-          <w:szCs w:val="28"/>
-          <w:lang w:val="uk-UA"/>
-        </w:rPr>
-        <w:t xml:space="preserve">1) </w:t>
-      </w:r>
-      <w:r>
-        <w:rPr>
-          <w:rFonts w:ascii="Times New Roman" w:hAnsi="Times New Roman"/>
-          <w:sz w:val="28"/>
-          <w:szCs w:val="28"/>
-          <w:lang w:val="pl-PL"/>
-        </w:rPr>
-        <w:t xml:space="preserve">Користувач надсилає запит </w:t>
-      </w:r>
-      <w:r>
-        <w:rPr>
-          <w:rFonts w:ascii="Times New Roman" w:hAnsi="Times New Roman"/>
-          <w:sz w:val="28"/>
-          <w:szCs w:val="28"/>
-          <w:lang w:val="uk-UA"/>
-        </w:rPr>
-        <w:t>на відстуження замовлення</w:t>
-      </w:r>
-    </w:p>
-    <w:p>
-      <w:pPr>
-        <w:pStyle w:val="BodyText"/>
-        <w:spacing w:lineRule="auto" w:line="360" w:before="0" w:after="0"/>
-        <w:jc w:val="both"/>
-        <w:rPr>
-          <w:rFonts w:ascii="Times New Roman" w:hAnsi="Times New Roman"/>
-          <w:sz w:val="28"/>
-          <w:szCs w:val="28"/>
-          <w:lang w:val="pl-PL"/>
-        </w:rPr>
-      </w:pPr>
-      <w:r>
-        <w:rPr>
-          <w:rFonts w:ascii="Times New Roman" w:hAnsi="Times New Roman"/>
-          <w:sz w:val="28"/>
-          <w:szCs w:val="28"/>
-          <w:lang w:val="pl-PL"/>
-        </w:rPr>
-        <w:tab/>
-      </w:r>
-      <w:r>
-        <w:rPr>
-          <w:rFonts w:ascii="Times New Roman" w:hAnsi="Times New Roman"/>
-          <w:sz w:val="28"/>
-          <w:szCs w:val="28"/>
-          <w:lang w:val="uk-UA"/>
-        </w:rPr>
-        <w:t xml:space="preserve">2) </w:t>
-      </w:r>
-      <w:r>
-        <w:rPr>
-          <w:rFonts w:ascii="Times New Roman" w:hAnsi="Times New Roman"/>
-          <w:sz w:val="28"/>
-          <w:szCs w:val="28"/>
-          <w:lang w:val="pl-PL"/>
-        </w:rPr>
-        <w:t>Система запитує у користувача унікальний ідентифікатор замовлення.</w:t>
-      </w:r>
-    </w:p>
-    <w:p>
-      <w:pPr>
-        <w:pStyle w:val="BodyText"/>
-        <w:spacing w:lineRule="auto" w:line="360" w:before="0" w:after="0"/>
-        <w:jc w:val="both"/>
-        <w:rPr>
-          <w:rFonts w:ascii="Times New Roman" w:hAnsi="Times New Roman"/>
-          <w:sz w:val="28"/>
-          <w:szCs w:val="28"/>
-          <w:lang w:val="pl-PL"/>
-        </w:rPr>
-      </w:pPr>
-      <w:r>
-        <w:rPr>
-          <w:rFonts w:ascii="Times New Roman" w:hAnsi="Times New Roman"/>
-          <w:sz w:val="28"/>
-          <w:szCs w:val="28"/>
-          <w:lang w:val="pl-PL"/>
-        </w:rPr>
-        <w:tab/>
-      </w:r>
-      <w:r>
-        <w:rPr>
-          <w:rFonts w:ascii="Times New Roman" w:hAnsi="Times New Roman"/>
-          <w:sz w:val="28"/>
-          <w:szCs w:val="28"/>
-          <w:lang w:val="uk-UA"/>
-        </w:rPr>
-        <w:t xml:space="preserve">3) </w:t>
-      </w:r>
-      <w:r>
-        <w:rPr>
-          <w:rFonts w:ascii="Times New Roman" w:hAnsi="Times New Roman"/>
-          <w:sz w:val="28"/>
-          <w:szCs w:val="28"/>
-          <w:lang w:val="pl-PL"/>
-        </w:rPr>
-        <w:t>Користувач вводить ідентифікатор замовлення.</w:t>
-      </w:r>
-    </w:p>
-    <w:p>
-      <w:pPr>
-        <w:pStyle w:val="BodyText"/>
-        <w:spacing w:lineRule="auto" w:line="360" w:before="0" w:after="0"/>
-        <w:jc w:val="both"/>
-        <w:rPr>
-          <w:rFonts w:ascii="Times New Roman" w:hAnsi="Times New Roman"/>
-          <w:sz w:val="28"/>
-          <w:szCs w:val="28"/>
-          <w:lang w:val="pl-PL"/>
-        </w:rPr>
-      </w:pPr>
-      <w:r>
-        <w:rPr>
-          <w:rFonts w:ascii="Times New Roman" w:hAnsi="Times New Roman"/>
-          <w:sz w:val="28"/>
-          <w:szCs w:val="28"/>
-          <w:lang w:val="pl-PL"/>
-        </w:rPr>
-        <w:tab/>
-      </w:r>
-      <w:r>
-        <w:rPr>
-          <w:rFonts w:ascii="Times New Roman" w:hAnsi="Times New Roman"/>
-          <w:sz w:val="28"/>
-          <w:szCs w:val="28"/>
-          <w:lang w:val="uk-UA"/>
-        </w:rPr>
-        <w:t xml:space="preserve">4) </w:t>
-      </w:r>
-      <w:r>
-        <w:rPr>
-          <w:rFonts w:ascii="Times New Roman" w:hAnsi="Times New Roman"/>
-          <w:sz w:val="28"/>
-          <w:szCs w:val="28"/>
-          <w:lang w:val="pl-PL"/>
-        </w:rPr>
-        <w:t>Система здійснює пошук замовлення у базі даних.</w:t>
-      </w:r>
-    </w:p>
-    <w:p>
-      <w:pPr>
-        <w:pStyle w:val="BodyText"/>
-        <w:spacing w:lineRule="auto" w:line="360" w:before="0" w:after="0"/>
-        <w:jc w:val="both"/>
-        <w:rPr>
-          <w:rFonts w:ascii="Times New Roman" w:hAnsi="Times New Roman"/>
-          <w:sz w:val="28"/>
-          <w:szCs w:val="28"/>
-          <w:lang w:val="pl-PL"/>
-        </w:rPr>
-      </w:pPr>
-      <w:r>
-        <w:rPr>
-          <w:rFonts w:ascii="Times New Roman" w:hAnsi="Times New Roman"/>
-          <w:sz w:val="28"/>
-          <w:szCs w:val="28"/>
-          <w:lang w:val="pl-PL"/>
-        </w:rPr>
-        <w:tab/>
-      </w:r>
-      <w:r>
-        <w:rPr>
-          <w:rFonts w:ascii="Times New Roman" w:hAnsi="Times New Roman"/>
-          <w:sz w:val="28"/>
-          <w:szCs w:val="28"/>
-          <w:lang w:val="uk-UA"/>
-        </w:rPr>
-        <w:t xml:space="preserve">5) </w:t>
-      </w:r>
-      <w:r>
-        <w:rPr>
-          <w:rFonts w:ascii="Times New Roman" w:hAnsi="Times New Roman"/>
-          <w:sz w:val="28"/>
-          <w:szCs w:val="28"/>
-          <w:lang w:val="pl-PL"/>
-        </w:rPr>
-        <w:t>Система повертає користувачеві інформацію про поточний статус замовлення (наприклад: «Замовлення оформлено», «Оплата виконана», «Очікує доставку», «Скасовано»).</w:t>
-      </w:r>
-    </w:p>
-    <w:p>
-      <w:pPr>
-        <w:pStyle w:val="BodyText"/>
-        <w:spacing w:lineRule="auto" w:line="360" w:before="0" w:after="0"/>
-        <w:jc w:val="both"/>
-        <w:rPr>
-          <w:rFonts w:ascii="Times New Roman" w:hAnsi="Times New Roman"/>
-          <w:sz w:val="28"/>
-          <w:szCs w:val="28"/>
-          <w:lang w:val="pl-PL"/>
-        </w:rPr>
-      </w:pPr>
-      <w:r>
-        <w:rPr>
-          <w:rFonts w:ascii="Times New Roman" w:hAnsi="Times New Roman"/>
-          <w:sz w:val="28"/>
-          <w:szCs w:val="28"/>
-          <w:lang w:val="pl-PL"/>
-        </w:rPr>
-        <w:tab/>
-        <w:t>Альтернативні сценарії:</w:t>
-      </w:r>
-    </w:p>
-    <w:p>
-      <w:pPr>
-        <w:pStyle w:val="BodyText"/>
-        <w:spacing w:lineRule="auto" w:line="360" w:before="0" w:after="0"/>
-        <w:jc w:val="both"/>
-        <w:rPr>
-          <w:rFonts w:ascii="Times New Roman" w:hAnsi="Times New Roman"/>
-          <w:sz w:val="28"/>
-          <w:szCs w:val="28"/>
-          <w:lang w:val="pl-PL"/>
-        </w:rPr>
-      </w:pPr>
-      <w:r>
-        <w:rPr>
-          <w:rFonts w:ascii="Times New Roman" w:hAnsi="Times New Roman"/>
-          <w:sz w:val="28"/>
-          <w:szCs w:val="28"/>
-          <w:lang w:val="pl-PL"/>
-        </w:rPr>
-        <w:tab/>
-        <w:t>2а. Користувач не вводить ідентифікатор замовлення.</w:t>
-      </w:r>
-    </w:p>
-    <w:p>
-      <w:pPr>
-        <w:pStyle w:val="BodyText"/>
-        <w:spacing w:lineRule="auto" w:line="360" w:before="0" w:after="0"/>
-        <w:jc w:val="both"/>
-        <w:rPr>
-          <w:rFonts w:ascii="Times New Roman" w:hAnsi="Times New Roman"/>
-          <w:sz w:val="28"/>
-          <w:szCs w:val="28"/>
-          <w:lang w:val="pl-PL"/>
-        </w:rPr>
-      </w:pPr>
-      <w:r>
-        <w:rPr>
-          <w:rFonts w:ascii="Times New Roman" w:hAnsi="Times New Roman"/>
-          <w:sz w:val="28"/>
-          <w:szCs w:val="28"/>
-          <w:lang w:val="pl-PL"/>
-        </w:rPr>
-        <w:tab/>
-        <w:tab/>
-        <w:t xml:space="preserve">2а1. Система повідомляє, що поле обов’язкове для заповнення. </w:t>
-      </w:r>
-    </w:p>
-    <w:p>
-      <w:pPr>
-        <w:pStyle w:val="BodyText"/>
-        <w:spacing w:lineRule="auto" w:line="360" w:before="0" w:after="0"/>
-        <w:jc w:val="both"/>
-        <w:rPr>
-          <w:rFonts w:ascii="Times New Roman" w:hAnsi="Times New Roman"/>
-          <w:sz w:val="28"/>
-          <w:szCs w:val="28"/>
-          <w:lang w:val="pl-PL"/>
-        </w:rPr>
-      </w:pPr>
-      <w:r>
-        <w:rPr>
-          <w:rFonts w:ascii="Times New Roman" w:hAnsi="Times New Roman"/>
-          <w:sz w:val="28"/>
-          <w:szCs w:val="28"/>
-          <w:lang w:val="pl-PL"/>
-        </w:rPr>
-        <w:tab/>
-        <w:t>4а. Система не знаходить замовлення з таким ідентифікатором.</w:t>
-      </w:r>
-    </w:p>
-    <w:p>
-      <w:pPr>
-        <w:pStyle w:val="BodyText"/>
-        <w:spacing w:lineRule="auto" w:line="360" w:before="0" w:after="0"/>
-        <w:jc w:val="both"/>
-        <w:rPr>
-          <w:rFonts w:ascii="Times New Roman" w:hAnsi="Times New Roman"/>
-          <w:sz w:val="28"/>
-          <w:szCs w:val="28"/>
-          <w:lang w:val="pl-PL"/>
-        </w:rPr>
-      </w:pPr>
-      <w:r>
-        <w:rPr>
-          <w:rFonts w:ascii="Times New Roman" w:hAnsi="Times New Roman"/>
-          <w:sz w:val="28"/>
-          <w:szCs w:val="28"/>
-          <w:lang w:val="pl-PL"/>
-        </w:rPr>
-        <w:tab/>
-        <w:tab/>
-        <w:t xml:space="preserve">4а1. Система повідомляє, що замовлення не існує або було видалено. </w:t>
-      </w:r>
-    </w:p>
-    <w:p>
-      <w:pPr>
-        <w:pStyle w:val="BodyText"/>
-        <w:spacing w:lineRule="auto" w:line="360" w:before="0" w:after="0"/>
-        <w:jc w:val="both"/>
-        <w:rPr>
-          <w:rFonts w:ascii="Times New Roman" w:hAnsi="Times New Roman"/>
-          <w:sz w:val="28"/>
-          <w:szCs w:val="28"/>
-          <w:lang w:val="pl-PL"/>
-        </w:rPr>
-      </w:pPr>
-      <w:r>
-        <w:rPr>
-          <w:rFonts w:ascii="Times New Roman" w:hAnsi="Times New Roman"/>
-          <w:sz w:val="28"/>
-          <w:szCs w:val="28"/>
-          <w:lang w:val="pl-PL"/>
-        </w:rPr>
-        <w:tab/>
-        <w:t>Кінець ВВ.</w:t>
-      </w:r>
-    </w:p>
-    <w:p>
-      <w:pPr>
-        <w:pStyle w:val="BodyText"/>
-        <w:spacing w:lineRule="auto" w:line="360" w:before="0" w:after="0"/>
-        <w:jc w:val="both"/>
-        <w:rPr>
-          <w:rFonts w:ascii="Times New Roman" w:hAnsi="Times New Roman"/>
-          <w:sz w:val="28"/>
-          <w:szCs w:val="28"/>
-          <w:lang w:val="pl-PL"/>
-        </w:rPr>
-      </w:pPr>
-      <w:r>
-        <w:rPr>
-          <w:rFonts w:ascii="Times New Roman" w:hAnsi="Times New Roman"/>
-          <w:sz w:val="28"/>
-          <w:szCs w:val="28"/>
-          <w:lang w:val="pl-PL"/>
-        </w:rPr>
-        <w:tab/>
-        <w:t>Сценарій 3: Скасування замовлення у разі помилки оплати</w:t>
-      </w:r>
-    </w:p>
-    <w:p>
-      <w:pPr>
-        <w:pStyle w:val="BodyText"/>
-        <w:spacing w:lineRule="auto" w:line="360" w:before="0" w:after="0"/>
-        <w:jc w:val="both"/>
-        <w:rPr>
-          <w:rFonts w:ascii="Times New Roman" w:hAnsi="Times New Roman"/>
-          <w:sz w:val="28"/>
-          <w:szCs w:val="28"/>
-          <w:lang w:val="pl-PL"/>
-        </w:rPr>
-      </w:pPr>
-      <w:r>
-        <w:rPr>
-          <w:rFonts w:ascii="Times New Roman" w:hAnsi="Times New Roman"/>
-          <w:sz w:val="28"/>
-          <w:szCs w:val="28"/>
-          <w:lang w:val="pl-PL"/>
-        </w:rPr>
-        <w:tab/>
-        <w:t>Основний сценарій:</w:t>
-      </w:r>
-    </w:p>
-    <w:p>
-      <w:pPr>
-        <w:pStyle w:val="BodyText"/>
-        <w:spacing w:lineRule="auto" w:line="360" w:before="0" w:after="0"/>
-        <w:jc w:val="both"/>
-        <w:rPr>
-          <w:rFonts w:ascii="Times New Roman" w:hAnsi="Times New Roman"/>
-          <w:sz w:val="28"/>
-          <w:szCs w:val="28"/>
-          <w:lang w:val="pl-PL"/>
-        </w:rPr>
-      </w:pPr>
-      <w:r>
-        <w:rPr>
-          <w:rFonts w:ascii="Times New Roman" w:hAnsi="Times New Roman"/>
-          <w:sz w:val="28"/>
-          <w:szCs w:val="28"/>
-          <w:lang w:val="pl-PL"/>
-        </w:rPr>
-        <w:tab/>
-      </w:r>
-      <w:r>
-        <w:rPr>
-          <w:rFonts w:ascii="Times New Roman" w:hAnsi="Times New Roman"/>
-          <w:sz w:val="28"/>
-          <w:szCs w:val="28"/>
-          <w:lang w:val="en-US"/>
-        </w:rPr>
-        <w:t xml:space="preserve">1) </w:t>
-      </w:r>
-      <w:r>
-        <w:rPr>
-          <w:rFonts w:ascii="Times New Roman" w:hAnsi="Times New Roman"/>
-          <w:sz w:val="28"/>
-          <w:szCs w:val="28"/>
-          <w:lang w:val="pl-PL"/>
-        </w:rPr>
-        <w:t>Користувач оформлює замовлення.</w:t>
-      </w:r>
-    </w:p>
-    <w:p>
-      <w:pPr>
-        <w:pStyle w:val="BodyText"/>
-        <w:spacing w:lineRule="auto" w:line="360" w:before="0" w:after="0"/>
-        <w:jc w:val="both"/>
-        <w:rPr>
-          <w:rFonts w:ascii="Times New Roman" w:hAnsi="Times New Roman"/>
-          <w:sz w:val="28"/>
-          <w:szCs w:val="28"/>
-          <w:lang w:val="pl-PL"/>
-        </w:rPr>
-      </w:pPr>
-      <w:r>
-        <w:rPr>
-          <w:rFonts w:ascii="Times New Roman" w:hAnsi="Times New Roman"/>
-          <w:sz w:val="28"/>
-          <w:szCs w:val="28"/>
-          <w:lang w:val="pl-PL"/>
-        </w:rPr>
-        <w:tab/>
-      </w:r>
-      <w:r>
-        <w:rPr>
-          <w:rFonts w:ascii="Times New Roman" w:hAnsi="Times New Roman"/>
-          <w:sz w:val="28"/>
-          <w:szCs w:val="28"/>
-          <w:lang w:val="en-US"/>
-        </w:rPr>
-        <w:t xml:space="preserve">2) </w:t>
-      </w:r>
-      <w:r>
-        <w:rPr>
-          <w:rFonts w:ascii="Times New Roman" w:hAnsi="Times New Roman"/>
-          <w:sz w:val="28"/>
-          <w:szCs w:val="28"/>
-          <w:lang w:val="pl-PL"/>
-        </w:rPr>
-        <w:t>Система перевіряє наявність товару та резервує його.</w:t>
-      </w:r>
-    </w:p>
-    <w:p>
-      <w:pPr>
-        <w:pStyle w:val="BodyText"/>
-        <w:spacing w:lineRule="auto" w:line="360" w:before="0" w:after="0"/>
-        <w:jc w:val="both"/>
-        <w:rPr>
-          <w:rFonts w:ascii="Times New Roman" w:hAnsi="Times New Roman"/>
-          <w:sz w:val="28"/>
-          <w:szCs w:val="28"/>
-          <w:lang w:val="pl-PL"/>
-        </w:rPr>
-      </w:pPr>
-      <w:r>
-        <w:rPr>
-          <w:rFonts w:ascii="Times New Roman" w:hAnsi="Times New Roman"/>
-          <w:sz w:val="28"/>
-          <w:szCs w:val="28"/>
-          <w:lang w:val="pl-PL"/>
-        </w:rPr>
-        <w:tab/>
-      </w:r>
-      <w:r>
-        <w:rPr>
-          <w:rFonts w:ascii="Times New Roman" w:hAnsi="Times New Roman"/>
-          <w:sz w:val="28"/>
-          <w:szCs w:val="28"/>
-          <w:lang w:val="en-US"/>
-        </w:rPr>
-        <w:t xml:space="preserve">3) </w:t>
-      </w:r>
-      <w:r>
-        <w:rPr>
-          <w:rFonts w:ascii="Times New Roman" w:hAnsi="Times New Roman"/>
-          <w:sz w:val="28"/>
-          <w:szCs w:val="28"/>
-          <w:lang w:val="pl-PL"/>
-        </w:rPr>
-        <w:t>Система надсилає запит на оплату.</w:t>
-      </w:r>
-    </w:p>
-    <w:p>
-      <w:pPr>
-        <w:pStyle w:val="BodyText"/>
-        <w:spacing w:lineRule="auto" w:line="360" w:before="0" w:after="0"/>
-        <w:jc w:val="both"/>
-        <w:rPr>
-          <w:rFonts w:ascii="Times New Roman" w:hAnsi="Times New Roman"/>
-          <w:sz w:val="28"/>
-          <w:szCs w:val="28"/>
-          <w:lang w:val="pl-PL"/>
-        </w:rPr>
-      </w:pPr>
-      <w:r>
-        <w:rPr>
-          <w:rFonts w:ascii="Times New Roman" w:hAnsi="Times New Roman"/>
-          <w:sz w:val="28"/>
-          <w:szCs w:val="28"/>
-          <w:lang w:val="pl-PL"/>
-        </w:rPr>
-        <w:tab/>
-      </w:r>
-      <w:r>
-        <w:rPr>
-          <w:rFonts w:ascii="Times New Roman" w:hAnsi="Times New Roman"/>
-          <w:sz w:val="28"/>
-          <w:szCs w:val="28"/>
-          <w:lang w:val="en-US"/>
-        </w:rPr>
-        <w:t xml:space="preserve">4) </w:t>
-      </w:r>
-      <w:r>
-        <w:rPr>
-          <w:rFonts w:ascii="Times New Roman" w:hAnsi="Times New Roman"/>
-          <w:sz w:val="28"/>
-          <w:szCs w:val="28"/>
-          <w:lang w:val="pl-PL"/>
-        </w:rPr>
-        <w:t>Платіжна система повідомляє про помилку під час обробки платежу.</w:t>
-      </w:r>
-    </w:p>
-    <w:p>
-      <w:pPr>
-        <w:pStyle w:val="BodyText"/>
-        <w:spacing w:lineRule="auto" w:line="360" w:before="0" w:after="0"/>
-        <w:jc w:val="both"/>
-        <w:rPr>
-          <w:rFonts w:ascii="Times New Roman" w:hAnsi="Times New Roman"/>
-          <w:sz w:val="28"/>
-          <w:szCs w:val="28"/>
-          <w:lang w:val="pl-PL"/>
-        </w:rPr>
-      </w:pPr>
-      <w:r>
-        <w:rPr>
-          <w:rFonts w:ascii="Times New Roman" w:hAnsi="Times New Roman"/>
-          <w:sz w:val="28"/>
-          <w:szCs w:val="28"/>
-          <w:lang w:val="pl-PL"/>
-        </w:rPr>
-        <w:tab/>
-      </w:r>
-      <w:r>
-        <w:rPr>
-          <w:rFonts w:ascii="Times New Roman" w:hAnsi="Times New Roman"/>
-          <w:sz w:val="28"/>
-          <w:szCs w:val="28"/>
-          <w:lang w:val="en-US"/>
-        </w:rPr>
-        <w:t xml:space="preserve">5) </w:t>
-      </w:r>
-      <w:r>
-        <w:rPr>
-          <w:rFonts w:ascii="Times New Roman" w:hAnsi="Times New Roman"/>
-          <w:sz w:val="28"/>
-          <w:szCs w:val="28"/>
-          <w:lang w:val="pl-PL"/>
-        </w:rPr>
-        <w:t>Система скасовує замовлення.</w:t>
-      </w:r>
-    </w:p>
-    <w:p>
-      <w:pPr>
-        <w:pStyle w:val="BodyText"/>
-        <w:spacing w:lineRule="auto" w:line="360" w:before="0" w:after="0"/>
-        <w:jc w:val="both"/>
-        <w:rPr>
-          <w:rFonts w:ascii="Times New Roman" w:hAnsi="Times New Roman"/>
-          <w:sz w:val="28"/>
-          <w:szCs w:val="28"/>
-          <w:lang w:val="pl-PL"/>
-        </w:rPr>
-      </w:pPr>
-      <w:r>
-        <w:rPr>
-          <w:rFonts w:ascii="Times New Roman" w:hAnsi="Times New Roman"/>
-          <w:sz w:val="28"/>
-          <w:szCs w:val="28"/>
-          <w:lang w:val="pl-PL"/>
-        </w:rPr>
-        <w:tab/>
-      </w:r>
-      <w:r>
-        <w:rPr>
-          <w:rFonts w:ascii="Times New Roman" w:hAnsi="Times New Roman"/>
-          <w:sz w:val="28"/>
-          <w:szCs w:val="28"/>
-          <w:lang w:val="en-US"/>
-        </w:rPr>
-        <w:t xml:space="preserve">6) </w:t>
-      </w:r>
-      <w:r>
-        <w:rPr>
-          <w:rFonts w:ascii="Times New Roman" w:hAnsi="Times New Roman"/>
-          <w:sz w:val="28"/>
-          <w:szCs w:val="28"/>
-          <w:lang w:val="pl-PL"/>
-        </w:rPr>
-        <w:t>Система надсилає команду до сховища для скасування резерву товару.</w:t>
-      </w:r>
-    </w:p>
-    <w:p>
-      <w:pPr>
-        <w:pStyle w:val="BodyText"/>
-        <w:spacing w:lineRule="auto" w:line="360" w:before="0" w:after="0"/>
-        <w:jc w:val="both"/>
-        <w:rPr>
-          <w:rFonts w:ascii="Times New Roman" w:hAnsi="Times New Roman"/>
-          <w:sz w:val="28"/>
-          <w:szCs w:val="28"/>
-          <w:lang w:val="pl-PL"/>
-        </w:rPr>
-      </w:pPr>
-      <w:r>
-        <w:rPr>
-          <w:rFonts w:ascii="Times New Roman" w:hAnsi="Times New Roman"/>
-          <w:sz w:val="28"/>
-          <w:szCs w:val="28"/>
-          <w:lang w:val="pl-PL"/>
-        </w:rPr>
-        <w:tab/>
-      </w:r>
-      <w:r>
-        <w:rPr>
-          <w:rFonts w:ascii="Times New Roman" w:hAnsi="Times New Roman"/>
-          <w:sz w:val="28"/>
-          <w:szCs w:val="28"/>
-          <w:lang w:val="en-US"/>
-        </w:rPr>
-        <w:t xml:space="preserve">7) </w:t>
-      </w:r>
-      <w:r>
-        <w:rPr>
-          <w:rFonts w:ascii="Times New Roman" w:hAnsi="Times New Roman"/>
-          <w:sz w:val="28"/>
-          <w:szCs w:val="28"/>
-          <w:lang w:val="uk-UA"/>
-        </w:rPr>
-        <w:t>К</w:t>
-      </w:r>
-      <w:r>
-        <w:rPr>
-          <w:rFonts w:ascii="Times New Roman" w:hAnsi="Times New Roman"/>
-          <w:sz w:val="28"/>
-          <w:szCs w:val="28"/>
-          <w:lang w:val="pl-PL"/>
-        </w:rPr>
-        <w:t>ористувач</w:t>
-      </w:r>
-      <w:r>
-        <w:rPr>
-          <w:rFonts w:ascii="Times New Roman" w:hAnsi="Times New Roman"/>
-          <w:sz w:val="28"/>
-          <w:szCs w:val="28"/>
-          <w:lang w:val="en-US"/>
-        </w:rPr>
-        <w:t xml:space="preserve"> отримує повідом</w:t>
-      </w:r>
-      <w:r>
-        <w:rPr>
-          <w:rFonts w:ascii="Times New Roman" w:hAnsi="Times New Roman"/>
-          <w:sz w:val="28"/>
-          <w:szCs w:val="28"/>
-          <w:lang w:val="uk-UA"/>
-        </w:rPr>
-        <w:t xml:space="preserve">лення </w:t>
-      </w:r>
-      <w:r>
-        <w:rPr>
-          <w:rFonts w:ascii="Times New Roman" w:hAnsi="Times New Roman"/>
-          <w:sz w:val="28"/>
-          <w:szCs w:val="28"/>
-          <w:lang w:val="pl-PL"/>
-        </w:rPr>
-        <w:t>про невдалу оплату та скасування замовлення.</w:t>
-      </w:r>
-    </w:p>
-    <w:p>
-      <w:pPr>
-        <w:pStyle w:val="BodyText"/>
-        <w:spacing w:lineRule="auto" w:line="360" w:before="0" w:after="0"/>
-        <w:jc w:val="both"/>
-        <w:rPr>
-          <w:rFonts w:ascii="Times New Roman" w:hAnsi="Times New Roman"/>
-          <w:sz w:val="28"/>
-          <w:szCs w:val="28"/>
-          <w:lang w:val="pl-PL"/>
-        </w:rPr>
-      </w:pPr>
-      <w:r>
-        <w:rPr>
-          <w:rFonts w:ascii="Times New Roman" w:hAnsi="Times New Roman"/>
-          <w:sz w:val="28"/>
-          <w:szCs w:val="28"/>
-          <w:lang w:val="pl-PL"/>
-        </w:rPr>
-        <w:tab/>
-        <w:t>Альтернативні сценарії:</w:t>
-      </w:r>
-    </w:p>
-    <w:p>
-      <w:pPr>
-        <w:pStyle w:val="BodyText"/>
-        <w:spacing w:lineRule="auto" w:line="360" w:before="0" w:after="0"/>
-        <w:jc w:val="both"/>
-        <w:rPr>
-          <w:rFonts w:ascii="Times New Roman" w:hAnsi="Times New Roman"/>
-          <w:sz w:val="28"/>
-          <w:szCs w:val="28"/>
-          <w:lang w:val="pl-PL"/>
-        </w:rPr>
-      </w:pPr>
-      <w:r>
-        <w:rPr>
-          <w:rFonts w:ascii="Times New Roman" w:hAnsi="Times New Roman"/>
-          <w:sz w:val="28"/>
-          <w:szCs w:val="28"/>
-          <w:lang w:val="pl-PL"/>
-        </w:rPr>
-        <w:tab/>
-        <w:t>4а. Платіжна система не відповідає.</w:t>
-        <w:tab/>
-      </w:r>
-    </w:p>
-    <w:p>
-      <w:pPr>
-        <w:pStyle w:val="BodyText"/>
-        <w:spacing w:lineRule="auto" w:line="360" w:before="0" w:after="0"/>
-        <w:jc w:val="both"/>
-        <w:rPr>
-          <w:rFonts w:ascii="Times New Roman" w:hAnsi="Times New Roman"/>
-          <w:sz w:val="28"/>
-          <w:szCs w:val="28"/>
-          <w:lang w:val="pl-PL"/>
-        </w:rPr>
-      </w:pPr>
-      <w:r>
-        <w:rPr>
-          <w:rFonts w:ascii="Times New Roman" w:hAnsi="Times New Roman"/>
-          <w:sz w:val="28"/>
-          <w:szCs w:val="28"/>
-          <w:lang w:val="pl-PL"/>
-        </w:rPr>
-        <w:tab/>
-        <w:tab/>
-        <w:t>4а1. Система повторює запит на оплату (до 3 разів).</w:t>
-      </w:r>
-    </w:p>
-    <w:p>
-      <w:pPr>
-        <w:pStyle w:val="BodyText"/>
-        <w:spacing w:lineRule="auto" w:line="360" w:before="0" w:after="0"/>
-        <w:jc w:val="both"/>
-        <w:rPr>
-          <w:rFonts w:ascii="Times New Roman" w:hAnsi="Times New Roman"/>
-          <w:sz w:val="28"/>
-          <w:szCs w:val="28"/>
-          <w:lang w:val="pl-PL"/>
-        </w:rPr>
-      </w:pPr>
-      <w:r>
-        <w:rPr>
-          <w:rFonts w:ascii="Times New Roman" w:hAnsi="Times New Roman"/>
-          <w:sz w:val="28"/>
-          <w:szCs w:val="28"/>
-          <w:lang w:val="pl-PL"/>
-        </w:rPr>
-        <w:tab/>
-        <w:tab/>
-        <w:t xml:space="preserve">4а2. Після трьох невдалих спроб — замовлення скасовується. </w:t>
-      </w:r>
-    </w:p>
-    <w:p>
-      <w:pPr>
-        <w:pStyle w:val="BodyText"/>
-        <w:spacing w:lineRule="auto" w:line="360" w:before="0" w:after="0"/>
-        <w:jc w:val="both"/>
-        <w:rPr>
-          <w:rFonts w:ascii="Times New Roman" w:hAnsi="Times New Roman"/>
-          <w:sz w:val="28"/>
-          <w:szCs w:val="28"/>
-          <w:lang w:val="pl-PL"/>
-        </w:rPr>
-      </w:pPr>
-      <w:r>
-        <w:rPr>
-          <w:rFonts w:ascii="Times New Roman" w:hAnsi="Times New Roman"/>
-          <w:sz w:val="28"/>
-          <w:szCs w:val="28"/>
-          <w:lang w:val="pl-PL"/>
-        </w:rPr>
-        <w:tab/>
-        <w:t>Кінець ВВ.</w:t>
-      </w:r>
-    </w:p>
-    <w:p>
-      <w:pPr>
-        <w:pStyle w:val="BodyText"/>
-        <w:spacing w:lineRule="auto" w:line="360" w:before="0" w:after="0"/>
-        <w:jc w:val="both"/>
-        <w:rPr>
-          <w:b w:val="false"/>
-          <w:bCs w:val="false"/>
-        </w:rPr>
-      </w:pPr>
-      <w:r>
-        <w:rPr>
-          <w:b w:val="false"/>
-          <w:bCs w:val="false"/>
-        </w:rPr>
-      </w:r>
-    </w:p>
-    <w:p>
-      <w:pPr>
-        <w:pStyle w:val="BodyText"/>
-        <w:spacing w:lineRule="auto" w:line="360" w:before="0" w:after="0"/>
-        <w:jc w:val="both"/>
-        <w:rPr>
-          <w:rFonts w:ascii="Times New Roman" w:hAnsi="Times New Roman"/>
-          <w:sz w:val="28"/>
-          <w:szCs w:val="28"/>
-          <w:lang w:val="pl-PL"/>
-        </w:rPr>
-      </w:pPr>
-      <w:r>
-        <w:rPr>
-          <w:rFonts w:ascii="Times New Roman" w:hAnsi="Times New Roman"/>
-          <w:b w:val="false"/>
-          <w:bCs w:val="false"/>
-          <w:sz w:val="28"/>
-          <w:szCs w:val="28"/>
-          <w:lang w:val="pl-PL"/>
-        </w:rPr>
-        <w:tab/>
-      </w:r>
-      <w:r>
-        <w:rPr>
-          <w:rFonts w:ascii="Times New Roman" w:hAnsi="Times New Roman"/>
-          <w:b/>
-          <w:bCs/>
-          <w:sz w:val="28"/>
-          <w:szCs w:val="28"/>
-          <w:lang w:val="pl-PL"/>
-        </w:rPr>
-        <w:t>1.6 Нефункціональні вимоги</w:t>
-      </w:r>
-    </w:p>
-    <w:p>
-      <w:pPr>
-        <w:pStyle w:val="BodyText"/>
-        <w:spacing w:lineRule="auto" w:line="360" w:before="0" w:after="0"/>
-        <w:jc w:val="both"/>
-        <w:rPr>
-          <w:b/>
-          <w:bCs/>
-        </w:rPr>
-      </w:pPr>
-      <w:r>
-        <w:rPr>
-          <w:b/>
-          <w:bCs/>
-        </w:rPr>
-      </w:r>
-    </w:p>
-    <w:p>
-      <w:pPr>
-        <w:pStyle w:val="BodyText"/>
-        <w:spacing w:lineRule="auto" w:line="360" w:before="0" w:after="0"/>
-        <w:jc w:val="both"/>
-        <w:rPr>
-          <w:rFonts w:ascii="Times New Roman" w:hAnsi="Times New Roman"/>
-          <w:sz w:val="28"/>
-          <w:szCs w:val="28"/>
-          <w:lang w:val="pl-PL"/>
-        </w:rPr>
-      </w:pPr>
-      <w:r>
-        <w:rPr>
-          <w:rFonts w:ascii="Times New Roman" w:hAnsi="Times New Roman"/>
-          <w:b/>
-          <w:bCs/>
-          <w:sz w:val="28"/>
-          <w:szCs w:val="28"/>
-          <w:lang w:val="uk-UA"/>
-        </w:rPr>
-        <w:tab/>
-      </w:r>
-      <w:r>
-        <w:rPr>
-          <w:rFonts w:ascii="Times New Roman" w:hAnsi="Times New Roman"/>
-          <w:b w:val="false"/>
-          <w:bCs w:val="false"/>
-          <w:sz w:val="28"/>
-          <w:szCs w:val="28"/>
-          <w:lang w:val="uk-UA"/>
-        </w:rPr>
-        <w:t xml:space="preserve">Вимоги до продуктивності: </w:t>
-      </w:r>
-    </w:p>
-    <w:p>
-      <w:pPr>
-        <w:pStyle w:val="BodyText"/>
-        <w:spacing w:lineRule="auto" w:line="360" w:before="0" w:after="0"/>
-        <w:jc w:val="both"/>
-        <w:rPr>
-          <w:rFonts w:ascii="Times New Roman" w:hAnsi="Times New Roman"/>
-          <w:sz w:val="28"/>
-          <w:szCs w:val="28"/>
-          <w:lang w:val="pl-PL"/>
-        </w:rPr>
-      </w:pPr>
-      <w:r>
-        <w:rPr>
-          <w:rFonts w:ascii="Times New Roman" w:hAnsi="Times New Roman"/>
-          <w:b w:val="false"/>
-          <w:bCs w:val="false"/>
-          <w:sz w:val="28"/>
-          <w:szCs w:val="28"/>
-          <w:lang w:val="uk-UA"/>
-        </w:rPr>
-        <w:tab/>
-        <w:t>− Відмовостійкість: система повинна зберігати функціональність при відмові окремих сервісів</w:t>
-      </w:r>
-    </w:p>
-    <w:p>
-      <w:pPr>
-        <w:pStyle w:val="BodyText"/>
-        <w:spacing w:lineRule="auto" w:line="360" w:before="0" w:after="0"/>
-        <w:jc w:val="both"/>
-        <w:rPr>
-          <w:rFonts w:ascii="Times New Roman" w:hAnsi="Times New Roman"/>
-          <w:sz w:val="28"/>
-          <w:szCs w:val="28"/>
-          <w:lang w:val="pl-PL"/>
-        </w:rPr>
-      </w:pPr>
-      <w:r>
-        <w:rPr>
-          <w:rFonts w:ascii="Times New Roman" w:hAnsi="Times New Roman"/>
-          <w:b w:val="false"/>
-          <w:bCs w:val="false"/>
-          <w:sz w:val="28"/>
-          <w:szCs w:val="28"/>
-          <w:lang w:val="uk-UA"/>
-        </w:rPr>
-        <w:tab/>
-        <w:t>− Обробка транзакцій: система має обробляти не менше 1000 транзакцій на секунду під пікових навантаженнях.</w:t>
-      </w:r>
-    </w:p>
-    <w:p>
-      <w:pPr>
-        <w:pStyle w:val="BodyText"/>
-        <w:spacing w:lineRule="auto" w:line="360" w:before="0" w:after="0"/>
-        <w:jc w:val="both"/>
-        <w:rPr>
-          <w:rFonts w:ascii="Times New Roman" w:hAnsi="Times New Roman"/>
-          <w:sz w:val="28"/>
-          <w:szCs w:val="28"/>
-          <w:lang w:val="pl-PL"/>
-        </w:rPr>
-      </w:pPr>
-      <w:r>
-        <w:rPr>
-          <w:rFonts w:ascii="Times New Roman" w:hAnsi="Times New Roman"/>
-          <w:b w:val="false"/>
-          <w:bCs w:val="false"/>
-          <w:sz w:val="28"/>
-          <w:szCs w:val="28"/>
-          <w:lang w:val="uk-UA"/>
-        </w:rPr>
-        <w:tab/>
-        <w:t>− Час відповіді: середній час відповіді для основних операцій не повинен перевищувати 500 мс при стандартному навантаженні.</w:t>
-      </w:r>
-    </w:p>
-    <w:p>
-      <w:pPr>
-        <w:pStyle w:val="BodyText"/>
-        <w:spacing w:lineRule="auto" w:line="360" w:before="0" w:after="0"/>
-        <w:jc w:val="both"/>
-        <w:rPr>
-          <w:rFonts w:ascii="Times New Roman" w:hAnsi="Times New Roman"/>
-          <w:sz w:val="28"/>
-          <w:szCs w:val="28"/>
-          <w:lang w:val="pl-PL"/>
-        </w:rPr>
-      </w:pPr>
-      <w:r>
-        <w:rPr>
-          <w:rFonts w:ascii="Times New Roman" w:hAnsi="Times New Roman"/>
-          <w:b w:val="false"/>
-          <w:bCs w:val="false"/>
-          <w:sz w:val="28"/>
-          <w:szCs w:val="28"/>
-          <w:lang w:val="uk-UA"/>
-        </w:rPr>
-        <w:tab/>
-        <w:t>− Масштабованість: архітектура повинна підтримувати горизонтальне масштабування мікросервісів незалежно один від одного.</w:t>
-      </w:r>
-    </w:p>
-    <w:p>
-      <w:pPr>
-        <w:pStyle w:val="BodyText"/>
-        <w:spacing w:lineRule="auto" w:line="360" w:before="0" w:after="0"/>
-        <w:jc w:val="both"/>
-        <w:rPr>
-          <w:rFonts w:ascii="Times New Roman" w:hAnsi="Times New Roman"/>
-          <w:sz w:val="28"/>
-          <w:szCs w:val="28"/>
-          <w:lang w:val="pl-PL"/>
-        </w:rPr>
-      </w:pPr>
-      <w:r>
-        <w:rPr>
-          <w:rFonts w:ascii="Times New Roman" w:hAnsi="Times New Roman"/>
-          <w:b w:val="false"/>
-          <w:bCs w:val="false"/>
-          <w:sz w:val="28"/>
-          <w:szCs w:val="28"/>
-          <w:lang w:val="uk-UA"/>
-        </w:rPr>
-        <w:tab/>
-        <w:t xml:space="preserve">Вимоги до надійності: </w:t>
-      </w:r>
-    </w:p>
-    <w:p>
-      <w:pPr>
-        <w:pStyle w:val="BodyText"/>
-        <w:spacing w:lineRule="auto" w:line="360" w:before="0" w:after="0"/>
-        <w:jc w:val="both"/>
-        <w:rPr>
-          <w:rFonts w:ascii="Times New Roman" w:hAnsi="Times New Roman"/>
-          <w:sz w:val="28"/>
-          <w:szCs w:val="28"/>
-          <w:lang w:val="pl-PL"/>
-        </w:rPr>
-      </w:pPr>
-      <w:r>
-        <w:rPr>
-          <w:rFonts w:ascii="Times New Roman" w:hAnsi="Times New Roman"/>
-          <w:b w:val="false"/>
-          <w:bCs w:val="false"/>
-          <w:sz w:val="28"/>
-          <w:szCs w:val="28"/>
-          <w:lang w:val="uk-UA"/>
-        </w:rPr>
-        <w:tab/>
-        <w:t>− Цілісність даних: при збоях в будь-якому мікросервісі система має гарантувати узгодженість даних через механізм Saga для компенсаційних транзакцій.</w:t>
-      </w:r>
-    </w:p>
-    <w:p>
-      <w:pPr>
-        <w:pStyle w:val="BodyText"/>
-        <w:spacing w:lineRule="auto" w:line="360" w:before="0" w:after="0"/>
-        <w:jc w:val="both"/>
-        <w:rPr>
-          <w:rFonts w:ascii="Times New Roman" w:hAnsi="Times New Roman"/>
-          <w:sz w:val="28"/>
-          <w:szCs w:val="28"/>
-          <w:lang w:val="pl-PL"/>
-        </w:rPr>
-      </w:pPr>
-      <w:r>
-        <w:rPr>
-          <w:rFonts w:ascii="Times New Roman" w:hAnsi="Times New Roman"/>
-          <w:b w:val="false"/>
-          <w:bCs w:val="false"/>
-          <w:sz w:val="28"/>
-          <w:szCs w:val="28"/>
-          <w:lang w:val="uk-UA"/>
-        </w:rPr>
-        <w:tab/>
-        <w:t>− Ідемпотентність операцій: усі операції мають бути ідемпотентними для коректної обробки повторних запитів</w:t>
-      </w:r>
-    </w:p>
-    <w:p>
-      <w:pPr>
-        <w:pStyle w:val="BodyText"/>
-        <w:spacing w:lineRule="auto" w:line="360" w:before="0" w:after="0"/>
-        <w:jc w:val="both"/>
-        <w:rPr>
-          <w:rFonts w:ascii="Times New Roman" w:hAnsi="Times New Roman"/>
-          <w:sz w:val="28"/>
-          <w:szCs w:val="28"/>
-          <w:lang w:val="pl-PL"/>
-        </w:rPr>
-      </w:pPr>
-      <w:r>
-        <w:rPr>
-          <w:rFonts w:ascii="Times New Roman" w:hAnsi="Times New Roman"/>
-          <w:b w:val="false"/>
-          <w:bCs w:val="false"/>
-          <w:sz w:val="28"/>
-          <w:szCs w:val="28"/>
-          <w:lang w:val="uk-UA"/>
-        </w:rPr>
-        <w:tab/>
-        <w:t>− Автоматичне відновлення: система повинна автоматично відновлюватися після збоїв, використовуючи механізми Dead Letter Queue та повторні спроби.</w:t>
-      </w:r>
-    </w:p>
-    <w:p>
-      <w:pPr>
-        <w:pStyle w:val="BodyText"/>
-        <w:spacing w:lineRule="auto" w:line="360" w:before="0" w:after="0"/>
-        <w:jc w:val="both"/>
-        <w:rPr>
-          <w:rFonts w:ascii="Times New Roman" w:hAnsi="Times New Roman"/>
-          <w:sz w:val="28"/>
-          <w:szCs w:val="28"/>
-          <w:lang w:val="pl-PL"/>
-        </w:rPr>
-      </w:pPr>
-      <w:r>
-        <w:rPr>
-          <w:rFonts w:ascii="Times New Roman" w:hAnsi="Times New Roman"/>
-          <w:b w:val="false"/>
-          <w:bCs w:val="false"/>
-          <w:sz w:val="28"/>
-          <w:szCs w:val="28"/>
-          <w:lang w:val="uk-UA"/>
-        </w:rPr>
-        <w:tab/>
-        <w:t xml:space="preserve">Вимоги до моніторингу: </w:t>
-      </w:r>
-    </w:p>
-    <w:p>
-      <w:pPr>
-        <w:pStyle w:val="BodyText"/>
-        <w:spacing w:lineRule="auto" w:line="360" w:before="0" w:after="0"/>
-        <w:jc w:val="both"/>
-        <w:rPr>
-          <w:rFonts w:ascii="Times New Roman" w:hAnsi="Times New Roman"/>
-          <w:sz w:val="28"/>
-          <w:szCs w:val="28"/>
-          <w:lang w:val="pl-PL"/>
-        </w:rPr>
-      </w:pPr>
-      <w:r>
-        <w:rPr>
-          <w:rFonts w:ascii="Times New Roman" w:hAnsi="Times New Roman"/>
-          <w:b w:val="false"/>
-          <w:bCs w:val="false"/>
-          <w:sz w:val="28"/>
-          <w:szCs w:val="28"/>
-          <w:lang w:val="uk-UA"/>
-        </w:rPr>
-        <w:tab/>
-        <w:t>− Трасування запитів: кожен запит повинен мати унікальний ідентифікатор, що дозволяє відстежувати його шлях через всі мікросервіси (distributed tracing).</w:t>
-      </w:r>
-    </w:p>
-    <w:p>
-      <w:pPr>
-        <w:pStyle w:val="BodyText"/>
-        <w:spacing w:lineRule="auto" w:line="360" w:before="0" w:after="0"/>
-        <w:jc w:val="both"/>
-        <w:rPr>
-          <w:rFonts w:ascii="Times New Roman" w:hAnsi="Times New Roman"/>
-          <w:sz w:val="28"/>
-          <w:szCs w:val="28"/>
-          <w:lang w:val="pl-PL"/>
-        </w:rPr>
-      </w:pPr>
-      <w:r>
-        <w:rPr>
-          <w:rFonts w:ascii="Times New Roman" w:hAnsi="Times New Roman"/>
-          <w:b w:val="false"/>
-          <w:bCs w:val="false"/>
-          <w:sz w:val="28"/>
-          <w:szCs w:val="28"/>
-          <w:lang w:val="uk-UA"/>
-        </w:rPr>
-        <w:tab/>
-        <w:t>− Метрики продуктивності: система повинна збирати метрики про час відповіді, кількість помилок, затримки між сервісами.</w:t>
-      </w:r>
-    </w:p>
-    <w:p>
-      <w:pPr>
-        <w:pStyle w:val="BodyText"/>
-        <w:spacing w:lineRule="auto" w:line="360" w:before="0" w:after="0"/>
-        <w:jc w:val="both"/>
-        <w:rPr>
-          <w:rFonts w:ascii="Times New Roman" w:hAnsi="Times New Roman"/>
-          <w:sz w:val="28"/>
-          <w:szCs w:val="28"/>
-          <w:lang w:val="pl-PL"/>
-        </w:rPr>
-      </w:pPr>
-      <w:r>
-        <w:rPr>
-          <w:rFonts w:ascii="Times New Roman" w:hAnsi="Times New Roman"/>
-          <w:b w:val="false"/>
-          <w:bCs w:val="false"/>
-          <w:sz w:val="28"/>
-          <w:szCs w:val="28"/>
-          <w:lang w:val="uk-UA"/>
-        </w:rPr>
-        <w:tab/>
-        <w:t xml:space="preserve">− Візуалізація даних: усі дані моніторингу мають </w:t>
-      </w:r>
-      <w:r>
-        <w:rPr>
-          <w:rFonts w:ascii="Times New Roman" w:hAnsi="Times New Roman"/>
-          <w:b w:val="false"/>
-          <w:bCs w:val="false"/>
-          <w:sz w:val="28"/>
-          <w:szCs w:val="28"/>
-          <w:lang w:val="ru-RU"/>
-        </w:rPr>
-        <w:t>бути</w:t>
-      </w:r>
-      <w:r>
-        <w:rPr>
-          <w:rFonts w:ascii="Times New Roman" w:hAnsi="Times New Roman"/>
-          <w:b w:val="false"/>
-          <w:bCs w:val="false"/>
-          <w:sz w:val="28"/>
-          <w:szCs w:val="28"/>
-          <w:lang w:val="uk-UA"/>
-        </w:rPr>
-        <w:t xml:space="preserve"> представлені через інтерактивні дашборди Grafana з можливістю налаштування сповіщень.</w:t>
-      </w:r>
-    </w:p>
-    <w:p>
-      <w:pPr>
-        <w:pStyle w:val="BodyText"/>
-        <w:spacing w:lineRule="auto" w:line="360" w:before="0" w:after="0"/>
-        <w:jc w:val="both"/>
-        <w:rPr>
-          <w:rFonts w:ascii="Times New Roman" w:hAnsi="Times New Roman"/>
-          <w:sz w:val="28"/>
-          <w:szCs w:val="28"/>
-          <w:lang w:val="pl-PL"/>
-        </w:rPr>
-      </w:pPr>
-      <w:r>
-        <w:rPr>
-          <w:rFonts w:ascii="Times New Roman" w:hAnsi="Times New Roman"/>
-          <w:b w:val="false"/>
-          <w:bCs w:val="false"/>
-          <w:sz w:val="28"/>
-          <w:szCs w:val="28"/>
-          <w:lang w:val="uk-UA"/>
-        </w:rPr>
-        <w:tab/>
-        <w:t>− Аналіз першопричин: система повинна забезпечувати інструменти для швидкого визначення першопричин збоїв.</w:t>
-      </w:r>
-    </w:p>
-    <w:p>
-      <w:pPr>
-        <w:pStyle w:val="BodyText"/>
-        <w:spacing w:lineRule="auto" w:line="360" w:before="0" w:after="0"/>
-        <w:jc w:val="both"/>
-        <w:rPr>
-          <w:rFonts w:ascii="Times New Roman" w:hAnsi="Times New Roman"/>
-          <w:sz w:val="28"/>
-          <w:szCs w:val="28"/>
-          <w:lang w:val="pl-PL"/>
-        </w:rPr>
-      </w:pPr>
-      <w:r>
-        <w:rPr>
-          <w:rFonts w:ascii="Times New Roman" w:hAnsi="Times New Roman"/>
-          <w:b w:val="false"/>
-          <w:bCs w:val="false"/>
-          <w:sz w:val="28"/>
-          <w:szCs w:val="28"/>
-          <w:lang w:val="uk-UA"/>
-        </w:rPr>
-        <w:tab/>
-        <w:t xml:space="preserve">Вимоги до розгортання та супроводу: </w:t>
-      </w:r>
-    </w:p>
-    <w:p>
-      <w:pPr>
-        <w:pStyle w:val="BodyText"/>
-        <w:spacing w:lineRule="auto" w:line="360" w:before="0" w:after="0"/>
-        <w:jc w:val="both"/>
-        <w:rPr>
-          <w:rFonts w:ascii="Times New Roman" w:hAnsi="Times New Roman"/>
-          <w:sz w:val="28"/>
-          <w:szCs w:val="28"/>
-          <w:lang w:val="pl-PL"/>
-        </w:rPr>
-      </w:pPr>
-      <w:r>
-        <w:rPr>
-          <w:rFonts w:ascii="Times New Roman" w:hAnsi="Times New Roman"/>
-          <w:b w:val="false"/>
-          <w:bCs w:val="false"/>
-          <w:sz w:val="28"/>
-          <w:szCs w:val="28"/>
-          <w:lang w:val="uk-UA"/>
-        </w:rPr>
-        <w:tab/>
-        <w:t>− Контейнеризація: всі компоненти мають бути упаковані в Docker-контейнери для спрощення розгортання.</w:t>
-      </w:r>
-    </w:p>
-    <w:p>
-      <w:pPr>
-        <w:pStyle w:val="Normal"/>
-        <w:spacing w:lineRule="auto" w:line="360" w:before="0" w:after="0"/>
-        <w:jc w:val="both"/>
-        <w:rPr>
-          <w:rFonts w:ascii="Times New Roman" w:hAnsi="Times New Roman"/>
-          <w:sz w:val="28"/>
-          <w:szCs w:val="28"/>
-          <w:lang w:val="uk-UA"/>
+          <w:b w:val="false"/>
+          <w:bCs w:val="false"/>
         </w:rPr>
       </w:pPr>
       <w:r>
@@ -3542,8 +2095,8 @@
           <w:bCs/>
         </w:rPr>
       </w:pPr>
-      <w:bookmarkStart w:id="3" w:name="__RefHeading___Toc18677_3810408569"/>
-      <w:bookmarkEnd w:id="3"/>
+      <w:bookmarkStart w:id="0" w:name="__RefHeading___Toc18677_3810408569"/>
+      <w:bookmarkEnd w:id="0"/>
       <w:r>
         <w:rPr>
           <w:rFonts w:eastAsia="Times New Roman" w:cs="Times New Roman"/>
@@ -6971,7 +5524,10 @@
         </w:rPr>
       </w:pPr>
       <w:r>
-        <w:rPr/>
+        <w:rPr>
+          <w:b w:val="false"/>
+          <w:bCs w:val="false"/>
+        </w:rPr>
       </w:r>
     </w:p>
     <w:p>
@@ -6995,8 +5551,8 @@
         </w:rPr>
         <w:tab/>
       </w:r>
-      <w:bookmarkStart w:id="4" w:name="_Toc191243686"/>
-      <w:bookmarkStart w:id="5" w:name="_Toc191244997"/>
+      <w:bookmarkStart w:id="1" w:name="_Toc191244997"/>
+      <w:bookmarkStart w:id="2" w:name="_Toc191243686"/>
       <w:r>
         <w:rPr>
           <w:rFonts w:cs="Times New Roman" w:ascii="Times New Roman" w:hAnsi="Times New Roman"/>
@@ -7031,8 +5587,8 @@
         </w:rPr>
         <w:t xml:space="preserve"> Проектування структур даних</w:t>
       </w:r>
-      <w:bookmarkEnd w:id="4"/>
-      <w:bookmarkEnd w:id="5"/>
+      <w:bookmarkEnd w:id="1"/>
+      <w:bookmarkEnd w:id="2"/>
     </w:p>
     <w:p>
       <w:pPr>
@@ -9200,8 +7756,8 @@
         </w:tblCellMar>
       </w:tblPr>
       <w:tblGrid>
-        <w:gridCol w:w="1278"/>
-        <w:gridCol w:w="3002"/>
+        <w:gridCol w:w="1277"/>
+        <w:gridCol w:w="3003"/>
         <w:gridCol w:w="1319"/>
         <w:gridCol w:w="4322"/>
       </w:tblGrid>
@@ -9211,7 +7767,7 @@
         </w:trPr>
         <w:tc>
           <w:tcPr>
-            <w:tcW w:w="1278" w:type="dxa"/>
+            <w:tcW w:w="1277" w:type="dxa"/>
             <w:tcBorders>
               <w:top w:val="single" w:sz="2" w:space="0" w:color="000000"/>
               <w:left w:val="single" w:sz="2" w:space="0" w:color="000000"/>
@@ -9244,7 +7800,7 @@
         </w:tc>
         <w:tc>
           <w:tcPr>
-            <w:tcW w:w="3002" w:type="dxa"/>
+            <w:tcW w:w="3003" w:type="dxa"/>
             <w:tcBorders>
               <w:top w:val="single" w:sz="2" w:space="0" w:color="000000"/>
               <w:left w:val="single" w:sz="2" w:space="0" w:color="000000"/>
@@ -9347,7 +7903,7 @@
         </w:trPr>
         <w:tc>
           <w:tcPr>
-            <w:tcW w:w="1278" w:type="dxa"/>
+            <w:tcW w:w="1277" w:type="dxa"/>
             <w:tcBorders>
               <w:top w:val="single" w:sz="2" w:space="0" w:color="000000"/>
               <w:left w:val="single" w:sz="2" w:space="0" w:color="000000"/>
@@ -9380,7 +7936,7 @@
         </w:tc>
         <w:tc>
           <w:tcPr>
-            <w:tcW w:w="3002" w:type="dxa"/>
+            <w:tcW w:w="3003" w:type="dxa"/>
             <w:tcBorders>
               <w:top w:val="single" w:sz="2" w:space="0" w:color="000000"/>
               <w:left w:val="single" w:sz="2" w:space="0" w:color="000000"/>
@@ -9481,7 +8037,7 @@
         <w:trPr/>
         <w:tc>
           <w:tcPr>
-            <w:tcW w:w="1278" w:type="dxa"/>
+            <w:tcW w:w="1277" w:type="dxa"/>
             <w:vMerge w:val="restart"/>
             <w:tcBorders>
               <w:top w:val="single" w:sz="2" w:space="0" w:color="000000"/>
@@ -9513,7 +8069,7 @@
         </w:tc>
         <w:tc>
           <w:tcPr>
-            <w:tcW w:w="3002" w:type="dxa"/>
+            <w:tcW w:w="3003" w:type="dxa"/>
             <w:tcBorders>
               <w:top w:val="single" w:sz="2" w:space="0" w:color="000000"/>
               <w:left w:val="single" w:sz="2" w:space="0" w:color="000000"/>
@@ -9616,7 +8172,7 @@
         <w:trPr/>
         <w:tc>
           <w:tcPr>
-            <w:tcW w:w="1278" w:type="dxa"/>
+            <w:tcW w:w="1277" w:type="dxa"/>
             <w:vMerge w:val="continue"/>
             <w:tcBorders>
               <w:top w:val="single" w:sz="2" w:space="0" w:color="000000"/>
@@ -9645,7 +8201,7 @@
         </w:tc>
         <w:tc>
           <w:tcPr>
-            <w:tcW w:w="3002" w:type="dxa"/>
+            <w:tcW w:w="3003" w:type="dxa"/>
             <w:tcBorders>
               <w:top w:val="single" w:sz="2" w:space="0" w:color="000000"/>
               <w:left w:val="single" w:sz="2" w:space="0" w:color="000000"/>
@@ -9748,7 +8304,7 @@
         <w:trPr/>
         <w:tc>
           <w:tcPr>
-            <w:tcW w:w="1278" w:type="dxa"/>
+            <w:tcW w:w="1277" w:type="dxa"/>
             <w:vMerge w:val="continue"/>
             <w:tcBorders>
               <w:top w:val="single" w:sz="2" w:space="0" w:color="000000"/>
@@ -9777,7 +8333,7 @@
         </w:tc>
         <w:tc>
           <w:tcPr>
-            <w:tcW w:w="3002" w:type="dxa"/>
+            <w:tcW w:w="3003" w:type="dxa"/>
             <w:tcBorders>
               <w:top w:val="single" w:sz="2" w:space="0" w:color="000000"/>
               <w:left w:val="single" w:sz="2" w:space="0" w:color="000000"/>
@@ -9880,7 +8436,7 @@
         <w:trPr/>
         <w:tc>
           <w:tcPr>
-            <w:tcW w:w="1278" w:type="dxa"/>
+            <w:tcW w:w="1277" w:type="dxa"/>
             <w:vMerge w:val="continue"/>
             <w:tcBorders>
               <w:top w:val="single" w:sz="2" w:space="0" w:color="000000"/>
@@ -9909,7 +8465,7 @@
         </w:tc>
         <w:tc>
           <w:tcPr>
-            <w:tcW w:w="3002" w:type="dxa"/>
+            <w:tcW w:w="3003" w:type="dxa"/>
             <w:tcBorders>
               <w:top w:val="single" w:sz="2" w:space="0" w:color="000000"/>
               <w:left w:val="single" w:sz="2" w:space="0" w:color="000000"/>
@@ -10012,7 +8568,7 @@
         <w:trPr/>
         <w:tc>
           <w:tcPr>
-            <w:tcW w:w="1278" w:type="dxa"/>
+            <w:tcW w:w="1277" w:type="dxa"/>
             <w:vMerge w:val="continue"/>
             <w:tcBorders>
               <w:top w:val="single" w:sz="2" w:space="0" w:color="000000"/>
@@ -10041,7 +8597,7 @@
         </w:tc>
         <w:tc>
           <w:tcPr>
-            <w:tcW w:w="3002" w:type="dxa"/>
+            <w:tcW w:w="3003" w:type="dxa"/>
             <w:tcBorders>
               <w:top w:val="single" w:sz="2" w:space="0" w:color="000000"/>
               <w:left w:val="single" w:sz="2" w:space="0" w:color="000000"/>
@@ -10144,7 +8700,7 @@
         <w:trPr/>
         <w:tc>
           <w:tcPr>
-            <w:tcW w:w="1278" w:type="dxa"/>
+            <w:tcW w:w="1277" w:type="dxa"/>
             <w:vMerge w:val="continue"/>
             <w:tcBorders>
               <w:top w:val="single" w:sz="2" w:space="0" w:color="000000"/>
@@ -10173,7 +8729,7 @@
         </w:tc>
         <w:tc>
           <w:tcPr>
-            <w:tcW w:w="3002" w:type="dxa"/>
+            <w:tcW w:w="3003" w:type="dxa"/>
             <w:tcBorders>
               <w:top w:val="single" w:sz="2" w:space="0" w:color="000000"/>
               <w:left w:val="single" w:sz="2" w:space="0" w:color="000000"/>
@@ -10276,7 +8832,7 @@
         <w:trPr/>
         <w:tc>
           <w:tcPr>
-            <w:tcW w:w="1278" w:type="dxa"/>
+            <w:tcW w:w="1277" w:type="dxa"/>
             <w:vMerge w:val="continue"/>
             <w:tcBorders>
               <w:top w:val="single" w:sz="2" w:space="0" w:color="000000"/>
@@ -10305,7 +8861,7 @@
         </w:tc>
         <w:tc>
           <w:tcPr>
-            <w:tcW w:w="3002" w:type="dxa"/>
+            <w:tcW w:w="3003" w:type="dxa"/>
             <w:tcBorders>
               <w:top w:val="single" w:sz="2" w:space="0" w:color="000000"/>
               <w:left w:val="single" w:sz="2" w:space="0" w:color="000000"/>
@@ -10408,7 +8964,7 @@
         <w:trPr/>
         <w:tc>
           <w:tcPr>
-            <w:tcW w:w="1278" w:type="dxa"/>
+            <w:tcW w:w="1277" w:type="dxa"/>
             <w:vMerge w:val="continue"/>
             <w:tcBorders>
               <w:top w:val="single" w:sz="2" w:space="0" w:color="000000"/>
@@ -10437,7 +8993,7 @@
         </w:tc>
         <w:tc>
           <w:tcPr>
-            <w:tcW w:w="3002" w:type="dxa"/>
+            <w:tcW w:w="3003" w:type="dxa"/>
             <w:tcBorders>
               <w:top w:val="single" w:sz="2" w:space="0" w:color="000000"/>
               <w:left w:val="single" w:sz="2" w:space="0" w:color="000000"/>
@@ -12405,8 +10961,8 @@
       </w:tblPr>
       <w:tblGrid>
         <w:gridCol w:w="971"/>
-        <w:gridCol w:w="1319"/>
-        <w:gridCol w:w="1580"/>
+        <w:gridCol w:w="1318"/>
+        <w:gridCol w:w="1581"/>
         <w:gridCol w:w="6051"/>
       </w:tblGrid>
       <w:tr>
@@ -12448,7 +11004,7 @@
         </w:tc>
         <w:tc>
           <w:tcPr>
-            <w:tcW w:w="1319" w:type="dxa"/>
+            <w:tcW w:w="1318" w:type="dxa"/>
             <w:tcBorders>
               <w:top w:val="single" w:sz="2" w:space="0" w:color="000000"/>
               <w:left w:val="single" w:sz="2" w:space="0" w:color="000000"/>
@@ -12481,7 +11037,7 @@
         </w:tc>
         <w:tc>
           <w:tcPr>
-            <w:tcW w:w="1580" w:type="dxa"/>
+            <w:tcW w:w="1581" w:type="dxa"/>
             <w:tcBorders>
               <w:top w:val="single" w:sz="2" w:space="0" w:color="000000"/>
               <w:left w:val="single" w:sz="2" w:space="0" w:color="000000"/>
@@ -12584,7 +11140,7 @@
         </w:tc>
         <w:tc>
           <w:tcPr>
-            <w:tcW w:w="1319" w:type="dxa"/>
+            <w:tcW w:w="1318" w:type="dxa"/>
             <w:tcBorders>
               <w:top w:val="single" w:sz="2" w:space="0" w:color="000000"/>
               <w:left w:val="single" w:sz="2" w:space="0" w:color="000000"/>
@@ -12617,7 +11173,7 @@
         </w:tc>
         <w:tc>
           <w:tcPr>
-            <w:tcW w:w="1580" w:type="dxa"/>
+            <w:tcW w:w="1581" w:type="dxa"/>
             <w:tcBorders>
               <w:top w:val="single" w:sz="2" w:space="0" w:color="000000"/>
               <w:left w:val="single" w:sz="2" w:space="0" w:color="000000"/>
@@ -12717,7 +11273,7 @@
         </w:tc>
         <w:tc>
           <w:tcPr>
-            <w:tcW w:w="1319" w:type="dxa"/>
+            <w:tcW w:w="1318" w:type="dxa"/>
             <w:tcBorders>
               <w:top w:val="single" w:sz="2" w:space="0" w:color="000000"/>
               <w:left w:val="single" w:sz="2" w:space="0" w:color="000000"/>
@@ -12752,7 +11308,7 @@
         </w:tc>
         <w:tc>
           <w:tcPr>
-            <w:tcW w:w="1580" w:type="dxa"/>
+            <w:tcW w:w="1581" w:type="dxa"/>
             <w:tcBorders>
               <w:top w:val="single" w:sz="2" w:space="0" w:color="000000"/>
               <w:left w:val="single" w:sz="2" w:space="0" w:color="000000"/>
@@ -12851,7 +11407,7 @@
         </w:tc>
         <w:tc>
           <w:tcPr>
-            <w:tcW w:w="1319" w:type="dxa"/>
+            <w:tcW w:w="1318" w:type="dxa"/>
             <w:tcBorders>
               <w:top w:val="single" w:sz="2" w:space="0" w:color="000000"/>
               <w:left w:val="single" w:sz="2" w:space="0" w:color="000000"/>
@@ -12884,7 +11440,7 @@
         </w:tc>
         <w:tc>
           <w:tcPr>
-            <w:tcW w:w="1580" w:type="dxa"/>
+            <w:tcW w:w="1581" w:type="dxa"/>
             <w:tcBorders>
               <w:top w:val="single" w:sz="2" w:space="0" w:color="000000"/>
               <w:left w:val="single" w:sz="2" w:space="0" w:color="000000"/>
@@ -12981,7 +11537,7 @@
         </w:tc>
         <w:tc>
           <w:tcPr>
-            <w:tcW w:w="1319" w:type="dxa"/>
+            <w:tcW w:w="1318" w:type="dxa"/>
             <w:tcBorders>
               <w:top w:val="single" w:sz="2" w:space="0" w:color="000000"/>
               <w:left w:val="single" w:sz="2" w:space="0" w:color="000000"/>
@@ -13014,7 +11570,7 @@
         </w:tc>
         <w:tc>
           <w:tcPr>
-            <w:tcW w:w="1580" w:type="dxa"/>
+            <w:tcW w:w="1581" w:type="dxa"/>
             <w:tcBorders>
               <w:top w:val="single" w:sz="2" w:space="0" w:color="000000"/>
               <w:left w:val="single" w:sz="2" w:space="0" w:color="000000"/>
@@ -13154,8 +11710,8 @@
       </w:tblPr>
       <w:tblGrid>
         <w:gridCol w:w="975"/>
-        <w:gridCol w:w="1325"/>
-        <w:gridCol w:w="1586"/>
+        <w:gridCol w:w="1324"/>
+        <w:gridCol w:w="1587"/>
         <w:gridCol w:w="6035"/>
       </w:tblGrid>
       <w:tr>
@@ -13197,7 +11753,7 @@
         </w:tc>
         <w:tc>
           <w:tcPr>
-            <w:tcW w:w="1325" w:type="dxa"/>
+            <w:tcW w:w="1324" w:type="dxa"/>
             <w:tcBorders>
               <w:top w:val="single" w:sz="2" w:space="0" w:color="000000"/>
               <w:left w:val="single" w:sz="2" w:space="0" w:color="000000"/>
@@ -13230,7 +11786,7 @@
         </w:tc>
         <w:tc>
           <w:tcPr>
-            <w:tcW w:w="1586" w:type="dxa"/>
+            <w:tcW w:w="1587" w:type="dxa"/>
             <w:tcBorders>
               <w:top w:val="single" w:sz="2" w:space="0" w:color="000000"/>
               <w:left w:val="single" w:sz="2" w:space="0" w:color="000000"/>
@@ -13333,7 +11889,7 @@
         </w:tc>
         <w:tc>
           <w:tcPr>
-            <w:tcW w:w="1325" w:type="dxa"/>
+            <w:tcW w:w="1324" w:type="dxa"/>
             <w:tcBorders>
               <w:top w:val="single" w:sz="2" w:space="0" w:color="000000"/>
               <w:left w:val="single" w:sz="2" w:space="0" w:color="000000"/>
@@ -13366,7 +11922,7 @@
         </w:tc>
         <w:tc>
           <w:tcPr>
-            <w:tcW w:w="1586" w:type="dxa"/>
+            <w:tcW w:w="1587" w:type="dxa"/>
             <w:tcBorders>
               <w:top w:val="single" w:sz="2" w:space="0" w:color="000000"/>
               <w:left w:val="single" w:sz="2" w:space="0" w:color="000000"/>
@@ -13467,7 +12023,7 @@
         </w:tc>
         <w:tc>
           <w:tcPr>
-            <w:tcW w:w="1325" w:type="dxa"/>
+            <w:tcW w:w="1324" w:type="dxa"/>
             <w:tcBorders>
               <w:left w:val="single" w:sz="2" w:space="0" w:color="000000"/>
               <w:bottom w:val="single" w:sz="2" w:space="0" w:color="000000"/>
@@ -13499,7 +12055,7 @@
         </w:tc>
         <w:tc>
           <w:tcPr>
-            <w:tcW w:w="1586" w:type="dxa"/>
+            <w:tcW w:w="1587" w:type="dxa"/>
             <w:tcBorders>
               <w:left w:val="single" w:sz="2" w:space="0" w:color="000000"/>
               <w:bottom w:val="single" w:sz="2" w:space="0" w:color="000000"/>
@@ -13592,7 +12148,7 @@
         </w:tc>
         <w:tc>
           <w:tcPr>
-            <w:tcW w:w="1325" w:type="dxa"/>
+            <w:tcW w:w="1324" w:type="dxa"/>
             <w:tcBorders>
               <w:top w:val="single" w:sz="2" w:space="0" w:color="000000"/>
               <w:left w:val="single" w:sz="2" w:space="0" w:color="000000"/>
@@ -13625,7 +12181,7 @@
         </w:tc>
         <w:tc>
           <w:tcPr>
-            <w:tcW w:w="1586" w:type="dxa"/>
+            <w:tcW w:w="1587" w:type="dxa"/>
             <w:tcBorders>
               <w:top w:val="single" w:sz="2" w:space="0" w:color="000000"/>
               <w:left w:val="single" w:sz="2" w:space="0" w:color="000000"/>
@@ -13720,7 +12276,7 @@
         </w:tc>
         <w:tc>
           <w:tcPr>
-            <w:tcW w:w="1325" w:type="dxa"/>
+            <w:tcW w:w="1324" w:type="dxa"/>
             <w:tcBorders>
               <w:top w:val="single" w:sz="2" w:space="0" w:color="000000"/>
               <w:left w:val="single" w:sz="2" w:space="0" w:color="000000"/>
@@ -13753,7 +12309,7 @@
         </w:tc>
         <w:tc>
           <w:tcPr>
-            <w:tcW w:w="1586" w:type="dxa"/>
+            <w:tcW w:w="1587" w:type="dxa"/>
             <w:tcBorders>
               <w:top w:val="single" w:sz="2" w:space="0" w:color="000000"/>
               <w:left w:val="single" w:sz="2" w:space="0" w:color="000000"/>
@@ -13848,7 +12404,7 @@
         </w:tc>
         <w:tc>
           <w:tcPr>
-            <w:tcW w:w="1325" w:type="dxa"/>
+            <w:tcW w:w="1324" w:type="dxa"/>
             <w:tcBorders>
               <w:top w:val="single" w:sz="2" w:space="0" w:color="000000"/>
               <w:left w:val="single" w:sz="2" w:space="0" w:color="000000"/>
@@ -13881,7 +12437,7 @@
         </w:tc>
         <w:tc>
           <w:tcPr>
-            <w:tcW w:w="1586" w:type="dxa"/>
+            <w:tcW w:w="1587" w:type="dxa"/>
             <w:tcBorders>
               <w:top w:val="single" w:sz="2" w:space="0" w:color="000000"/>
               <w:left w:val="single" w:sz="2" w:space="0" w:color="000000"/>
@@ -13959,7 +12515,15 @@
         </w:rPr>
       </w:pPr>
       <w:r>
-        <w:rPr/>
+        <w:rPr>
+          <w:rFonts w:cs="Times New Roman" w:ascii="Times New Roman" w:hAnsi="Times New Roman"/>
+          <w:b w:val="false"/>
+          <w:bCs w:val="false"/>
+          <w:color w:val="auto"/>
+          <w:sz w:val="28"/>
+          <w:szCs w:val="28"/>
+          <w:lang w:val="uk-UA"/>
+        </w:rPr>
       </w:r>
     </w:p>
     <w:p>
@@ -16706,11 +15270,11 @@
         </w:tblCellMar>
       </w:tblPr>
       <w:tblGrid>
-        <w:gridCol w:w="1035"/>
-        <w:gridCol w:w="1574"/>
+        <w:gridCol w:w="1034"/>
+        <w:gridCol w:w="1575"/>
         <w:gridCol w:w="2705"/>
-        <w:gridCol w:w="2115"/>
-        <w:gridCol w:w="2493"/>
+        <w:gridCol w:w="2114"/>
+        <w:gridCol w:w="2494"/>
       </w:tblGrid>
       <w:tr>
         <w:trPr>
@@ -16718,7 +15282,7 @@
         </w:trPr>
         <w:tc>
           <w:tcPr>
-            <w:tcW w:w="1035" w:type="dxa"/>
+            <w:tcW w:w="1034" w:type="dxa"/>
             <w:tcBorders>
               <w:top w:val="single" w:sz="4" w:space="0" w:color="000000"/>
               <w:left w:val="single" w:sz="4" w:space="0" w:color="000000"/>
@@ -16753,7 +15317,7 @@
         </w:tc>
         <w:tc>
           <w:tcPr>
-            <w:tcW w:w="1574" w:type="dxa"/>
+            <w:tcW w:w="1575" w:type="dxa"/>
             <w:tcBorders>
               <w:top w:val="single" w:sz="4" w:space="0" w:color="000000"/>
               <w:left w:val="single" w:sz="4" w:space="0" w:color="000000"/>
@@ -16823,7 +15387,7 @@
         </w:tc>
         <w:tc>
           <w:tcPr>
-            <w:tcW w:w="2115" w:type="dxa"/>
+            <w:tcW w:w="2114" w:type="dxa"/>
             <w:tcBorders>
               <w:top w:val="single" w:sz="4" w:space="0" w:color="000000"/>
               <w:left w:val="single" w:sz="4" w:space="0" w:color="000000"/>
@@ -16858,7 +15422,7 @@
         </w:tc>
         <w:tc>
           <w:tcPr>
-            <w:tcW w:w="2493" w:type="dxa"/>
+            <w:tcW w:w="2494" w:type="dxa"/>
             <w:tcBorders>
               <w:top w:val="single" w:sz="4" w:space="0" w:color="000000"/>
               <w:left w:val="single" w:sz="4" w:space="0" w:color="000000"/>
@@ -16897,7 +15461,7 @@
         <w:trPr/>
         <w:tc>
           <w:tcPr>
-            <w:tcW w:w="1035" w:type="dxa"/>
+            <w:tcW w:w="1034" w:type="dxa"/>
             <w:tcBorders>
               <w:left w:val="single" w:sz="4" w:space="0" w:color="000000"/>
               <w:bottom w:val="single" w:sz="4" w:space="0" w:color="000000"/>
@@ -16926,7 +15490,7 @@
         </w:tc>
         <w:tc>
           <w:tcPr>
-            <w:tcW w:w="1574" w:type="dxa"/>
+            <w:tcW w:w="1575" w:type="dxa"/>
             <w:tcBorders>
               <w:left w:val="single" w:sz="4" w:space="0" w:color="000000"/>
               <w:bottom w:val="single" w:sz="4" w:space="0" w:color="000000"/>
@@ -16989,7 +15553,7 @@
         </w:tc>
         <w:tc>
           <w:tcPr>
-            <w:tcW w:w="2115" w:type="dxa"/>
+            <w:tcW w:w="2114" w:type="dxa"/>
             <w:tcBorders>
               <w:left w:val="single" w:sz="4" w:space="0" w:color="000000"/>
               <w:bottom w:val="single" w:sz="4" w:space="0" w:color="000000"/>
@@ -17018,7 +15582,7 @@
         </w:tc>
         <w:tc>
           <w:tcPr>
-            <w:tcW w:w="2493" w:type="dxa"/>
+            <w:tcW w:w="2494" w:type="dxa"/>
             <w:tcBorders>
               <w:left w:val="single" w:sz="4" w:space="0" w:color="000000"/>
               <w:bottom w:val="single" w:sz="4" w:space="0" w:color="000000"/>
@@ -17071,7 +15635,7 @@
         <w:trPr/>
         <w:tc>
           <w:tcPr>
-            <w:tcW w:w="1035" w:type="dxa"/>
+            <w:tcW w:w="1034" w:type="dxa"/>
             <w:tcBorders>
               <w:left w:val="single" w:sz="4" w:space="0" w:color="000000"/>
               <w:bottom w:val="single" w:sz="4" w:space="0" w:color="000000"/>
@@ -17100,7 +15664,7 @@
         </w:tc>
         <w:tc>
           <w:tcPr>
-            <w:tcW w:w="1574" w:type="dxa"/>
+            <w:tcW w:w="1575" w:type="dxa"/>
             <w:tcBorders>
               <w:left w:val="single" w:sz="4" w:space="0" w:color="000000"/>
               <w:bottom w:val="single" w:sz="4" w:space="0" w:color="000000"/>
@@ -17163,7 +15727,7 @@
         </w:tc>
         <w:tc>
           <w:tcPr>
-            <w:tcW w:w="2115" w:type="dxa"/>
+            <w:tcW w:w="2114" w:type="dxa"/>
             <w:tcBorders>
               <w:left w:val="single" w:sz="4" w:space="0" w:color="000000"/>
               <w:bottom w:val="single" w:sz="4" w:space="0" w:color="000000"/>
@@ -17197,7 +15761,7 @@
         </w:tc>
         <w:tc>
           <w:tcPr>
-            <w:tcW w:w="2493" w:type="dxa"/>
+            <w:tcW w:w="2494" w:type="dxa"/>
             <w:tcBorders>
               <w:left w:val="single" w:sz="4" w:space="0" w:color="000000"/>
               <w:bottom w:val="single" w:sz="4" w:space="0" w:color="000000"/>
@@ -19453,8 +18017,8 @@
         </w:tblCellMar>
       </w:tblPr>
       <w:tblGrid>
-        <w:gridCol w:w="1076"/>
-        <w:gridCol w:w="2172"/>
+        <w:gridCol w:w="1075"/>
+        <w:gridCol w:w="2173"/>
         <w:gridCol w:w="3235"/>
         <w:gridCol w:w="1097"/>
         <w:gridCol w:w="2342"/>
@@ -19465,7 +18029,7 @@
         </w:trPr>
         <w:tc>
           <w:tcPr>
-            <w:tcW w:w="1076" w:type="dxa"/>
+            <w:tcW w:w="1075" w:type="dxa"/>
             <w:tcBorders>
               <w:top w:val="single" w:sz="4" w:space="0" w:color="000000"/>
               <w:left w:val="single" w:sz="4" w:space="0" w:color="000000"/>
@@ -19500,7 +18064,7 @@
         </w:tc>
         <w:tc>
           <w:tcPr>
-            <w:tcW w:w="2172" w:type="dxa"/>
+            <w:tcW w:w="2173" w:type="dxa"/>
             <w:tcBorders>
               <w:top w:val="single" w:sz="4" w:space="0" w:color="000000"/>
               <w:left w:val="single" w:sz="4" w:space="0" w:color="000000"/>
@@ -19644,7 +18208,7 @@
         <w:trPr/>
         <w:tc>
           <w:tcPr>
-            <w:tcW w:w="1076" w:type="dxa"/>
+            <w:tcW w:w="1075" w:type="dxa"/>
             <w:tcBorders>
               <w:left w:val="single" w:sz="4" w:space="0" w:color="000000"/>
               <w:bottom w:val="single" w:sz="4" w:space="0" w:color="000000"/>
@@ -19673,7 +18237,7 @@
         </w:tc>
         <w:tc>
           <w:tcPr>
-            <w:tcW w:w="2172" w:type="dxa"/>
+            <w:tcW w:w="2173" w:type="dxa"/>
             <w:tcBorders>
               <w:left w:val="single" w:sz="4" w:space="0" w:color="000000"/>
               <w:bottom w:val="single" w:sz="4" w:space="0" w:color="000000"/>
@@ -19803,7 +18367,7 @@
         <w:trPr/>
         <w:tc>
           <w:tcPr>
-            <w:tcW w:w="1076" w:type="dxa"/>
+            <w:tcW w:w="1075" w:type="dxa"/>
             <w:tcBorders>
               <w:left w:val="single" w:sz="4" w:space="0" w:color="000000"/>
               <w:bottom w:val="single" w:sz="4" w:space="0" w:color="000000"/>
@@ -19832,7 +18396,7 @@
         </w:tc>
         <w:tc>
           <w:tcPr>
-            <w:tcW w:w="2172" w:type="dxa"/>
+            <w:tcW w:w="2173" w:type="dxa"/>
             <w:tcBorders>
               <w:left w:val="single" w:sz="4" w:space="0" w:color="000000"/>
               <w:bottom w:val="single" w:sz="4" w:space="0" w:color="000000"/>
@@ -19962,7 +18526,7 @@
         <w:trPr/>
         <w:tc>
           <w:tcPr>
-            <w:tcW w:w="1076" w:type="dxa"/>
+            <w:tcW w:w="1075" w:type="dxa"/>
             <w:tcBorders>
               <w:left w:val="single" w:sz="4" w:space="0" w:color="000000"/>
               <w:bottom w:val="single" w:sz="4" w:space="0" w:color="000000"/>
@@ -19991,7 +18555,7 @@
         </w:tc>
         <w:tc>
           <w:tcPr>
-            <w:tcW w:w="2172" w:type="dxa"/>
+            <w:tcW w:w="2173" w:type="dxa"/>
             <w:tcBorders>
               <w:left w:val="single" w:sz="4" w:space="0" w:color="000000"/>
               <w:bottom w:val="single" w:sz="4" w:space="0" w:color="000000"/>
@@ -20121,7 +18685,7 @@
         <w:trPr/>
         <w:tc>
           <w:tcPr>
-            <w:tcW w:w="1076" w:type="dxa"/>
+            <w:tcW w:w="1075" w:type="dxa"/>
             <w:tcBorders>
               <w:left w:val="single" w:sz="4" w:space="0" w:color="000000"/>
               <w:bottom w:val="single" w:sz="4" w:space="0" w:color="000000"/>
@@ -20150,7 +18714,7 @@
         </w:tc>
         <w:tc>
           <w:tcPr>
-            <w:tcW w:w="2172" w:type="dxa"/>
+            <w:tcW w:w="2173" w:type="dxa"/>
             <w:tcBorders>
               <w:left w:val="single" w:sz="4" w:space="0" w:color="000000"/>
               <w:bottom w:val="single" w:sz="4" w:space="0" w:color="000000"/>
@@ -21132,11 +19696,11 @@
         </w:tblCellMar>
       </w:tblPr>
       <w:tblGrid>
-        <w:gridCol w:w="1074"/>
+        <w:gridCol w:w="1073"/>
         <w:gridCol w:w="1769"/>
-        <w:gridCol w:w="3092"/>
-        <w:gridCol w:w="1095"/>
-        <w:gridCol w:w="2892"/>
+        <w:gridCol w:w="3093"/>
+        <w:gridCol w:w="1094"/>
+        <w:gridCol w:w="2893"/>
       </w:tblGrid>
       <w:tr>
         <w:trPr>
@@ -21144,7 +19708,7 @@
         </w:trPr>
         <w:tc>
           <w:tcPr>
-            <w:tcW w:w="1074" w:type="dxa"/>
+            <w:tcW w:w="1073" w:type="dxa"/>
             <w:tcBorders>
               <w:top w:val="single" w:sz="4" w:space="0" w:color="000000"/>
               <w:left w:val="single" w:sz="4" w:space="0" w:color="000000"/>
@@ -21214,7 +19778,7 @@
         </w:tc>
         <w:tc>
           <w:tcPr>
-            <w:tcW w:w="3092" w:type="dxa"/>
+            <w:tcW w:w="3093" w:type="dxa"/>
             <w:tcBorders>
               <w:top w:val="single" w:sz="4" w:space="0" w:color="000000"/>
               <w:left w:val="single" w:sz="4" w:space="0" w:color="000000"/>
@@ -21249,7 +19813,7 @@
         </w:tc>
         <w:tc>
           <w:tcPr>
-            <w:tcW w:w="1095" w:type="dxa"/>
+            <w:tcW w:w="1094" w:type="dxa"/>
             <w:tcBorders>
               <w:top w:val="single" w:sz="4" w:space="0" w:color="000000"/>
               <w:left w:val="single" w:sz="4" w:space="0" w:color="000000"/>
@@ -21284,7 +19848,7 @@
         </w:tc>
         <w:tc>
           <w:tcPr>
-            <w:tcW w:w="2892" w:type="dxa"/>
+            <w:tcW w:w="2893" w:type="dxa"/>
             <w:tcBorders>
               <w:top w:val="single" w:sz="4" w:space="0" w:color="000000"/>
               <w:left w:val="single" w:sz="4" w:space="0" w:color="000000"/>
@@ -21323,7 +19887,7 @@
         <w:trPr/>
         <w:tc>
           <w:tcPr>
-            <w:tcW w:w="1074" w:type="dxa"/>
+            <w:tcW w:w="1073" w:type="dxa"/>
             <w:tcBorders>
               <w:left w:val="single" w:sz="4" w:space="0" w:color="000000"/>
               <w:bottom w:val="single" w:sz="4" w:space="0" w:color="000000"/>
@@ -21381,7 +19945,7 @@
         </w:tc>
         <w:tc>
           <w:tcPr>
-            <w:tcW w:w="3092" w:type="dxa"/>
+            <w:tcW w:w="3093" w:type="dxa"/>
             <w:tcBorders>
               <w:left w:val="single" w:sz="4" w:space="0" w:color="000000"/>
               <w:bottom w:val="single" w:sz="4" w:space="0" w:color="000000"/>
@@ -21415,7 +19979,7 @@
         </w:tc>
         <w:tc>
           <w:tcPr>
-            <w:tcW w:w="1095" w:type="dxa"/>
+            <w:tcW w:w="1094" w:type="dxa"/>
             <w:tcBorders>
               <w:left w:val="single" w:sz="4" w:space="0" w:color="000000"/>
               <w:bottom w:val="single" w:sz="4" w:space="0" w:color="000000"/>
@@ -21449,7 +20013,7 @@
         </w:tc>
         <w:tc>
           <w:tcPr>
-            <w:tcW w:w="2892" w:type="dxa"/>
+            <w:tcW w:w="2893" w:type="dxa"/>
             <w:tcBorders>
               <w:left w:val="single" w:sz="4" w:space="0" w:color="000000"/>
               <w:bottom w:val="single" w:sz="4" w:space="0" w:color="000000"/>
@@ -21482,7 +20046,7 @@
         <w:trPr/>
         <w:tc>
           <w:tcPr>
-            <w:tcW w:w="1074" w:type="dxa"/>
+            <w:tcW w:w="1073" w:type="dxa"/>
             <w:tcBorders/>
             <w:tcMar>
               <w:top w:w="28" w:type="dxa"/>
@@ -21536,7 +20100,7 @@
         </w:tc>
         <w:tc>
           <w:tcPr>
-            <w:tcW w:w="3092" w:type="dxa"/>
+            <w:tcW w:w="3093" w:type="dxa"/>
             <w:tcBorders/>
             <w:tcMar>
               <w:top w:w="28" w:type="dxa"/>
@@ -21561,7 +20125,7 @@
         </w:tc>
         <w:tc>
           <w:tcPr>
-            <w:tcW w:w="1095" w:type="dxa"/>
+            <w:tcW w:w="1094" w:type="dxa"/>
             <w:tcBorders/>
             <w:tcMar>
               <w:top w:w="28" w:type="dxa"/>
@@ -21586,7 +20150,7 @@
         </w:tc>
         <w:tc>
           <w:tcPr>
-            <w:tcW w:w="2892" w:type="dxa"/>
+            <w:tcW w:w="2893" w:type="dxa"/>
             <w:tcBorders/>
             <w:tcMar>
               <w:top w:w="28" w:type="dxa"/>
@@ -21616,7 +20180,7 @@
         <w:trPr/>
         <w:tc>
           <w:tcPr>
-            <w:tcW w:w="1074" w:type="dxa"/>
+            <w:tcW w:w="1073" w:type="dxa"/>
             <w:tcBorders/>
             <w:tcMar>
               <w:top w:w="28" w:type="dxa"/>
@@ -21666,7 +20230,7 @@
         </w:tc>
         <w:tc>
           <w:tcPr>
-            <w:tcW w:w="3092" w:type="dxa"/>
+            <w:tcW w:w="3093" w:type="dxa"/>
             <w:tcBorders/>
             <w:tcMar>
               <w:top w:w="28" w:type="dxa"/>
@@ -21689,7 +20253,7 @@
         </w:tc>
         <w:tc>
           <w:tcPr>
-            <w:tcW w:w="1095" w:type="dxa"/>
+            <w:tcW w:w="1094" w:type="dxa"/>
             <w:tcBorders/>
             <w:tcMar>
               <w:top w:w="28" w:type="dxa"/>
@@ -21714,7 +20278,7 @@
         </w:tc>
         <w:tc>
           <w:tcPr>
-            <w:tcW w:w="2892" w:type="dxa"/>
+            <w:tcW w:w="2893" w:type="dxa"/>
             <w:tcBorders/>
             <w:tcMar>
               <w:top w:w="28" w:type="dxa"/>
@@ -22375,10 +20939,10 @@
       </w:tblPr>
       <w:tblGrid>
         <w:gridCol w:w="1105"/>
-        <w:gridCol w:w="1845"/>
+        <w:gridCol w:w="1844"/>
         <w:gridCol w:w="2962"/>
         <w:gridCol w:w="1119"/>
-        <w:gridCol w:w="2891"/>
+        <w:gridCol w:w="2892"/>
       </w:tblGrid>
       <w:tr>
         <w:trPr>
@@ -22421,7 +20985,7 @@
         </w:tc>
         <w:tc>
           <w:tcPr>
-            <w:tcW w:w="1845" w:type="dxa"/>
+            <w:tcW w:w="1844" w:type="dxa"/>
             <w:tcBorders>
               <w:top w:val="single" w:sz="4" w:space="0" w:color="000000"/>
               <w:left w:val="single" w:sz="4" w:space="0" w:color="000000"/>
@@ -22526,7 +21090,7 @@
         </w:tc>
         <w:tc>
           <w:tcPr>
-            <w:tcW w:w="2891" w:type="dxa"/>
+            <w:tcW w:w="2892" w:type="dxa"/>
             <w:tcBorders>
               <w:top w:val="single" w:sz="4" w:space="0" w:color="000000"/>
               <w:left w:val="single" w:sz="4" w:space="0" w:color="000000"/>
@@ -22594,7 +21158,7 @@
         </w:tc>
         <w:tc>
           <w:tcPr>
-            <w:tcW w:w="1845" w:type="dxa"/>
+            <w:tcW w:w="1844" w:type="dxa"/>
             <w:tcBorders>
               <w:left w:val="single" w:sz="4" w:space="0" w:color="000000"/>
               <w:bottom w:val="single" w:sz="4" w:space="0" w:color="000000"/>
@@ -22691,7 +21255,7 @@
         </w:tc>
         <w:tc>
           <w:tcPr>
-            <w:tcW w:w="2891" w:type="dxa"/>
+            <w:tcW w:w="2892" w:type="dxa"/>
             <w:tcBorders>
               <w:left w:val="single" w:sz="4" w:space="0" w:color="000000"/>
               <w:bottom w:val="single" w:sz="4" w:space="0" w:color="000000"/>
@@ -22751,7 +21315,7 @@
         </w:tc>
         <w:tc>
           <w:tcPr>
-            <w:tcW w:w="1845" w:type="dxa"/>
+            <w:tcW w:w="1844" w:type="dxa"/>
             <w:tcBorders/>
             <w:tcMar>
               <w:top w:w="28" w:type="dxa"/>
@@ -22828,7 +21392,7 @@
         </w:tc>
         <w:tc>
           <w:tcPr>
-            <w:tcW w:w="2891" w:type="dxa"/>
+            <w:tcW w:w="2892" w:type="dxa"/>
             <w:tcBorders/>
             <w:tcMar>
               <w:top w:w="28" w:type="dxa"/>
@@ -22885,7 +21449,7 @@
         </w:tc>
         <w:tc>
           <w:tcPr>
-            <w:tcW w:w="1845" w:type="dxa"/>
+            <w:tcW w:w="1844" w:type="dxa"/>
             <w:tcBorders/>
             <w:tcMar>
               <w:top w:w="28" w:type="dxa"/>
@@ -22962,7 +21526,7 @@
         </w:tc>
         <w:tc>
           <w:tcPr>
-            <w:tcW w:w="2891" w:type="dxa"/>
+            <w:tcW w:w="2892" w:type="dxa"/>
             <w:tcBorders/>
             <w:tcMar>
               <w:top w:w="28" w:type="dxa"/>
@@ -23550,9 +22114,9 @@
       </w:tblPr>
       <w:tblGrid>
         <w:gridCol w:w="1017"/>
-        <w:gridCol w:w="2465"/>
+        <w:gridCol w:w="2464"/>
         <w:gridCol w:w="2273"/>
-        <w:gridCol w:w="985"/>
+        <w:gridCol w:w="986"/>
         <w:gridCol w:w="3182"/>
       </w:tblGrid>
       <w:tr>
@@ -23596,7 +22160,7 @@
         </w:tc>
         <w:tc>
           <w:tcPr>
-            <w:tcW w:w="2465" w:type="dxa"/>
+            <w:tcW w:w="2464" w:type="dxa"/>
             <w:tcBorders>
               <w:top w:val="single" w:sz="4" w:space="0" w:color="000000"/>
               <w:left w:val="single" w:sz="4" w:space="0" w:color="000000"/>
@@ -23666,7 +22230,7 @@
         </w:tc>
         <w:tc>
           <w:tcPr>
-            <w:tcW w:w="985" w:type="dxa"/>
+            <w:tcW w:w="986" w:type="dxa"/>
             <w:tcBorders>
               <w:top w:val="single" w:sz="4" w:space="0" w:color="000000"/>
               <w:left w:val="single" w:sz="4" w:space="0" w:color="000000"/>
@@ -23769,7 +22333,7 @@
         </w:tc>
         <w:tc>
           <w:tcPr>
-            <w:tcW w:w="2465" w:type="dxa"/>
+            <w:tcW w:w="2464" w:type="dxa"/>
             <w:tcBorders>
               <w:left w:val="single" w:sz="4" w:space="0" w:color="000000"/>
               <w:bottom w:val="single" w:sz="4" w:space="0" w:color="000000"/>
@@ -23832,7 +22396,7 @@
         </w:tc>
         <w:tc>
           <w:tcPr>
-            <w:tcW w:w="985" w:type="dxa"/>
+            <w:tcW w:w="986" w:type="dxa"/>
             <w:tcBorders>
               <w:left w:val="single" w:sz="4" w:space="0" w:color="000000"/>
               <w:bottom w:val="single" w:sz="4" w:space="0" w:color="000000"/>
@@ -23928,7 +22492,7 @@
         </w:tc>
         <w:tc>
           <w:tcPr>
-            <w:tcW w:w="2465" w:type="dxa"/>
+            <w:tcW w:w="2464" w:type="dxa"/>
             <w:tcBorders>
               <w:left w:val="single" w:sz="4" w:space="0" w:color="000000"/>
               <w:bottom w:val="single" w:sz="4" w:space="0" w:color="000000"/>
@@ -23991,7 +22555,7 @@
         </w:tc>
         <w:tc>
           <w:tcPr>
-            <w:tcW w:w="985" w:type="dxa"/>
+            <w:tcW w:w="986" w:type="dxa"/>
             <w:tcBorders>
               <w:left w:val="single" w:sz="4" w:space="0" w:color="000000"/>
               <w:bottom w:val="single" w:sz="4" w:space="0" w:color="000000"/>
@@ -24070,7 +22634,14 @@
         </w:rPr>
       </w:pPr>
       <w:r>
-        <w:rPr/>
+        <w:rPr>
+          <w:rFonts w:ascii="Times New Roman" w:hAnsi="Times New Roman"/>
+          <w:b w:val="false"/>
+          <w:bCs w:val="false"/>
+          <w:sz w:val="28"/>
+          <w:szCs w:val="28"/>
+          <w:lang w:val="uk-UA"/>
+        </w:rPr>
       </w:r>
     </w:p>
     <w:sectPr>
@@ -24221,134 +22792,6 @@
       <w:start w:val="1"/>
       <w:numFmt w:val="none"/>
       <w:suff w:val="nothing"/>
-      <w:lvlText w:val="%1"/>
-      <w:lvlJc w:val="left"/>
-      <w:pPr>
-        <w:tabs>
-          <w:tab w:val="num" w:pos="0"/>
-        </w:tabs>
-        <w:ind w:left="0" w:hanging="0"/>
-      </w:pPr>
-      <w:rPr/>
-    </w:lvl>
-    <w:lvl w:ilvl="1">
-      <w:start w:val="1"/>
-      <w:numFmt w:val="none"/>
-      <w:suff w:val="nothing"/>
-      <w:lvlText w:val="%2"/>
-      <w:lvlJc w:val="left"/>
-      <w:pPr>
-        <w:tabs>
-          <w:tab w:val="num" w:pos="0"/>
-        </w:tabs>
-        <w:ind w:left="0" w:hanging="0"/>
-      </w:pPr>
-      <w:rPr/>
-    </w:lvl>
-    <w:lvl w:ilvl="2">
-      <w:start w:val="1"/>
-      <w:numFmt w:val="none"/>
-      <w:suff w:val="nothing"/>
-      <w:lvlText w:val="%3"/>
-      <w:lvlJc w:val="left"/>
-      <w:pPr>
-        <w:tabs>
-          <w:tab w:val="num" w:pos="0"/>
-        </w:tabs>
-        <w:ind w:left="0" w:hanging="0"/>
-      </w:pPr>
-      <w:rPr/>
-    </w:lvl>
-    <w:lvl w:ilvl="3">
-      <w:start w:val="1"/>
-      <w:numFmt w:val="none"/>
-      <w:suff w:val="nothing"/>
-      <w:lvlText w:val="%4"/>
-      <w:lvlJc w:val="left"/>
-      <w:pPr>
-        <w:tabs>
-          <w:tab w:val="num" w:pos="0"/>
-        </w:tabs>
-        <w:ind w:left="0" w:hanging="0"/>
-      </w:pPr>
-      <w:rPr/>
-    </w:lvl>
-    <w:lvl w:ilvl="4">
-      <w:start w:val="1"/>
-      <w:numFmt w:val="none"/>
-      <w:suff w:val="nothing"/>
-      <w:lvlText w:val="%5"/>
-      <w:lvlJc w:val="left"/>
-      <w:pPr>
-        <w:tabs>
-          <w:tab w:val="num" w:pos="0"/>
-        </w:tabs>
-        <w:ind w:left="0" w:hanging="0"/>
-      </w:pPr>
-      <w:rPr/>
-    </w:lvl>
-    <w:lvl w:ilvl="5">
-      <w:start w:val="1"/>
-      <w:numFmt w:val="none"/>
-      <w:suff w:val="nothing"/>
-      <w:lvlText w:val="%6"/>
-      <w:lvlJc w:val="left"/>
-      <w:pPr>
-        <w:tabs>
-          <w:tab w:val="num" w:pos="0"/>
-        </w:tabs>
-        <w:ind w:left="0" w:hanging="0"/>
-      </w:pPr>
-      <w:rPr/>
-    </w:lvl>
-    <w:lvl w:ilvl="6">
-      <w:start w:val="1"/>
-      <w:numFmt w:val="none"/>
-      <w:suff w:val="nothing"/>
-      <w:lvlText w:val="%7"/>
-      <w:lvlJc w:val="left"/>
-      <w:pPr>
-        <w:tabs>
-          <w:tab w:val="num" w:pos="0"/>
-        </w:tabs>
-        <w:ind w:left="0" w:hanging="0"/>
-      </w:pPr>
-      <w:rPr/>
-    </w:lvl>
-    <w:lvl w:ilvl="7">
-      <w:start w:val="1"/>
-      <w:numFmt w:val="none"/>
-      <w:suff w:val="nothing"/>
-      <w:lvlText w:val="%8"/>
-      <w:lvlJc w:val="left"/>
-      <w:pPr>
-        <w:tabs>
-          <w:tab w:val="num" w:pos="0"/>
-        </w:tabs>
-        <w:ind w:left="0" w:hanging="0"/>
-      </w:pPr>
-      <w:rPr/>
-    </w:lvl>
-    <w:lvl w:ilvl="8">
-      <w:start w:val="1"/>
-      <w:numFmt w:val="none"/>
-      <w:suff w:val="nothing"/>
-      <w:lvlText w:val="%9"/>
-      <w:lvlJc w:val="left"/>
-      <w:pPr>
-        <w:tabs>
-          <w:tab w:val="num" w:pos="0"/>
-        </w:tabs>
-        <w:ind w:left="0" w:hanging="0"/>
-      </w:pPr>
-      <w:rPr/>
-    </w:lvl>
-  </w:abstractNum>
-  <w:abstractNum w:abstractNumId="3">
-    <w:lvl w:ilvl="0">
-      <w:start w:val="1"/>
-      <w:numFmt w:val="none"/>
-      <w:suff w:val="nothing"/>
       <w:lvlText w:val=""/>
       <w:lvlJc w:val="left"/>
       <w:pPr>
@@ -24468,9 +22911,6 @@
   </w:num>
   <w:num w:numId="2">
     <w:abstractNumId w:val="2"/>
-  </w:num>
-  <w:num w:numId="3">
-    <w:abstractNumId w:val="3"/>
   </w:num>
 </w:numbering>
 </file>
@@ -24498,7 +22938,7 @@
     <w:pPr>
       <w:widowControl/>
       <w:suppressAutoHyphens w:val="true"/>
-      <w:overflowPunct w:val="false"/>
+      <w:overflowPunct w:val="true"/>
       <w:bidi w:val="0"/>
       <w:spacing w:lineRule="auto" w:line="276" w:before="0" w:after="160"/>
       <w:jc w:val="left"/>
